--- a/MSADS_RAG_System_Documentation.docx
+++ b/MSADS_RAG_System_Documentation.docx
@@ -6,7 +6,7 @@
       <w:pPr>
         <w:jc w:val="center"/>
         <w:rPr>
-          <w:rFonts w:ascii="Times New Roman" w:eastAsia="宋体" w:hAnsi="Times New Roman" w:cs="Times New Roman" w:hint="eastAsia"/>
+          <w:rFonts w:ascii="Times New Roman" w:eastAsia="宋体" w:hAnsi="Times New Roman" w:cs="Times New Roman"/>
           <w:lang w:eastAsia="zh-CN"/>
         </w:rPr>
       </w:pPr>
@@ -301,7 +301,7 @@
             <w:pPr>
               <w:spacing w:after="40"/>
               <w:rPr>
-                <w:rFonts w:ascii="Times New Roman" w:eastAsia="宋体" w:hAnsi="Times New Roman" w:cs="Times New Roman" w:hint="eastAsia"/>
+                <w:rFonts w:ascii="Times New Roman" w:eastAsia="宋体" w:hAnsi="Times New Roman" w:cs="Times New Roman"/>
                 <w:lang w:eastAsia="zh-CN"/>
               </w:rPr>
             </w:pPr>
@@ -642,7 +642,7 @@
             <w:pPr>
               <w:spacing w:after="40"/>
               <w:rPr>
-                <w:rFonts w:ascii="Times New Roman" w:eastAsia="宋体" w:hAnsi="Times New Roman" w:cs="Times New Roman" w:hint="eastAsia"/>
+                <w:rFonts w:ascii="Times New Roman" w:eastAsia="宋体" w:hAnsi="Times New Roman" w:cs="Times New Roman"/>
                 <w:lang w:eastAsia="zh-CN"/>
               </w:rPr>
             </w:pPr>
@@ -767,7 +767,7 @@
             <w:pPr>
               <w:spacing w:after="40"/>
               <w:rPr>
-                <w:rFonts w:ascii="Times New Roman" w:eastAsia="宋体" w:hAnsi="Times New Roman" w:cs="Times New Roman" w:hint="eastAsia"/>
+                <w:rFonts w:ascii="Times New Roman" w:eastAsia="宋体" w:hAnsi="Times New Roman" w:cs="Times New Roman"/>
                 <w:lang w:eastAsia="zh-CN"/>
               </w:rPr>
             </w:pPr>
@@ -830,7 +830,7 @@
             <w:pPr>
               <w:spacing w:after="40"/>
               <w:rPr>
-                <w:rFonts w:ascii="Times New Roman" w:eastAsia="宋体" w:hAnsi="Times New Roman" w:cs="Times New Roman" w:hint="eastAsia"/>
+                <w:rFonts w:ascii="Times New Roman" w:eastAsia="宋体" w:hAnsi="Times New Roman" w:cs="Times New Roman"/>
                 <w:lang w:eastAsia="zh-CN"/>
               </w:rPr>
             </w:pPr>
@@ -1993,7 +1993,7 @@
     <w:p>
       <w:pPr>
         <w:rPr>
-          <w:rFonts w:ascii="Times New Roman" w:eastAsia="宋体" w:hAnsi="Times New Roman" w:cs="Times New Roman" w:hint="eastAsia"/>
+          <w:rFonts w:ascii="Times New Roman" w:eastAsia="宋体" w:hAnsi="Times New Roman" w:cs="Times New Roman"/>
           <w:lang w:eastAsia="zh-CN"/>
         </w:rPr>
       </w:pPr>
@@ -3647,7 +3647,7 @@
     <w:p>
       <w:pPr>
         <w:rPr>
-          <w:rFonts w:ascii="Times New Roman" w:eastAsia="宋体" w:hAnsi="Times New Roman" w:cs="Times New Roman" w:hint="eastAsia"/>
+          <w:rFonts w:ascii="Times New Roman" w:eastAsia="宋体" w:hAnsi="Times New Roman" w:cs="Times New Roman"/>
           <w:lang w:eastAsia="zh-CN"/>
         </w:rPr>
       </w:pPr>
@@ -4578,7 +4578,8 @@
       <w:pPr>
         <w:spacing w:after="120" w:line="260" w:lineRule="exact"/>
         <w:rPr>
-          <w:rFonts w:ascii="Times New Roman" w:hAnsi="Times New Roman" w:cs="Times New Roman"/>
+          <w:rFonts w:ascii="Times New Roman" w:eastAsia="宋体" w:hAnsi="Times New Roman" w:cs="Times New Roman"/>
+          <w:lang w:eastAsia="zh-CN"/>
         </w:rPr>
       </w:pPr>
       <w:r>
@@ -4590,18 +4591,77 @@
     </w:p>
     <w:p>
       <w:pPr>
+        <w:jc w:val="center"/>
+        <w:rPr>
+          <w:rFonts w:ascii="Times New Roman" w:eastAsia="宋体" w:hAnsi="Times New Roman" w:cs="Times New Roman" w:hint="eastAsia"/>
+          <w:lang w:eastAsia="zh-CN"/>
+        </w:rPr>
+      </w:pPr>
+      <w:r>
+        <w:rPr>
+          <w:rFonts w:ascii="Times New Roman" w:eastAsia="宋体" w:hAnsi="Times New Roman" w:cs="Times New Roman"/>
+          <w:lang w:eastAsia="zh-CN"/>
+        </w:rPr>
+        <w:drawing>
+          <wp:inline distT="0" distB="0" distL="0" distR="0" wp14:anchorId="02719F22" wp14:editId="7A2A2893">
+            <wp:extent cx="4483100" cy="2658308"/>
+            <wp:effectExtent l="0" t="0" r="0" b="8890"/>
+            <wp:docPr id="1741386724" name="图片 1"/>
+            <wp:cNvGraphicFramePr>
+              <a:graphicFrameLocks xmlns:a="http://schemas.openxmlformats.org/drawingml/2006/main" noChangeAspect="1"/>
+            </wp:cNvGraphicFramePr>
+            <a:graphic xmlns:a="http://schemas.openxmlformats.org/drawingml/2006/main">
+              <a:graphicData uri="http://schemas.openxmlformats.org/drawingml/2006/picture">
+                <pic:pic xmlns:pic="http://schemas.openxmlformats.org/drawingml/2006/picture">
+                  <pic:nvPicPr>
+                    <pic:cNvPr id="1741386724" name=""/>
+                    <pic:cNvPicPr/>
+                  </pic:nvPicPr>
+                  <pic:blipFill>
+                    <a:blip r:embed="rId6"/>
+                    <a:stretch>
+                      <a:fillRect/>
+                    </a:stretch>
+                  </pic:blipFill>
+                  <pic:spPr>
+                    <a:xfrm>
+                      <a:off x="0" y="0"/>
+                      <a:ext cx="4490664" cy="2662793"/>
+                    </a:xfrm>
+                    <a:prstGeom prst="rect">
+                      <a:avLst/>
+                    </a:prstGeom>
+                  </pic:spPr>
+                </pic:pic>
+              </a:graphicData>
+            </a:graphic>
+          </wp:inline>
+        </w:drawing>
+      </w:r>
+    </w:p>
+    <w:p>
+      <w:pPr>
         <w:pStyle w:val="21"/>
         <w:rPr>
           <w:rFonts w:ascii="Times New Roman" w:hAnsi="Times New Roman" w:cs="Times New Roman"/>
           <w:color w:val="auto"/>
         </w:rPr>
       </w:pPr>
+      <w:proofErr w:type="gramStart"/>
       <w:r>
         <w:rPr>
           <w:rFonts w:ascii="Times New Roman" w:hAnsi="Times New Roman" w:cs="Times New Roman"/>
           <w:color w:val="auto"/>
         </w:rPr>
-        <w:t>5.2  Score Fusion Formula</w:t>
+        <w:t>5.2  Score</w:t>
+      </w:r>
+      <w:proofErr w:type="gramEnd"/>
+      <w:r>
+        <w:rPr>
+          <w:rFonts w:ascii="Times New Roman" w:hAnsi="Times New Roman" w:cs="Times New Roman"/>
+          <w:color w:val="auto"/>
+        </w:rPr>
+        <w:t xml:space="preserve"> Fusion Formula</w:t>
       </w:r>
     </w:p>
     <w:p>
@@ -4750,6 +4810,7 @@
         <w:rPr>
           <w:rFonts w:ascii="Times New Roman" w:hAnsi="Times New Roman" w:cs="Times New Roman"/>
         </w:rPr>
+        <w:lastRenderedPageBreak/>
         <w:t>Starting weight at the chunk node = 1.0; each parent hop decays the weight by a factor of 0.72.</w:t>
       </w:r>
     </w:p>
@@ -5221,7 +5282,6 @@
         <w:rPr>
           <w:rFonts w:ascii="Times New Roman" w:hAnsi="Times New Roman" w:cs="Times New Roman"/>
         </w:rPr>
-        <w:lastRenderedPageBreak/>
         <w:t>After scoring, the top-K chunks (default K = 8) are returned, each accompanied by a breakdown of its vector, keyword, graph, and boost score components for interpretability and debugging.</w:t>
       </w:r>
     </w:p>
@@ -5589,6 +5649,7 @@
         <w:rPr>
           <w:rFonts w:ascii="Times New Roman" w:hAnsi="Times New Roman" w:cs="Times New Roman"/>
         </w:rPr>
+        <w:lastRenderedPageBreak/>
         <w:t>All calls include the /no_think directive in the system prompt. This suppresses the model's internal chain-of-thought reasoning tokens, cutting per-call latency by 30–50 % depending on query complexity. The accuracy trade-off is minimal because the agent's decision space is highly constrained: the decision LLM chooses from a fixed list of five tools with structured JSON output, which does not require deep deliberative reasoning.</w:t>
       </w:r>
     </w:p>
@@ -5600,19 +5661,29 @@
           <w:color w:val="auto"/>
         </w:rPr>
       </w:pPr>
+      <w:proofErr w:type="gramStart"/>
       <w:r>
         <w:rPr>
           <w:rFonts w:ascii="Times New Roman" w:hAnsi="Times New Roman" w:cs="Times New Roman"/>
           <w:color w:val="auto"/>
         </w:rPr>
-        <w:t>6.3  Agent Loop Structure</w:t>
+        <w:t>6.3  Agent</w:t>
+      </w:r>
+      <w:proofErr w:type="gramEnd"/>
+      <w:r>
+        <w:rPr>
+          <w:rFonts w:ascii="Times New Roman" w:hAnsi="Times New Roman" w:cs="Times New Roman"/>
+          <w:color w:val="auto"/>
+        </w:rPr>
+        <w:t xml:space="preserve"> Loop Structure</w:t>
       </w:r>
     </w:p>
     <w:p>
       <w:pPr>
         <w:spacing w:after="120" w:line="260" w:lineRule="exact"/>
         <w:rPr>
-          <w:rFonts w:ascii="Times New Roman" w:hAnsi="Times New Roman" w:cs="Times New Roman"/>
+          <w:rFonts w:ascii="Times New Roman" w:eastAsia="宋体" w:hAnsi="Times New Roman" w:cs="Times New Roman"/>
+          <w:lang w:eastAsia="zh-CN"/>
         </w:rPr>
       </w:pPr>
       <w:r>
@@ -5620,6 +5691,56 @@
           <w:rFonts w:ascii="Times New Roman" w:hAnsi="Times New Roman" w:cs="Times New Roman"/>
         </w:rPr>
         <w:t>The agent loop runs up to a maximum of 9 tool calls per request. The loop structure is:</w:t>
+      </w:r>
+    </w:p>
+    <w:p>
+      <w:pPr>
+        <w:jc w:val="center"/>
+        <w:rPr>
+          <w:rFonts w:ascii="Times New Roman" w:eastAsia="宋体" w:hAnsi="Times New Roman" w:cs="Times New Roman" w:hint="eastAsia"/>
+          <w:lang w:eastAsia="zh-CN"/>
+        </w:rPr>
+      </w:pPr>
+      <w:r>
+        <w:rPr>
+          <w:rFonts w:ascii="Times New Roman" w:eastAsia="宋体" w:hAnsi="Times New Roman" w:cs="Times New Roman"/>
+          <w:lang w:eastAsia="zh-CN"/>
+        </w:rPr>
+        <w:drawing>
+          <wp:inline distT="0" distB="0" distL="0" distR="0" wp14:anchorId="13983337" wp14:editId="460B1C4B">
+            <wp:extent cx="5149850" cy="4470129"/>
+            <wp:effectExtent l="0" t="0" r="0" b="6985"/>
+            <wp:docPr id="2010301636" name="图片 1"/>
+            <wp:cNvGraphicFramePr>
+              <a:graphicFrameLocks xmlns:a="http://schemas.openxmlformats.org/drawingml/2006/main" noChangeAspect="1"/>
+            </wp:cNvGraphicFramePr>
+            <a:graphic xmlns:a="http://schemas.openxmlformats.org/drawingml/2006/main">
+              <a:graphicData uri="http://schemas.openxmlformats.org/drawingml/2006/picture">
+                <pic:pic xmlns:pic="http://schemas.openxmlformats.org/drawingml/2006/picture">
+                  <pic:nvPicPr>
+                    <pic:cNvPr id="2010301636" name=""/>
+                    <pic:cNvPicPr/>
+                  </pic:nvPicPr>
+                  <pic:blipFill>
+                    <a:blip r:embed="rId7"/>
+                    <a:stretch>
+                      <a:fillRect/>
+                    </a:stretch>
+                  </pic:blipFill>
+                  <pic:spPr>
+                    <a:xfrm>
+                      <a:off x="0" y="0"/>
+                      <a:ext cx="5156089" cy="4475544"/>
+                    </a:xfrm>
+                    <a:prstGeom prst="rect">
+                      <a:avLst/>
+                    </a:prstGeom>
+                  </pic:spPr>
+                </pic:pic>
+              </a:graphicData>
+            </a:graphic>
+          </wp:inline>
+        </w:drawing>
       </w:r>
     </w:p>
     <w:tbl>
@@ -6094,6 +6215,7 @@
           <w:rFonts w:ascii="Times New Roman" w:hAnsi="Times New Roman" w:cs="Times New Roman"/>
           <w:color w:val="auto"/>
         </w:rPr>
+        <w:lastRenderedPageBreak/>
         <w:t>6.4  The Five Agent Tools</w:t>
       </w:r>
     </w:p>
@@ -6490,7 +6612,16 @@
     <w:p>
       <w:pPr>
         <w:rPr>
-          <w:rFonts w:ascii="Times New Roman" w:hAnsi="Times New Roman" w:cs="Times New Roman"/>
+          <w:rFonts w:ascii="Times New Roman" w:eastAsia="宋体" w:hAnsi="Times New Roman" w:cs="Times New Roman"/>
+          <w:lang w:eastAsia="zh-CN"/>
+        </w:rPr>
+      </w:pPr>
+    </w:p>
+    <w:p>
+      <w:pPr>
+        <w:rPr>
+          <w:rFonts w:ascii="Times New Roman" w:eastAsia="宋体" w:hAnsi="Times New Roman" w:cs="Times New Roman" w:hint="eastAsia"/>
+          <w:lang w:eastAsia="zh-CN"/>
         </w:rPr>
       </w:pPr>
     </w:p>
@@ -7122,7 +7253,7 @@
       <w:pPr>
         <w:spacing w:after="120" w:line="260" w:lineRule="exact"/>
         <w:rPr>
-          <w:rFonts w:ascii="Times New Roman" w:eastAsia="宋体" w:hAnsi="Times New Roman" w:cs="Times New Roman" w:hint="eastAsia"/>
+          <w:rFonts w:ascii="Times New Roman" w:eastAsia="宋体" w:hAnsi="Times New Roman" w:cs="Times New Roman"/>
           <w:lang w:eastAsia="zh-CN"/>
         </w:rPr>
       </w:pPr>
@@ -7137,7 +7268,7 @@
       <w:pPr>
         <w:pStyle w:val="21"/>
         <w:rPr>
-          <w:rFonts w:ascii="Times New Roman" w:eastAsia="宋体" w:hAnsi="Times New Roman" w:cs="Times New Roman" w:hint="eastAsia"/>
+          <w:rFonts w:ascii="Times New Roman" w:eastAsia="宋体" w:hAnsi="Times New Roman" w:cs="Times New Roman"/>
           <w:color w:val="auto"/>
           <w:lang w:eastAsia="zh-CN"/>
         </w:rPr>
@@ -7478,7 +7609,7 @@
     <w:p>
       <w:pPr>
         <w:rPr>
-          <w:rFonts w:ascii="Times New Roman" w:eastAsia="宋体" w:hAnsi="Times New Roman" w:cs="Times New Roman" w:hint="eastAsia"/>
+          <w:rFonts w:ascii="Times New Roman" w:eastAsia="宋体" w:hAnsi="Times New Roman" w:cs="Times New Roman"/>
           <w:lang w:eastAsia="zh-CN"/>
         </w:rPr>
       </w:pPr>
@@ -8295,7 +8426,23 @@
                 <w:rFonts w:ascii="Times New Roman" w:hAnsi="Times New Roman" w:cs="Times New Roman"/>
                 <w:sz w:val="18"/>
               </w:rPr>
-              <w:t>Hidden below 768 px; each session stores its own messages and sources independently</w:t>
+              <w:t xml:space="preserve">Hidden below 768 </w:t>
+            </w:r>
+            <w:proofErr w:type="spellStart"/>
+            <w:r>
+              <w:rPr>
+                <w:rFonts w:ascii="Times New Roman" w:hAnsi="Times New Roman" w:cs="Times New Roman"/>
+                <w:sz w:val="18"/>
+              </w:rPr>
+              <w:t>px</w:t>
+            </w:r>
+            <w:proofErr w:type="spellEnd"/>
+            <w:r>
+              <w:rPr>
+                <w:rFonts w:ascii="Times New Roman" w:hAnsi="Times New Roman" w:cs="Times New Roman"/>
+                <w:sz w:val="18"/>
+              </w:rPr>
+              <w:t>; each session stores its own messages and sources independently</w:t>
             </w:r>
           </w:p>
         </w:tc>
@@ -8436,7 +8583,8 @@
       <w:pPr>
         <w:spacing w:after="120" w:line="260" w:lineRule="exact"/>
         <w:rPr>
-          <w:rFonts w:ascii="Times New Roman" w:hAnsi="Times New Roman" w:cs="Times New Roman"/>
+          <w:rFonts w:ascii="Times New Roman" w:eastAsia="宋体" w:hAnsi="Times New Roman" w:cs="Times New Roman"/>
+          <w:lang w:eastAsia="zh-CN"/>
         </w:rPr>
       </w:pPr>
       <w:r>
@@ -8448,25 +8596,160 @@
     </w:p>
     <w:p>
       <w:pPr>
-        <w:rPr>
-          <w:rFonts w:ascii="Times New Roman" w:hAnsi="Times New Roman" w:cs="Times New Roman"/>
+        <w:spacing w:after="120" w:line="260" w:lineRule="exact"/>
+        <w:rPr>
+          <w:rFonts w:ascii="Times New Roman" w:eastAsia="宋体" w:hAnsi="Times New Roman" w:cs="Times New Roman"/>
+          <w:lang w:eastAsia="zh-CN"/>
         </w:rPr>
       </w:pPr>
     </w:p>
     <w:p>
       <w:pPr>
+        <w:pStyle w:val="21"/>
+        <w:rPr>
+          <w:rFonts w:ascii="Times New Roman" w:eastAsia="宋体" w:hAnsi="Times New Roman" w:cs="Times New Roman" w:hint="eastAsia"/>
+          <w:color w:val="auto"/>
+          <w:lang w:eastAsia="zh-CN"/>
+        </w:rPr>
+      </w:pPr>
+      <w:proofErr w:type="gramStart"/>
+      <w:r>
+        <w:rPr>
+          <w:rFonts w:ascii="Times New Roman" w:hAnsi="Times New Roman" w:cs="Times New Roman"/>
+          <w:color w:val="auto"/>
+        </w:rPr>
+        <w:t>7.</w:t>
+      </w:r>
+      <w:r>
+        <w:rPr>
+          <w:rFonts w:ascii="Times New Roman" w:eastAsia="宋体" w:hAnsi="Times New Roman" w:cs="Times New Roman" w:hint="eastAsia"/>
+          <w:color w:val="auto"/>
+          <w:lang w:eastAsia="zh-CN"/>
+        </w:rPr>
+        <w:t>4</w:t>
+      </w:r>
+      <w:r>
+        <w:rPr>
+          <w:rFonts w:ascii="Times New Roman" w:hAnsi="Times New Roman" w:cs="Times New Roman"/>
+          <w:color w:val="auto"/>
+        </w:rPr>
+        <w:t xml:space="preserve">  Frontend</w:t>
+      </w:r>
+      <w:proofErr w:type="gramEnd"/>
+      <w:r>
+        <w:rPr>
+          <w:rFonts w:ascii="Times New Roman" w:eastAsia="宋体" w:hAnsi="Times New Roman" w:cs="Times New Roman" w:hint="eastAsia"/>
+          <w:color w:val="auto"/>
+          <w:lang w:eastAsia="zh-CN"/>
+        </w:rPr>
+        <w:t xml:space="preserve"> Display</w:t>
+      </w:r>
+    </w:p>
+    <w:p>
+      <w:pPr>
+        <w:spacing w:after="120" w:line="260" w:lineRule="exact"/>
+        <w:rPr>
+          <w:rFonts w:ascii="Times New Roman" w:eastAsia="宋体" w:hAnsi="Times New Roman" w:cs="Times New Roman" w:hint="eastAsia"/>
+          <w:lang w:eastAsia="zh-CN"/>
+        </w:rPr>
+      </w:pPr>
+      <w:r>
+        <w:rPr>
+          <w:rFonts w:ascii="Times New Roman" w:eastAsia="宋体" w:hAnsi="Times New Roman" w:cs="Times New Roman"/>
+          <w:lang w:eastAsia="zh-CN"/>
+        </w:rPr>
+        <w:t>The design follows UChicago's maroon palette, renders Markdown answers with clickable inline citations, and exposes the retrieved evidence in a side panel.</w:t>
+      </w:r>
+    </w:p>
+    <w:p>
+      <w:pPr>
+        <w:rPr>
+          <w:rFonts w:ascii="宋体" w:eastAsia="宋体" w:hAnsi="宋体" w:cs="Times New Roman"/>
+          <w:lang w:eastAsia="zh-CN"/>
+        </w:rPr>
+      </w:pPr>
+      <w:r>
+        <w:rPr>
+          <w:rFonts w:ascii="宋体" w:eastAsia="宋体" w:hAnsi="宋体" w:cs="Times New Roman"/>
+          <w:noProof/>
+          <w:lang w:eastAsia="zh-CN"/>
+        </w:rPr>
+        <w:drawing>
+          <wp:inline distT="0" distB="0" distL="0" distR="0" wp14:anchorId="683DF5FB" wp14:editId="44E7AABC">
+            <wp:extent cx="5792470" cy="2552700"/>
+            <wp:effectExtent l="0" t="0" r="0" b="0"/>
+            <wp:docPr id="1857377290" name="图片 2"/>
+            <wp:cNvGraphicFramePr>
+              <a:graphicFrameLocks xmlns:a="http://schemas.openxmlformats.org/drawingml/2006/main" noChangeAspect="1"/>
+            </wp:cNvGraphicFramePr>
+            <a:graphic xmlns:a="http://schemas.openxmlformats.org/drawingml/2006/main">
+              <a:graphicData uri="http://schemas.openxmlformats.org/drawingml/2006/picture">
+                <pic:pic xmlns:pic="http://schemas.openxmlformats.org/drawingml/2006/picture">
+                  <pic:nvPicPr>
+                    <pic:cNvPr id="1857377290" name="图片 1857377290"/>
+                    <pic:cNvPicPr/>
+                  </pic:nvPicPr>
+                  <pic:blipFill>
+                    <a:blip r:embed="rId8"/>
+                    <a:stretch>
+                      <a:fillRect/>
+                    </a:stretch>
+                  </pic:blipFill>
+                  <pic:spPr>
+                    <a:xfrm>
+                      <a:off x="0" y="0"/>
+                      <a:ext cx="5792470" cy="2552700"/>
+                    </a:xfrm>
+                    <a:prstGeom prst="rect">
+                      <a:avLst/>
+                    </a:prstGeom>
+                  </pic:spPr>
+                </pic:pic>
+              </a:graphicData>
+            </a:graphic>
+          </wp:inline>
+        </w:drawing>
+      </w:r>
+    </w:p>
+    <w:p>
+      <w:pPr>
+        <w:rPr>
+          <w:rFonts w:ascii="Times New Roman" w:eastAsia="宋体" w:hAnsi="Times New Roman" w:cs="Times New Roman"/>
+          <w:lang w:eastAsia="zh-CN"/>
+        </w:rPr>
+      </w:pPr>
+    </w:p>
+    <w:p>
+      <w:pPr>
+        <w:rPr>
+          <w:rFonts w:ascii="Times New Roman" w:eastAsia="宋体" w:hAnsi="Times New Roman" w:cs="Times New Roman" w:hint="eastAsia"/>
+          <w:lang w:eastAsia="zh-CN"/>
+        </w:rPr>
+      </w:pPr>
+    </w:p>
+    <w:p>
+      <w:pPr>
         <w:pStyle w:val="1"/>
         <w:rPr>
           <w:rFonts w:ascii="Times New Roman" w:hAnsi="Times New Roman" w:cs="Times New Roman"/>
           <w:color w:val="auto"/>
         </w:rPr>
       </w:pPr>
+      <w:proofErr w:type="gramStart"/>
       <w:r>
         <w:rPr>
           <w:rFonts w:ascii="Times New Roman" w:hAnsi="Times New Roman" w:cs="Times New Roman"/>
           <w:color w:val="auto"/>
         </w:rPr>
-        <w:t>8  Evaluation: RAGAS Metrics and Results</w:t>
+        <w:t>8  Evaluation</w:t>
+      </w:r>
+      <w:proofErr w:type="gramEnd"/>
+      <w:r>
+        <w:rPr>
+          <w:rFonts w:ascii="Times New Roman" w:hAnsi="Times New Roman" w:cs="Times New Roman"/>
+          <w:color w:val="auto"/>
+        </w:rPr>
+        <w:t>: RAGAS Metrics and Results</w:t>
       </w:r>
     </w:p>
     <w:p>
@@ -8805,7 +9088,6 @@
                 <w:b/>
                 <w:sz w:val="18"/>
               </w:rPr>
-              <w:lastRenderedPageBreak/>
               <w:t>Metric</w:t>
             </w:r>
           </w:p>
@@ -9428,6 +9710,7 @@
         <w:rPr>
           <w:rFonts w:ascii="Times New Roman" w:hAnsi="Times New Roman" w:cs="Times New Roman"/>
         </w:rPr>
+        <w:lastRenderedPageBreak/>
         <w:t>ContextPrecision (0.652) and ContextRecall (0.525) appear lower than the answer quality metrics. A key contributing factor is the design of the reference answers: the hand-written ground truths are deliberately comprehensive, covering multiple aspects of each question. RAGAS's ContextRecall metric penalizes any retrieved context that does not match the full breadth of the reference, even if the agent's actual answer is accurate and useful. In human evaluation, the system's answers were consistently rated as helpful and factually correct for the specific sub-questions that users realistically ask.</w:t>
       </w:r>
     </w:p>
@@ -10619,6 +10902,7 @@
   <w:style w:type="character" w:default="1" w:styleId="a2">
     <w:name w:val="Default Paragraph Font"/>
     <w:uiPriority w:val="1"/>
+    <w:semiHidden/>
     <w:unhideWhenUsed/>
   </w:style>
   <w:style w:type="table" w:default="1" w:styleId="a3">

--- a/MSADS_RAG_System_Documentation.docx
+++ b/MSADS_RAG_System_Documentation.docx
@@ -36,21 +36,12 @@
           <w:color w:val="auto"/>
         </w:rPr>
       </w:pPr>
-      <w:proofErr w:type="gramStart"/>
       <w:r>
         <w:rPr>
           <w:rFonts w:ascii="Times New Roman" w:hAnsi="Times New Roman" w:cs="Times New Roman"/>
           <w:color w:val="auto"/>
         </w:rPr>
-        <w:t>1  Abstract</w:t>
-      </w:r>
-      <w:proofErr w:type="gramEnd"/>
-      <w:r>
-        <w:rPr>
-          <w:rFonts w:ascii="Times New Roman" w:hAnsi="Times New Roman" w:cs="Times New Roman"/>
-          <w:color w:val="auto"/>
-        </w:rPr>
-        <w:t xml:space="preserve"> and System Overview</w:t>
+        <w:t>1  Abstract and System Overview</w:t>
       </w:r>
     </w:p>
     <w:p>
@@ -491,21 +482,12 @@
                 <w:rFonts w:ascii="Times New Roman" w:hAnsi="Times New Roman" w:cs="Times New Roman"/>
               </w:rPr>
             </w:pPr>
-            <w:proofErr w:type="spellStart"/>
-            <w:r>
-              <w:rPr>
-                <w:rFonts w:ascii="Times New Roman" w:hAnsi="Times New Roman" w:cs="Times New Roman"/>
-                <w:sz w:val="18"/>
-              </w:rPr>
-              <w:t>RAG_Agent</w:t>
-            </w:r>
-            <w:proofErr w:type="spellEnd"/>
-            <w:r>
-              <w:rPr>
-                <w:rFonts w:ascii="Times New Roman" w:hAnsi="Times New Roman" w:cs="Times New Roman"/>
-                <w:sz w:val="18"/>
-              </w:rPr>
-              <w:t xml:space="preserve"> running on localhost</w:t>
+            <w:r>
+              <w:rPr>
+                <w:rFonts w:ascii="Times New Roman" w:hAnsi="Times New Roman" w:cs="Times New Roman"/>
+                <w:sz w:val="18"/>
+              </w:rPr>
+              <w:t>RAG_Agent running on localhost</w:t>
             </w:r>
           </w:p>
         </w:tc>
@@ -834,7 +816,6 @@
                 <w:lang w:eastAsia="zh-CN"/>
               </w:rPr>
             </w:pPr>
-            <w:proofErr w:type="spellStart"/>
             <w:r>
               <w:rPr>
                 <w:rFonts w:ascii="Times New Roman" w:hAnsi="Times New Roman" w:cs="Times New Roman"/>
@@ -842,7 +823,6 @@
               </w:rPr>
               <w:t>ChromaD</w:t>
             </w:r>
-            <w:proofErr w:type="spellEnd"/>
           </w:p>
         </w:tc>
         <w:tc>
@@ -1263,16 +1243,8 @@
         <w:rPr>
           <w:rFonts w:ascii="Times New Roman" w:hAnsi="Times New Roman" w:cs="Times New Roman"/>
         </w:rPr>
-        <w:t>The team first reviewed the ADS program's sitemap to identify all potentially relevant pages, then manually filtered down to only ADS-program-specific content, excluding general UChicago or DSI pages that were linked incidentally. The final curated URL list is maintained in docs/</w:t>
+        <w:t>The team first reviewed the ADS program's sitemap to identify all potentially relevant pages, then manually filtered down to only ADS-program-specific content, excluding general UChicago or DSI pages that were linked incidentally. The final curated URL list is maintained in docs/url_class_reference.json</w:t>
       </w:r>
-      <w:proofErr w:type="spellStart"/>
-      <w:r>
-        <w:rPr>
-          <w:rFonts w:ascii="Times New Roman" w:hAnsi="Times New Roman" w:cs="Times New Roman"/>
-        </w:rPr>
-        <w:t>url_class_reference.json</w:t>
-      </w:r>
-      <w:proofErr w:type="spellEnd"/>
       <w:r>
         <w:rPr>
           <w:rFonts w:ascii="Times New Roman" w:eastAsia="宋体" w:hAnsi="Times New Roman" w:cs="Times New Roman"/>
@@ -2006,21 +1978,12 @@
           <w:color w:val="auto"/>
         </w:rPr>
       </w:pPr>
-      <w:proofErr w:type="gramStart"/>
       <w:r>
         <w:rPr>
           <w:rFonts w:ascii="Times New Roman" w:hAnsi="Times New Roman" w:cs="Times New Roman"/>
           <w:color w:val="auto"/>
         </w:rPr>
-        <w:t>3  Preprocessing</w:t>
-      </w:r>
-      <w:proofErr w:type="gramEnd"/>
-      <w:r>
-        <w:rPr>
-          <w:rFonts w:ascii="Times New Roman" w:hAnsi="Times New Roman" w:cs="Times New Roman"/>
-          <w:color w:val="auto"/>
-        </w:rPr>
-        <w:t>: DOM-Aware Knowledge Graph</w:t>
+        <w:t>3  Preprocessing: DOM-Aware Knowledge Graph</w:t>
       </w:r>
     </w:p>
     <w:p>
@@ -3880,21 +3843,7 @@
         <w:rPr>
           <w:rFonts w:ascii="Times New Roman" w:hAnsi="Times New Roman" w:cs="Times New Roman"/>
         </w:rPr>
-        <w:t xml:space="preserve">A </w:t>
-      </w:r>
-      <w:proofErr w:type="gramStart"/>
-      <w:r>
-        <w:rPr>
-          <w:rFonts w:ascii="Times New Roman" w:hAnsi="Times New Roman" w:cs="Times New Roman"/>
-        </w:rPr>
-        <w:t>tokenize(</w:t>
-      </w:r>
-      <w:proofErr w:type="gramEnd"/>
-      <w:r>
-        <w:rPr>
-          <w:rFonts w:ascii="Times New Roman" w:hAnsi="Times New Roman" w:cs="Times New Roman"/>
-        </w:rPr>
-        <w:t xml:space="preserve">) function is used </w:t>
+        <w:t xml:space="preserve">A tokenize() function is used </w:t>
       </w:r>
       <w:r>
         <w:rPr>
@@ -4593,13 +4542,14 @@
       <w:pPr>
         <w:jc w:val="center"/>
         <w:rPr>
-          <w:rFonts w:ascii="Times New Roman" w:eastAsia="宋体" w:hAnsi="Times New Roman" w:cs="Times New Roman" w:hint="eastAsia"/>
+          <w:rFonts w:ascii="Times New Roman" w:eastAsia="宋体" w:hAnsi="Times New Roman" w:cs="Times New Roman"/>
           <w:lang w:eastAsia="zh-CN"/>
         </w:rPr>
       </w:pPr>
       <w:r>
         <w:rPr>
           <w:rFonts w:ascii="Times New Roman" w:eastAsia="宋体" w:hAnsi="Times New Roman" w:cs="Times New Roman"/>
+          <w:noProof/>
           <w:lang w:eastAsia="zh-CN"/>
         </w:rPr>
         <w:drawing>
@@ -4647,21 +4597,12 @@
           <w:color w:val="auto"/>
         </w:rPr>
       </w:pPr>
-      <w:proofErr w:type="gramStart"/>
       <w:r>
         <w:rPr>
           <w:rFonts w:ascii="Times New Roman" w:hAnsi="Times New Roman" w:cs="Times New Roman"/>
           <w:color w:val="auto"/>
         </w:rPr>
-        <w:t>5.2  Score</w:t>
-      </w:r>
-      <w:proofErr w:type="gramEnd"/>
-      <w:r>
-        <w:rPr>
-          <w:rFonts w:ascii="Times New Roman" w:hAnsi="Times New Roman" w:cs="Times New Roman"/>
-          <w:color w:val="auto"/>
-        </w:rPr>
-        <w:t xml:space="preserve"> Fusion Formula</w:t>
+        <w:t>5.2  Score Fusion Formula</w:t>
       </w:r>
     </w:p>
     <w:p>
@@ -5365,7 +5306,20 @@
         <w:rPr>
           <w:rFonts w:ascii="Times New Roman" w:hAnsi="Times New Roman" w:cs="Times New Roman"/>
         </w:rPr>
-        <w:t>Accordion-structured content (e.g., "How to Apply" FAQs) is not ranked highly by semantic similarity unless the system specifically navigates to that page and inspects its internal structure.</w:t>
+        <w:t>Accordion-structured content (e.g.</w:t>
+      </w:r>
+      <w:r>
+        <w:rPr>
+          <w:rFonts w:ascii="Times New Roman" w:eastAsia="宋体" w:hAnsi="Times New Roman" w:cs="Times New Roman" w:hint="eastAsia"/>
+          <w:lang w:eastAsia="zh-CN"/>
+        </w:rPr>
+        <w:t xml:space="preserve"> core courses of the program</w:t>
+      </w:r>
+      <w:r>
+        <w:rPr>
+          <w:rFonts w:ascii="Times New Roman" w:hAnsi="Times New Roman" w:cs="Times New Roman"/>
+        </w:rPr>
+        <w:t>) is not ranked highly by semantic similarity unless the system specifically navigates to that page and inspects its internal structure.</w:t>
       </w:r>
     </w:p>
     <w:p>
@@ -5661,21 +5615,12 @@
           <w:color w:val="auto"/>
         </w:rPr>
       </w:pPr>
-      <w:proofErr w:type="gramStart"/>
       <w:r>
         <w:rPr>
           <w:rFonts w:ascii="Times New Roman" w:hAnsi="Times New Roman" w:cs="Times New Roman"/>
           <w:color w:val="auto"/>
         </w:rPr>
-        <w:t>6.3  Agent</w:t>
-      </w:r>
-      <w:proofErr w:type="gramEnd"/>
-      <w:r>
-        <w:rPr>
-          <w:rFonts w:ascii="Times New Roman" w:hAnsi="Times New Roman" w:cs="Times New Roman"/>
-          <w:color w:val="auto"/>
-        </w:rPr>
-        <w:t xml:space="preserve"> Loop Structure</w:t>
+        <w:t>6.3  Agent Loop Structure</w:t>
       </w:r>
     </w:p>
     <w:p>
@@ -5697,13 +5642,14 @@
       <w:pPr>
         <w:jc w:val="center"/>
         <w:rPr>
-          <w:rFonts w:ascii="Times New Roman" w:eastAsia="宋体" w:hAnsi="Times New Roman" w:cs="Times New Roman" w:hint="eastAsia"/>
+          <w:rFonts w:ascii="Times New Roman" w:eastAsia="宋体" w:hAnsi="Times New Roman" w:cs="Times New Roman"/>
           <w:lang w:eastAsia="zh-CN"/>
         </w:rPr>
       </w:pPr>
       <w:r>
         <w:rPr>
           <w:rFonts w:ascii="Times New Roman" w:eastAsia="宋体" w:hAnsi="Times New Roman" w:cs="Times New Roman"/>
+          <w:noProof/>
           <w:lang w:eastAsia="zh-CN"/>
         </w:rPr>
         <w:drawing>
@@ -6619,11 +6565,50 @@
     </w:p>
     <w:p>
       <w:pPr>
+        <w:spacing w:after="120" w:line="260" w:lineRule="exact"/>
         <w:rPr>
           <w:rFonts w:ascii="Times New Roman" w:eastAsia="宋体" w:hAnsi="Times New Roman" w:cs="Times New Roman" w:hint="eastAsia"/>
           <w:lang w:eastAsia="zh-CN"/>
         </w:rPr>
       </w:pPr>
+      <w:r>
+        <w:rPr>
+          <w:rFonts w:ascii="Times New Roman" w:eastAsia="宋体" w:hAnsi="Times New Roman" w:cs="Times New Roman" w:hint="eastAsia"/>
+          <w:lang w:eastAsia="zh-CN"/>
+        </w:rPr>
+        <w:t>For `</w:t>
+      </w:r>
+      <w:r>
+        <w:t xml:space="preserve"> </w:t>
+      </w:r>
+      <w:r>
+        <w:rPr>
+          <w:rFonts w:ascii="Times New Roman" w:eastAsia="宋体" w:hAnsi="Times New Roman" w:cs="Times New Roman"/>
+          <w:lang w:eastAsia="zh-CN"/>
+        </w:rPr>
+        <w:t>list_page_summaries</w:t>
+      </w:r>
+      <w:r>
+        <w:rPr>
+          <w:rFonts w:ascii="Times New Roman" w:eastAsia="宋体" w:hAnsi="Times New Roman" w:cs="Times New Roman"/>
+          <w:lang w:eastAsia="zh-CN"/>
+        </w:rPr>
+        <w:t xml:space="preserve"> </w:t>
+      </w:r>
+      <w:r>
+        <w:rPr>
+          <w:rFonts w:ascii="Times New Roman" w:eastAsia="宋体" w:hAnsi="Times New Roman" w:cs="Times New Roman" w:hint="eastAsia"/>
+          <w:lang w:eastAsia="zh-CN"/>
+        </w:rPr>
+        <w:t>`, a</w:t>
+      </w:r>
+      <w:r>
+        <w:rPr>
+          <w:rFonts w:ascii="Times New Roman" w:eastAsia="宋体" w:hAnsi="Times New Roman" w:cs="Times New Roman"/>
+          <w:lang w:eastAsia="zh-CN"/>
+        </w:rPr>
+        <w:t xml:space="preserve"> json file is manually maintained with a list of page labels and plain-English descriptions for all scraped pages.</w:t>
+      </w:r>
     </w:p>
     <w:p>
       <w:pPr>
@@ -7273,7 +7258,6 @@
           <w:lang w:eastAsia="zh-CN"/>
         </w:rPr>
       </w:pPr>
-      <w:proofErr w:type="gramStart"/>
       <w:r>
         <w:rPr>
           <w:rFonts w:ascii="Times New Roman" w:hAnsi="Times New Roman" w:cs="Times New Roman"/>
@@ -7302,27 +7286,8 @@
           <w:color w:val="auto"/>
           <w:lang w:eastAsia="zh-CN"/>
         </w:rPr>
-        <w:t>Why</w:t>
+        <w:t>Why a Custom Agent Loop Instead of LangGraph</w:t>
       </w:r>
-      <w:proofErr w:type="gramEnd"/>
-      <w:r>
-        <w:rPr>
-          <w:rFonts w:ascii="Times New Roman" w:eastAsia="宋体" w:hAnsi="Times New Roman" w:cs="Times New Roman"/>
-          <w:color w:val="auto"/>
-          <w:lang w:eastAsia="zh-CN"/>
-        </w:rPr>
-        <w:t xml:space="preserve"> a Custom Agent Loop Instead of </w:t>
-      </w:r>
-      <w:proofErr w:type="spellStart"/>
-      <w:r>
-        <w:rPr>
-          <w:rFonts w:ascii="Times New Roman" w:eastAsia="宋体" w:hAnsi="Times New Roman" w:cs="Times New Roman"/>
-          <w:color w:val="auto"/>
-          <w:lang w:eastAsia="zh-CN"/>
-        </w:rPr>
-        <w:t>LangGraph</w:t>
-      </w:r>
-      <w:proofErr w:type="spellEnd"/>
     </w:p>
     <w:p>
       <w:pPr>
@@ -7335,21 +7300,7 @@
         <w:rPr>
           <w:rFonts w:ascii="Times New Roman" w:hAnsi="Times New Roman" w:cs="Times New Roman"/>
         </w:rPr>
-        <w:t xml:space="preserve">The agent loop is implemented from scratch rather than using a framework such as </w:t>
-      </w:r>
-      <w:proofErr w:type="spellStart"/>
-      <w:r>
-        <w:rPr>
-          <w:rFonts w:ascii="Times New Roman" w:hAnsi="Times New Roman" w:cs="Times New Roman"/>
-        </w:rPr>
-        <w:t>LangGraph</w:t>
-      </w:r>
-      <w:proofErr w:type="spellEnd"/>
-      <w:r>
-        <w:rPr>
-          <w:rFonts w:ascii="Times New Roman" w:hAnsi="Times New Roman" w:cs="Times New Roman"/>
-        </w:rPr>
-        <w:t xml:space="preserve"> for </w:t>
+        <w:t xml:space="preserve">The agent loop is implemented from scratch rather than using a framework such as LangGraph for </w:t>
       </w:r>
       <w:r>
         <w:rPr>
@@ -7403,77 +7354,11 @@
         </w:rPr>
         <w:t xml:space="preserve"> </w:t>
       </w:r>
-      <w:proofErr w:type="spellStart"/>
       <w:r>
         <w:rPr>
           <w:rFonts w:ascii="Times New Roman" w:hAnsi="Times New Roman" w:cs="Times New Roman"/>
         </w:rPr>
-        <w:t>Ollama</w:t>
-      </w:r>
-      <w:proofErr w:type="spellEnd"/>
-      <w:r>
-        <w:rPr>
-          <w:rFonts w:ascii="Times New Roman" w:hAnsi="Times New Roman" w:cs="Times New Roman"/>
-        </w:rPr>
-        <w:t xml:space="preserve"> client is written purely with </w:t>
-      </w:r>
-      <w:proofErr w:type="spellStart"/>
-      <w:proofErr w:type="gramStart"/>
-      <w:r>
-        <w:rPr>
-          <w:rFonts w:ascii="Times New Roman" w:hAnsi="Times New Roman" w:cs="Times New Roman"/>
-        </w:rPr>
-        <w:t>urllib.request</w:t>
-      </w:r>
-      <w:proofErr w:type="spellEnd"/>
-      <w:proofErr w:type="gramEnd"/>
-      <w:r>
-        <w:rPr>
-          <w:rFonts w:ascii="Times New Roman" w:hAnsi="Times New Roman" w:cs="Times New Roman"/>
-        </w:rPr>
-        <w:t xml:space="preserve"> and carries no </w:t>
-      </w:r>
-      <w:proofErr w:type="spellStart"/>
-      <w:r>
-        <w:rPr>
-          <w:rFonts w:ascii="Times New Roman" w:hAnsi="Times New Roman" w:cs="Times New Roman"/>
-        </w:rPr>
-        <w:t>LangChain</w:t>
-      </w:r>
-      <w:proofErr w:type="spellEnd"/>
-      <w:r>
-        <w:rPr>
-          <w:rFonts w:ascii="Times New Roman" w:hAnsi="Times New Roman" w:cs="Times New Roman"/>
-        </w:rPr>
-        <w:t xml:space="preserve"> dependency; integrating </w:t>
-      </w:r>
-      <w:proofErr w:type="spellStart"/>
-      <w:r>
-        <w:rPr>
-          <w:rFonts w:ascii="Times New Roman" w:hAnsi="Times New Roman" w:cs="Times New Roman"/>
-        </w:rPr>
-        <w:t>LangGraph</w:t>
-      </w:r>
-      <w:proofErr w:type="spellEnd"/>
-      <w:r>
-        <w:rPr>
-          <w:rFonts w:ascii="Times New Roman" w:hAnsi="Times New Roman" w:cs="Times New Roman"/>
-        </w:rPr>
-        <w:t xml:space="preserve"> would require wrapping it in a </w:t>
-      </w:r>
-      <w:proofErr w:type="spellStart"/>
-      <w:r>
-        <w:rPr>
-          <w:rFonts w:ascii="Times New Roman" w:hAnsi="Times New Roman" w:cs="Times New Roman"/>
-        </w:rPr>
-        <w:t>ChatOllama</w:t>
-      </w:r>
-      <w:proofErr w:type="spellEnd"/>
-      <w:r>
-        <w:rPr>
-          <w:rFonts w:ascii="Times New Roman" w:hAnsi="Times New Roman" w:cs="Times New Roman"/>
-        </w:rPr>
-        <w:t> layer.</w:t>
+        <w:t>Ollama client is written purely with urllib.request and carries no LangChain dependency; integrating LangGraph would require wrapping it in a ChatOllama layer.</w:t>
       </w:r>
     </w:p>
     <w:p>
@@ -7492,21 +7377,7 @@
         <w:rPr>
           <w:rFonts w:ascii="Times New Roman" w:hAnsi="Times New Roman" w:cs="Times New Roman"/>
         </w:rPr>
-        <w:t xml:space="preserve">The Evidence Judge — a dedicated LLM call made after every tool invocation — is a non-standard pattern that does not map onto any built-in </w:t>
-      </w:r>
-      <w:proofErr w:type="spellStart"/>
-      <w:r>
-        <w:rPr>
-          <w:rFonts w:ascii="Times New Roman" w:hAnsi="Times New Roman" w:cs="Times New Roman"/>
-        </w:rPr>
-        <w:t>LangGraph</w:t>
-      </w:r>
-      <w:proofErr w:type="spellEnd"/>
-      <w:r>
-        <w:rPr>
-          <w:rFonts w:ascii="Times New Roman" w:hAnsi="Times New Roman" w:cs="Times New Roman"/>
-        </w:rPr>
-        <w:t xml:space="preserve"> node type and would need the same custom logic regardless.</w:t>
+        <w:t>The Evidence Judge — a dedicated LLM call made after every tool invocation — is a non-standard pattern that does not map onto any built-in LangGraph node type and would need the same custom logic regardless.</w:t>
       </w:r>
     </w:p>
     <w:p>
@@ -7525,35 +7396,7 @@
         <w:rPr>
           <w:rFonts w:ascii="Times New Roman" w:hAnsi="Times New Roman" w:cs="Times New Roman"/>
         </w:rPr>
-        <w:t>Business rules such as forcing </w:t>
-      </w:r>
-      <w:proofErr w:type="spellStart"/>
-      <w:r>
-        <w:rPr>
-          <w:rFonts w:ascii="Times New Roman" w:hAnsi="Times New Roman" w:cs="Times New Roman"/>
-        </w:rPr>
-        <w:t>hybrid_retrieve</w:t>
-      </w:r>
-      <w:proofErr w:type="spellEnd"/>
-      <w:r>
-        <w:rPr>
-          <w:rFonts w:ascii="Times New Roman" w:hAnsi="Times New Roman" w:cs="Times New Roman"/>
-        </w:rPr>
-        <w:t xml:space="preserve"> as the first action are handled with a single if statement in the current loop; </w:t>
-      </w:r>
-      <w:proofErr w:type="spellStart"/>
-      <w:r>
-        <w:rPr>
-          <w:rFonts w:ascii="Times New Roman" w:hAnsi="Times New Roman" w:cs="Times New Roman"/>
-        </w:rPr>
-        <w:t>LangGraph</w:t>
-      </w:r>
-      <w:proofErr w:type="spellEnd"/>
-      <w:r>
-        <w:rPr>
-          <w:rFonts w:ascii="Times New Roman" w:hAnsi="Times New Roman" w:cs="Times New Roman"/>
-        </w:rPr>
-        <w:t xml:space="preserve"> would require explicit conditional edges to express the same behavior.</w:t>
+        <w:t>Business rules such as forcing hybrid_retrieve as the first action are handled with a single if statement in the current loop; LangGraph would require explicit conditional edges to express the same behavior.</w:t>
       </w:r>
     </w:p>
     <w:p>
@@ -7587,23 +7430,7 @@
           <w:rFonts w:ascii="Times New Roman" w:eastAsia="宋体" w:hAnsi="Times New Roman" w:cs="Times New Roman"/>
           <w:lang w:eastAsia="zh-CN"/>
         </w:rPr>
-        <w:t xml:space="preserve">In summary, the custom loop is the right fit for this project's scope — the logic is fully self-contained and the dependency footprint is minimal. </w:t>
-      </w:r>
-      <w:proofErr w:type="spellStart"/>
-      <w:r>
-        <w:rPr>
-          <w:rFonts w:ascii="Times New Roman" w:eastAsia="宋体" w:hAnsi="Times New Roman" w:cs="Times New Roman"/>
-          <w:lang w:eastAsia="zh-CN"/>
-        </w:rPr>
-        <w:t>LangGraph</w:t>
-      </w:r>
-      <w:proofErr w:type="spellEnd"/>
-      <w:r>
-        <w:rPr>
-          <w:rFonts w:ascii="Times New Roman" w:eastAsia="宋体" w:hAnsi="Times New Roman" w:cs="Times New Roman"/>
-          <w:lang w:eastAsia="zh-CN"/>
-        </w:rPr>
-        <w:t xml:space="preserve"> would offer meaningful benefits only if the system needed to scale to multiple concurrent users, persist conversation state across requests, or support human-in-the-loop review steps.</w:t>
+        <w:t>In summary, the custom loop is the right fit for this project's scope — the logic is fully self-contained and the dependency footprint is minimal. LangGraph would offer meaningful benefits only if the system needed to scale to multiple concurrent users, persist conversation state across requests, or support human-in-the-loop review steps.</w:t>
       </w:r>
     </w:p>
     <w:p>
@@ -7622,21 +7449,12 @@
           <w:color w:val="auto"/>
         </w:rPr>
       </w:pPr>
-      <w:proofErr w:type="gramStart"/>
       <w:r>
         <w:rPr>
           <w:rFonts w:ascii="Times New Roman" w:hAnsi="Times New Roman" w:cs="Times New Roman"/>
           <w:color w:val="auto"/>
         </w:rPr>
-        <w:t>7  API</w:t>
-      </w:r>
-      <w:proofErr w:type="gramEnd"/>
-      <w:r>
-        <w:rPr>
-          <w:rFonts w:ascii="Times New Roman" w:hAnsi="Times New Roman" w:cs="Times New Roman"/>
-          <w:color w:val="auto"/>
-        </w:rPr>
-        <w:t xml:space="preserve"> Server and Frontend</w:t>
+        <w:t>7  API Server and Frontend</w:t>
       </w:r>
     </w:p>
     <w:p>
@@ -8426,23 +8244,7 @@
                 <w:rFonts w:ascii="Times New Roman" w:hAnsi="Times New Roman" w:cs="Times New Roman"/>
                 <w:sz w:val="18"/>
               </w:rPr>
-              <w:t xml:space="preserve">Hidden below 768 </w:t>
-            </w:r>
-            <w:proofErr w:type="spellStart"/>
-            <w:r>
-              <w:rPr>
-                <w:rFonts w:ascii="Times New Roman" w:hAnsi="Times New Roman" w:cs="Times New Roman"/>
-                <w:sz w:val="18"/>
-              </w:rPr>
-              <w:t>px</w:t>
-            </w:r>
-            <w:proofErr w:type="spellEnd"/>
-            <w:r>
-              <w:rPr>
-                <w:rFonts w:ascii="Times New Roman" w:hAnsi="Times New Roman" w:cs="Times New Roman"/>
-                <w:sz w:val="18"/>
-              </w:rPr>
-              <w:t>; each session stores its own messages and sources independently</w:t>
+              <w:t>Hidden below 768 px; each session stores its own messages and sources independently</w:t>
             </w:r>
           </w:p>
         </w:tc>
@@ -8607,25 +8409,24 @@
       <w:pPr>
         <w:pStyle w:val="21"/>
         <w:rPr>
+          <w:rFonts w:ascii="Times New Roman" w:eastAsia="宋体" w:hAnsi="Times New Roman" w:cs="Times New Roman"/>
+          <w:color w:val="auto"/>
+          <w:lang w:eastAsia="zh-CN"/>
+        </w:rPr>
+      </w:pPr>
+      <w:r>
+        <w:rPr>
+          <w:rFonts w:ascii="Times New Roman" w:hAnsi="Times New Roman" w:cs="Times New Roman"/>
+          <w:color w:val="auto"/>
+        </w:rPr>
+        <w:t>7.</w:t>
+      </w:r>
+      <w:r>
+        <w:rPr>
           <w:rFonts w:ascii="Times New Roman" w:eastAsia="宋体" w:hAnsi="Times New Roman" w:cs="Times New Roman" w:hint="eastAsia"/>
           <w:color w:val="auto"/>
           <w:lang w:eastAsia="zh-CN"/>
         </w:rPr>
-      </w:pPr>
-      <w:proofErr w:type="gramStart"/>
-      <w:r>
-        <w:rPr>
-          <w:rFonts w:ascii="Times New Roman" w:hAnsi="Times New Roman" w:cs="Times New Roman"/>
-          <w:color w:val="auto"/>
-        </w:rPr>
-        <w:t>7.</w:t>
-      </w:r>
-      <w:r>
-        <w:rPr>
-          <w:rFonts w:ascii="Times New Roman" w:eastAsia="宋体" w:hAnsi="Times New Roman" w:cs="Times New Roman" w:hint="eastAsia"/>
-          <w:color w:val="auto"/>
-          <w:lang w:eastAsia="zh-CN"/>
-        </w:rPr>
         <w:t>4</w:t>
       </w:r>
       <w:r>
@@ -8635,7 +8436,6 @@
         </w:rPr>
         <w:t xml:space="preserve">  Frontend</w:t>
       </w:r>
-      <w:proofErr w:type="gramEnd"/>
       <w:r>
         <w:rPr>
           <w:rFonts w:ascii="Times New Roman" w:eastAsia="宋体" w:hAnsi="Times New Roman" w:cs="Times New Roman" w:hint="eastAsia"/>
@@ -8649,7 +8449,7 @@
       <w:pPr>
         <w:spacing w:after="120" w:line="260" w:lineRule="exact"/>
         <w:rPr>
-          <w:rFonts w:ascii="Times New Roman" w:eastAsia="宋体" w:hAnsi="Times New Roman" w:cs="Times New Roman" w:hint="eastAsia"/>
+          <w:rFonts w:ascii="Times New Roman" w:eastAsia="宋体" w:hAnsi="Times New Roman" w:cs="Times New Roman"/>
           <w:lang w:eastAsia="zh-CN"/>
         </w:rPr>
       </w:pPr>
@@ -8664,7 +8464,7 @@
     <w:p>
       <w:pPr>
         <w:rPr>
-          <w:rFonts w:ascii="宋体" w:eastAsia="宋体" w:hAnsi="宋体" w:cs="Times New Roman"/>
+          <w:rFonts w:ascii="宋体" w:eastAsia="宋体" w:hAnsi="宋体" w:cs="Times New Roman" w:hint="eastAsia"/>
           <w:lang w:eastAsia="zh-CN"/>
         </w:rPr>
       </w:pPr>
@@ -8722,7 +8522,7 @@
     <w:p>
       <w:pPr>
         <w:rPr>
-          <w:rFonts w:ascii="Times New Roman" w:eastAsia="宋体" w:hAnsi="Times New Roman" w:cs="Times New Roman" w:hint="eastAsia"/>
+          <w:rFonts w:ascii="Times New Roman" w:eastAsia="宋体" w:hAnsi="Times New Roman" w:cs="Times New Roman"/>
           <w:lang w:eastAsia="zh-CN"/>
         </w:rPr>
       </w:pPr>
@@ -8735,21 +8535,12 @@
           <w:color w:val="auto"/>
         </w:rPr>
       </w:pPr>
-      <w:proofErr w:type="gramStart"/>
       <w:r>
         <w:rPr>
           <w:rFonts w:ascii="Times New Roman" w:hAnsi="Times New Roman" w:cs="Times New Roman"/>
           <w:color w:val="auto"/>
         </w:rPr>
-        <w:t>8  Evaluation</w:t>
-      </w:r>
-      <w:proofErr w:type="gramEnd"/>
-      <w:r>
-        <w:rPr>
-          <w:rFonts w:ascii="Times New Roman" w:hAnsi="Times New Roman" w:cs="Times New Roman"/>
-          <w:color w:val="auto"/>
-        </w:rPr>
-        <w:t>: RAGAS Metrics and Results</w:t>
+        <w:t>8  Evaluation: RAGAS Metrics and Results</w:t>
       </w:r>
     </w:p>
     <w:p>
@@ -9930,7 +9721,7 @@
   <w:abstractNum w:abstractNumId="8" w15:restartNumberingAfterBreak="0">
     <w:nsid w:val="FFFFFF89"/>
     <w:multiLevelType w:val="singleLevel"/>
-    <w:tmpl w:val="9050CBC4"/>
+    <w:tmpl w:val="3B467294"/>
     <w:lvl w:ilvl="0">
       <w:start w:val="1"/>
       <w:numFmt w:val="bullet"/>
@@ -10902,7 +10693,6 @@
   <w:style w:type="character" w:default="1" w:styleId="a2">
     <w:name w:val="Default Paragraph Font"/>
     <w:uiPriority w:val="1"/>
-    <w:semiHidden/>
     <w:unhideWhenUsed/>
   </w:style>
   <w:style w:type="table" w:default="1" w:styleId="a3">

--- a/MSADS_RAG_System_Documentation.docx
+++ b/MSADS_RAG_System_Documentation.docx
@@ -36,12 +36,21 @@
           <w:color w:val="auto"/>
         </w:rPr>
       </w:pPr>
+      <w:proofErr w:type="gramStart"/>
       <w:r>
         <w:rPr>
           <w:rFonts w:ascii="Times New Roman" w:hAnsi="Times New Roman" w:cs="Times New Roman"/>
           <w:color w:val="auto"/>
         </w:rPr>
-        <w:t>1  Abstract and System Overview</w:t>
+        <w:t>1  Abstract</w:t>
+      </w:r>
+      <w:proofErr w:type="gramEnd"/>
+      <w:r>
+        <w:rPr>
+          <w:rFonts w:ascii="Times New Roman" w:hAnsi="Times New Roman" w:cs="Times New Roman"/>
+          <w:color w:val="auto"/>
+        </w:rPr>
+        <w:t xml:space="preserve"> and System Overview</w:t>
       </w:r>
     </w:p>
     <w:p>
@@ -69,7 +78,21 @@
         <w:rPr>
           <w:rFonts w:ascii="Times New Roman" w:hAnsi="Times New Roman" w:cs="Times New Roman"/>
         </w:rPr>
-        <w:t>This project builds a local, fully grounded question-answering agent backed by a hybrid retrieval system. The agent returns precise, cited answers sourced exclusively from the official MSADS website, with no hallucination. The system runs entirely offline using the open-weight qwen3:8b model served via Ollama — no external API keys, no cloud inference costs.</w:t>
+        <w:t xml:space="preserve">This project builds a local, fully grounded question-answering agent backed by a hybrid retrieval system. The agent returns precise, cited answers sourced exclusively from the official MSADS website, with no hallucination. The system runs entirely offline using the open-weight qwen3:8b model served via </w:t>
+      </w:r>
+      <w:proofErr w:type="spellStart"/>
+      <w:r>
+        <w:rPr>
+          <w:rFonts w:ascii="Times New Roman" w:hAnsi="Times New Roman" w:cs="Times New Roman"/>
+        </w:rPr>
+        <w:t>Ollama</w:t>
+      </w:r>
+      <w:proofErr w:type="spellEnd"/>
+      <w:r>
+        <w:rPr>
+          <w:rFonts w:ascii="Times New Roman" w:hAnsi="Times New Roman" w:cs="Times New Roman"/>
+        </w:rPr>
+        <w:t xml:space="preserve"> — no external API keys, no cloud inference costs.</w:t>
       </w:r>
     </w:p>
     <w:p>
@@ -80,12 +103,21 @@
           <w:color w:val="auto"/>
         </w:rPr>
       </w:pPr>
+      <w:proofErr w:type="gramStart"/>
       <w:r>
         <w:rPr>
           <w:rFonts w:ascii="Times New Roman" w:hAnsi="Times New Roman" w:cs="Times New Roman"/>
           <w:color w:val="auto"/>
         </w:rPr>
-        <w:t>1.1  Five-Stage Pipeline</w:t>
+        <w:t>1.1  Five</w:t>
+      </w:r>
+      <w:proofErr w:type="gramEnd"/>
+      <w:r>
+        <w:rPr>
+          <w:rFonts w:ascii="Times New Roman" w:hAnsi="Times New Roman" w:cs="Times New Roman"/>
+          <w:color w:val="auto"/>
+        </w:rPr>
+        <w:t>-Stage Pipeline</w:t>
       </w:r>
     </w:p>
     <w:p>
@@ -99,7 +131,21 @@
         <w:rPr>
           <w:rFonts w:ascii="Times New Roman" w:hAnsi="Times New Roman" w:cs="Times New Roman"/>
         </w:rPr>
-        <w:t>The system is organized into five sequential stages, each producing artifacts consumed by the next:</w:t>
+        <w:t xml:space="preserve">The system is organized into five sequential stages, each producing </w:t>
+      </w:r>
+      <w:proofErr w:type="gramStart"/>
+      <w:r>
+        <w:rPr>
+          <w:rFonts w:ascii="Times New Roman" w:hAnsi="Times New Roman" w:cs="Times New Roman"/>
+        </w:rPr>
+        <w:t>artifacts</w:t>
+      </w:r>
+      <w:proofErr w:type="gramEnd"/>
+      <w:r>
+        <w:rPr>
+          <w:rFonts w:ascii="Times New Roman" w:hAnsi="Times New Roman" w:cs="Times New Roman"/>
+        </w:rPr>
+        <w:t xml:space="preserve"> consumed by the next:</w:t>
       </w:r>
     </w:p>
     <w:tbl>
@@ -462,12 +508,21 @@
                 <w:rFonts w:ascii="Times New Roman" w:hAnsi="Times New Roman" w:cs="Times New Roman"/>
               </w:rPr>
             </w:pPr>
-            <w:r>
-              <w:rPr>
-                <w:rFonts w:ascii="Times New Roman" w:hAnsi="Times New Roman" w:cs="Times New Roman"/>
-                <w:sz w:val="18"/>
-              </w:rPr>
-              <w:t>FastAPI REST + SSE streaming; React frontend</w:t>
+            <w:proofErr w:type="spellStart"/>
+            <w:r>
+              <w:rPr>
+                <w:rFonts w:ascii="Times New Roman" w:hAnsi="Times New Roman" w:cs="Times New Roman"/>
+                <w:sz w:val="18"/>
+              </w:rPr>
+              <w:t>FastAPI</w:t>
+            </w:r>
+            <w:proofErr w:type="spellEnd"/>
+            <w:r>
+              <w:rPr>
+                <w:rFonts w:ascii="Times New Roman" w:hAnsi="Times New Roman" w:cs="Times New Roman"/>
+                <w:sz w:val="18"/>
+              </w:rPr>
+              <w:t xml:space="preserve"> REST + SSE streaming; React frontend</w:t>
             </w:r>
           </w:p>
         </w:tc>
@@ -482,12 +537,21 @@
                 <w:rFonts w:ascii="Times New Roman" w:hAnsi="Times New Roman" w:cs="Times New Roman"/>
               </w:rPr>
             </w:pPr>
-            <w:r>
-              <w:rPr>
-                <w:rFonts w:ascii="Times New Roman" w:hAnsi="Times New Roman" w:cs="Times New Roman"/>
-                <w:sz w:val="18"/>
-              </w:rPr>
-              <w:t>RAG_Agent running on localhost</w:t>
+            <w:proofErr w:type="spellStart"/>
+            <w:r>
+              <w:rPr>
+                <w:rFonts w:ascii="Times New Roman" w:hAnsi="Times New Roman" w:cs="Times New Roman"/>
+                <w:sz w:val="18"/>
+              </w:rPr>
+              <w:t>RAG_Agent</w:t>
+            </w:r>
+            <w:proofErr w:type="spellEnd"/>
+            <w:r>
+              <w:rPr>
+                <w:rFonts w:ascii="Times New Roman" w:hAnsi="Times New Roman" w:cs="Times New Roman"/>
+                <w:sz w:val="18"/>
+              </w:rPr>
+              <w:t xml:space="preserve"> running on localhost</w:t>
             </w:r>
           </w:p>
         </w:tc>
@@ -508,12 +572,21 @@
           <w:color w:val="auto"/>
         </w:rPr>
       </w:pPr>
+      <w:proofErr w:type="gramStart"/>
       <w:r>
         <w:rPr>
           <w:rFonts w:ascii="Times New Roman" w:hAnsi="Times New Roman" w:cs="Times New Roman"/>
           <w:color w:val="auto"/>
         </w:rPr>
-        <w:t>1.2  Technology Stack</w:t>
+        <w:t>1.2  Technology</w:t>
+      </w:r>
+      <w:proofErr w:type="gramEnd"/>
+      <w:r>
+        <w:rPr>
+          <w:rFonts w:ascii="Times New Roman" w:hAnsi="Times New Roman" w:cs="Times New Roman"/>
+          <w:color w:val="auto"/>
+        </w:rPr>
+        <w:t xml:space="preserve"> Stack</w:t>
       </w:r>
     </w:p>
     <w:tbl>
@@ -695,7 +768,23 @@
                 <w:rFonts w:ascii="Times New Roman" w:hAnsi="Times New Roman" w:cs="Times New Roman"/>
                 <w:sz w:val="18"/>
               </w:rPr>
-              <w:t>Custom DOM parser (BeautifulSoup + CSS heuristics)</w:t>
+              <w:t>Custom DOM parser (</w:t>
+            </w:r>
+            <w:proofErr w:type="spellStart"/>
+            <w:r>
+              <w:rPr>
+                <w:rFonts w:ascii="Times New Roman" w:hAnsi="Times New Roman" w:cs="Times New Roman"/>
+                <w:sz w:val="18"/>
+              </w:rPr>
+              <w:t>BeautifulSoup</w:t>
+            </w:r>
+            <w:proofErr w:type="spellEnd"/>
+            <w:r>
+              <w:rPr>
+                <w:rFonts w:ascii="Times New Roman" w:hAnsi="Times New Roman" w:cs="Times New Roman"/>
+                <w:sz w:val="18"/>
+              </w:rPr>
+              <w:t xml:space="preserve"> + CSS heuristics)</w:t>
             </w:r>
           </w:p>
         </w:tc>
@@ -816,6 +905,7 @@
                 <w:lang w:eastAsia="zh-CN"/>
               </w:rPr>
             </w:pPr>
+            <w:proofErr w:type="spellStart"/>
             <w:r>
               <w:rPr>
                 <w:rFonts w:ascii="Times New Roman" w:hAnsi="Times New Roman" w:cs="Times New Roman"/>
@@ -823,6 +913,7 @@
               </w:rPr>
               <w:t>ChromaD</w:t>
             </w:r>
+            <w:proofErr w:type="spellEnd"/>
           </w:p>
         </w:tc>
         <w:tc>
@@ -945,8 +1036,17 @@
                 <w:rFonts w:ascii="Times New Roman" w:hAnsi="Times New Roman" w:cs="Times New Roman"/>
                 <w:sz w:val="18"/>
               </w:rPr>
-              <w:t>qwen3:8b via Ollama</w:t>
-            </w:r>
+              <w:t xml:space="preserve">qwen3:8b via </w:t>
+            </w:r>
+            <w:proofErr w:type="spellStart"/>
+            <w:r>
+              <w:rPr>
+                <w:rFonts w:ascii="Times New Roman" w:hAnsi="Times New Roman" w:cs="Times New Roman"/>
+                <w:sz w:val="18"/>
+              </w:rPr>
+              <w:t>Ollama</w:t>
+            </w:r>
+            <w:proofErr w:type="spellEnd"/>
           </w:p>
         </w:tc>
         <w:tc>
@@ -1002,13 +1102,31 @@
                 <w:rFonts w:ascii="Times New Roman" w:hAnsi="Times New Roman" w:cs="Times New Roman"/>
               </w:rPr>
             </w:pPr>
-            <w:r>
-              <w:rPr>
-                <w:rFonts w:ascii="Times New Roman" w:hAnsi="Times New Roman" w:cs="Times New Roman"/>
-                <w:sz w:val="18"/>
-              </w:rPr>
-              <w:t>FastAPI + uvicorn</w:t>
-            </w:r>
+            <w:proofErr w:type="spellStart"/>
+            <w:r>
+              <w:rPr>
+                <w:rFonts w:ascii="Times New Roman" w:hAnsi="Times New Roman" w:cs="Times New Roman"/>
+                <w:sz w:val="18"/>
+              </w:rPr>
+              <w:t>FastAPI</w:t>
+            </w:r>
+            <w:proofErr w:type="spellEnd"/>
+            <w:r>
+              <w:rPr>
+                <w:rFonts w:ascii="Times New Roman" w:hAnsi="Times New Roman" w:cs="Times New Roman"/>
+                <w:sz w:val="18"/>
+              </w:rPr>
+              <w:t xml:space="preserve"> + </w:t>
+            </w:r>
+            <w:proofErr w:type="spellStart"/>
+            <w:r>
+              <w:rPr>
+                <w:rFonts w:ascii="Times New Roman" w:hAnsi="Times New Roman" w:cs="Times New Roman"/>
+                <w:sz w:val="18"/>
+              </w:rPr>
+              <w:t>uvicorn</w:t>
+            </w:r>
+            <w:proofErr w:type="spellEnd"/>
           </w:p>
         </w:tc>
         <w:tc>
@@ -1131,7 +1249,23 @@
                 <w:rFonts w:ascii="Times New Roman" w:hAnsi="Times New Roman" w:cs="Times New Roman"/>
                 <w:sz w:val="18"/>
               </w:rPr>
-              <w:t>RAGAS + LangChain + qwen3:8b</w:t>
+              <w:t xml:space="preserve">RAGAS + </w:t>
+            </w:r>
+            <w:proofErr w:type="spellStart"/>
+            <w:r>
+              <w:rPr>
+                <w:rFonts w:ascii="Times New Roman" w:hAnsi="Times New Roman" w:cs="Times New Roman"/>
+                <w:sz w:val="18"/>
+              </w:rPr>
+              <w:t>LangChain</w:t>
+            </w:r>
+            <w:proofErr w:type="spellEnd"/>
+            <w:r>
+              <w:rPr>
+                <w:rFonts w:ascii="Times New Roman" w:hAnsi="Times New Roman" w:cs="Times New Roman"/>
+                <w:sz w:val="18"/>
+              </w:rPr>
+              <w:t xml:space="preserve"> + qwen3:8b</w:t>
             </w:r>
           </w:p>
         </w:tc>
@@ -1179,13 +1313,22 @@
           <w:color w:val="auto"/>
         </w:rPr>
       </w:pPr>
+      <w:proofErr w:type="gramStart"/>
       <w:r>
         <w:rPr>
           <w:rFonts w:ascii="Times New Roman" w:hAnsi="Times New Roman" w:cs="Times New Roman"/>
           <w:color w:val="auto"/>
         </w:rPr>
         <w:lastRenderedPageBreak/>
-        <w:t>2  Data Collection: Web Scraping</w:t>
+        <w:t>2  Data</w:t>
+      </w:r>
+      <w:proofErr w:type="gramEnd"/>
+      <w:r>
+        <w:rPr>
+          <w:rFonts w:ascii="Times New Roman" w:hAnsi="Times New Roman" w:cs="Times New Roman"/>
+          <w:color w:val="auto"/>
+        </w:rPr>
+        <w:t xml:space="preserve"> Collection: Web Scraping</w:t>
       </w:r>
     </w:p>
     <w:p>
@@ -1223,12 +1366,21 @@
           <w:color w:val="auto"/>
         </w:rPr>
       </w:pPr>
+      <w:proofErr w:type="gramStart"/>
       <w:r>
         <w:rPr>
           <w:rFonts w:ascii="Times New Roman" w:hAnsi="Times New Roman" w:cs="Times New Roman"/>
           <w:color w:val="auto"/>
         </w:rPr>
-        <w:t>2.1  URL Curation</w:t>
+        <w:t>2.1  URL</w:t>
+      </w:r>
+      <w:proofErr w:type="gramEnd"/>
+      <w:r>
+        <w:rPr>
+          <w:rFonts w:ascii="Times New Roman" w:hAnsi="Times New Roman" w:cs="Times New Roman"/>
+          <w:color w:val="auto"/>
+        </w:rPr>
+        <w:t xml:space="preserve"> Curation</w:t>
       </w:r>
     </w:p>
     <w:p>
@@ -1243,8 +1395,16 @@
         <w:rPr>
           <w:rFonts w:ascii="Times New Roman" w:hAnsi="Times New Roman" w:cs="Times New Roman"/>
         </w:rPr>
-        <w:t>The team first reviewed the ADS program's sitemap to identify all potentially relevant pages, then manually filtered down to only ADS-program-specific content, excluding general UChicago or DSI pages that were linked incidentally. The final curated URL list is maintained in docs/url_class_reference.json</w:t>
-      </w:r>
+        <w:t>The team first reviewed the ADS program's sitemap to identify all potentially relevant pages, then manually filtered down to only ADS-program-specific content, excluding general UChicago or DSI pages that were linked incidentally. The final curated URL list is maintained in docs/</w:t>
+      </w:r>
+      <w:proofErr w:type="spellStart"/>
+      <w:r>
+        <w:rPr>
+          <w:rFonts w:ascii="Times New Roman" w:hAnsi="Times New Roman" w:cs="Times New Roman"/>
+        </w:rPr>
+        <w:t>url_class_reference.json</w:t>
+      </w:r>
+      <w:proofErr w:type="spellEnd"/>
       <w:r>
         <w:rPr>
           <w:rFonts w:ascii="Times New Roman" w:eastAsia="宋体" w:hAnsi="Times New Roman" w:cs="Times New Roman"/>
@@ -1275,12 +1435,21 @@
           <w:color w:val="auto"/>
         </w:rPr>
       </w:pPr>
+      <w:proofErr w:type="gramStart"/>
       <w:r>
         <w:rPr>
           <w:rFonts w:ascii="Times New Roman" w:hAnsi="Times New Roman" w:cs="Times New Roman"/>
           <w:color w:val="auto"/>
         </w:rPr>
-        <w:t>2.2  Playwright-Based Rendering</w:t>
+        <w:t>2.2  Playwright</w:t>
+      </w:r>
+      <w:proofErr w:type="gramEnd"/>
+      <w:r>
+        <w:rPr>
+          <w:rFonts w:ascii="Times New Roman" w:hAnsi="Times New Roman" w:cs="Times New Roman"/>
+          <w:color w:val="auto"/>
+        </w:rPr>
+        <w:t>-Based Rendering</w:t>
       </w:r>
     </w:p>
     <w:p>
@@ -1364,12 +1533,21 @@
           <w:color w:val="auto"/>
         </w:rPr>
       </w:pPr>
+      <w:proofErr w:type="gramStart"/>
       <w:r>
         <w:rPr>
           <w:rFonts w:ascii="Times New Roman" w:hAnsi="Times New Roman" w:cs="Times New Roman"/>
           <w:color w:val="auto"/>
         </w:rPr>
-        <w:t>2.3  Output Format</w:t>
+        <w:t>2.3  Output</w:t>
+      </w:r>
+      <w:proofErr w:type="gramEnd"/>
+      <w:r>
+        <w:rPr>
+          <w:rFonts w:ascii="Times New Roman" w:hAnsi="Times New Roman" w:cs="Times New Roman"/>
+          <w:color w:val="auto"/>
+        </w:rPr>
+        <w:t xml:space="preserve"> Format</w:t>
       </w:r>
     </w:p>
     <w:p>
@@ -1477,6 +1655,7 @@
                 <w:rFonts w:ascii="Times New Roman" w:hAnsi="Times New Roman" w:cs="Times New Roman"/>
               </w:rPr>
             </w:pPr>
+            <w:proofErr w:type="spellStart"/>
             <w:r>
               <w:rPr>
                 <w:rFonts w:ascii="Times New Roman" w:hAnsi="Times New Roman" w:cs="Times New Roman"/>
@@ -1484,6 +1663,7 @@
               </w:rPr>
               <w:t>url</w:t>
             </w:r>
+            <w:proofErr w:type="spellEnd"/>
           </w:p>
         </w:tc>
         <w:tc>
@@ -1539,6 +1719,7 @@
                 <w:rFonts w:ascii="Times New Roman" w:hAnsi="Times New Roman" w:cs="Times New Roman"/>
               </w:rPr>
             </w:pPr>
+            <w:proofErr w:type="spellStart"/>
             <w:r>
               <w:rPr>
                 <w:rFonts w:ascii="Times New Roman" w:hAnsi="Times New Roman" w:cs="Times New Roman"/>
@@ -1546,6 +1727,7 @@
               </w:rPr>
               <w:t>fetched_at</w:t>
             </w:r>
+            <w:proofErr w:type="spellEnd"/>
           </w:p>
         </w:tc>
         <w:tc>
@@ -1601,6 +1783,7 @@
                 <w:rFonts w:ascii="Times New Roman" w:hAnsi="Times New Roman" w:cs="Times New Roman"/>
               </w:rPr>
             </w:pPr>
+            <w:proofErr w:type="spellStart"/>
             <w:r>
               <w:rPr>
                 <w:rFonts w:ascii="Times New Roman" w:hAnsi="Times New Roman" w:cs="Times New Roman"/>
@@ -1608,6 +1791,7 @@
               </w:rPr>
               <w:t>http_status</w:t>
             </w:r>
+            <w:proofErr w:type="spellEnd"/>
           </w:p>
         </w:tc>
         <w:tc>
@@ -1725,6 +1909,7 @@
                 <w:rFonts w:ascii="Times New Roman" w:hAnsi="Times New Roman" w:cs="Times New Roman"/>
               </w:rPr>
             </w:pPr>
+            <w:proofErr w:type="spellStart"/>
             <w:r>
               <w:rPr>
                 <w:rFonts w:ascii="Times New Roman" w:hAnsi="Times New Roman" w:cs="Times New Roman"/>
@@ -1732,6 +1917,7 @@
               </w:rPr>
               <w:t>fetch_method</w:t>
             </w:r>
+            <w:proofErr w:type="spellEnd"/>
           </w:p>
         </w:tc>
         <w:tc>
@@ -1787,6 +1973,7 @@
                 <w:rFonts w:ascii="Times New Roman" w:hAnsi="Times New Roman" w:cs="Times New Roman"/>
               </w:rPr>
             </w:pPr>
+            <w:proofErr w:type="spellStart"/>
             <w:r>
               <w:rPr>
                 <w:rFonts w:ascii="Times New Roman" w:hAnsi="Times New Roman" w:cs="Times New Roman"/>
@@ -1794,6 +1981,7 @@
               </w:rPr>
               <w:t>page_class</w:t>
             </w:r>
+            <w:proofErr w:type="spellEnd"/>
           </w:p>
         </w:tc>
         <w:tc>
@@ -1849,6 +2037,7 @@
                 <w:rFonts w:ascii="Times New Roman" w:hAnsi="Times New Roman" w:cs="Times New Roman"/>
               </w:rPr>
             </w:pPr>
+            <w:proofErr w:type="spellStart"/>
             <w:r>
               <w:rPr>
                 <w:rFonts w:ascii="Times New Roman" w:hAnsi="Times New Roman" w:cs="Times New Roman"/>
@@ -1856,6 +2045,7 @@
               </w:rPr>
               <w:t>url_aliases</w:t>
             </w:r>
+            <w:proofErr w:type="spellEnd"/>
           </w:p>
         </w:tc>
         <w:tc>
@@ -1911,6 +2101,7 @@
                 <w:rFonts w:ascii="Times New Roman" w:hAnsi="Times New Roman" w:cs="Times New Roman"/>
               </w:rPr>
             </w:pPr>
+            <w:proofErr w:type="spellStart"/>
             <w:r>
               <w:rPr>
                 <w:rFonts w:ascii="Times New Roman" w:hAnsi="Times New Roman" w:cs="Times New Roman"/>
@@ -1918,6 +2109,7 @@
               </w:rPr>
               <w:t>extraction_warning</w:t>
             </w:r>
+            <w:proofErr w:type="spellEnd"/>
           </w:p>
         </w:tc>
         <w:tc>
@@ -1978,12 +2170,21 @@
           <w:color w:val="auto"/>
         </w:rPr>
       </w:pPr>
+      <w:proofErr w:type="gramStart"/>
       <w:r>
         <w:rPr>
           <w:rFonts w:ascii="Times New Roman" w:hAnsi="Times New Roman" w:cs="Times New Roman"/>
           <w:color w:val="auto"/>
         </w:rPr>
-        <w:t>3  Preprocessing: DOM-Aware Knowledge Graph</w:t>
+        <w:t>3  Preprocessing</w:t>
+      </w:r>
+      <w:proofErr w:type="gramEnd"/>
+      <w:r>
+        <w:rPr>
+          <w:rFonts w:ascii="Times New Roman" w:hAnsi="Times New Roman" w:cs="Times New Roman"/>
+          <w:color w:val="auto"/>
+        </w:rPr>
+        <w:t>: DOM-Aware Knowledge Graph</w:t>
       </w:r>
     </w:p>
     <w:p>
@@ -2029,12 +2230,21 @@
           <w:color w:val="auto"/>
         </w:rPr>
       </w:pPr>
+      <w:proofErr w:type="gramStart"/>
       <w:r>
         <w:rPr>
           <w:rFonts w:ascii="Times New Roman" w:hAnsi="Times New Roman" w:cs="Times New Roman"/>
           <w:color w:val="auto"/>
         </w:rPr>
-        <w:t>3.1  Node Type Taxonomy</w:t>
+        <w:t>3.1  Node</w:t>
+      </w:r>
+      <w:proofErr w:type="gramEnd"/>
+      <w:r>
+        <w:rPr>
+          <w:rFonts w:ascii="Times New Roman" w:hAnsi="Times New Roman" w:cs="Times New Roman"/>
+          <w:color w:val="auto"/>
+        </w:rPr>
+        <w:t xml:space="preserve"> Type Taxonomy</w:t>
       </w:r>
     </w:p>
     <w:p>
@@ -2266,6 +2476,7 @@
                 <w:rFonts w:ascii="Times New Roman" w:hAnsi="Times New Roman" w:cs="Times New Roman"/>
               </w:rPr>
             </w:pPr>
+            <w:proofErr w:type="spellStart"/>
             <w:r>
               <w:rPr>
                 <w:rFonts w:ascii="Times New Roman" w:hAnsi="Times New Roman" w:cs="Times New Roman"/>
@@ -2273,6 +2484,7 @@
               </w:rPr>
               <w:t>AccordionGroup</w:t>
             </w:r>
+            <w:proofErr w:type="spellEnd"/>
           </w:p>
         </w:tc>
         <w:tc>
@@ -2286,12 +2498,21 @@
                 <w:rFonts w:ascii="Times New Roman" w:hAnsi="Times New Roman" w:cs="Times New Roman"/>
               </w:rPr>
             </w:pPr>
-            <w:r>
-              <w:rPr>
-                <w:rFonts w:ascii="Times New Roman" w:hAnsi="Times New Roman" w:cs="Times New Roman"/>
-                <w:sz w:val="18"/>
-              </w:rPr>
-              <w:t>div.accordion or [data-responsive-accordion-tabs]</w:t>
+            <w:proofErr w:type="spellStart"/>
+            <w:r>
+              <w:rPr>
+                <w:rFonts w:ascii="Times New Roman" w:hAnsi="Times New Roman" w:cs="Times New Roman"/>
+                <w:sz w:val="18"/>
+              </w:rPr>
+              <w:t>div.accordion</w:t>
+            </w:r>
+            <w:proofErr w:type="spellEnd"/>
+            <w:r>
+              <w:rPr>
+                <w:rFonts w:ascii="Times New Roman" w:hAnsi="Times New Roman" w:cs="Times New Roman"/>
+                <w:sz w:val="18"/>
+              </w:rPr>
+              <w:t xml:space="preserve"> or [data-responsive-accordion-tabs]</w:t>
             </w:r>
           </w:p>
         </w:tc>
@@ -2328,6 +2549,7 @@
                 <w:rFonts w:ascii="Times New Roman" w:hAnsi="Times New Roman" w:cs="Times New Roman"/>
               </w:rPr>
             </w:pPr>
+            <w:proofErr w:type="spellStart"/>
             <w:r>
               <w:rPr>
                 <w:rFonts w:ascii="Times New Roman" w:hAnsi="Times New Roman" w:cs="Times New Roman"/>
@@ -2335,6 +2557,7 @@
               </w:rPr>
               <w:t>AccordionItem</w:t>
             </w:r>
+            <w:proofErr w:type="spellEnd"/>
           </w:p>
         </w:tc>
         <w:tc>
@@ -2348,12 +2571,21 @@
                 <w:rFonts w:ascii="Times New Roman" w:hAnsi="Times New Roman" w:cs="Times New Roman"/>
               </w:rPr>
             </w:pPr>
-            <w:r>
-              <w:rPr>
-                <w:rFonts w:ascii="Times New Roman" w:hAnsi="Times New Roman" w:cs="Times New Roman"/>
-                <w:sz w:val="18"/>
-              </w:rPr>
-              <w:t>li.accordion-item</w:t>
+            <w:proofErr w:type="spellStart"/>
+            <w:r>
+              <w:rPr>
+                <w:rFonts w:ascii="Times New Roman" w:hAnsi="Times New Roman" w:cs="Times New Roman"/>
+                <w:sz w:val="18"/>
+              </w:rPr>
+              <w:t>li.accordion</w:t>
+            </w:r>
+            <w:proofErr w:type="spellEnd"/>
+            <w:r>
+              <w:rPr>
+                <w:rFonts w:ascii="Times New Roman" w:hAnsi="Times New Roman" w:cs="Times New Roman"/>
+                <w:sz w:val="18"/>
+              </w:rPr>
+              <w:t>-item</w:t>
             </w:r>
           </w:p>
         </w:tc>
@@ -2390,6 +2622,7 @@
                 <w:rFonts w:ascii="Times New Roman" w:hAnsi="Times New Roman" w:cs="Times New Roman"/>
               </w:rPr>
             </w:pPr>
+            <w:proofErr w:type="spellStart"/>
             <w:r>
               <w:rPr>
                 <w:rFonts w:ascii="Times New Roman" w:hAnsi="Times New Roman" w:cs="Times New Roman"/>
@@ -2397,6 +2630,7 @@
               </w:rPr>
               <w:t>ProgressionTabs</w:t>
             </w:r>
+            <w:proofErr w:type="spellEnd"/>
           </w:p>
         </w:tc>
         <w:tc>
@@ -2415,8 +2649,17 @@
                 <w:rFonts w:ascii="Times New Roman" w:hAnsi="Times New Roman" w:cs="Times New Roman"/>
                 <w:sz w:val="18"/>
               </w:rPr>
-              <w:t>Course progression div with tab data attr</w:t>
-            </w:r>
+              <w:t xml:space="preserve">Course progression div with tab data </w:t>
+            </w:r>
+            <w:proofErr w:type="spellStart"/>
+            <w:r>
+              <w:rPr>
+                <w:rFonts w:ascii="Times New Roman" w:hAnsi="Times New Roman" w:cs="Times New Roman"/>
+                <w:sz w:val="18"/>
+              </w:rPr>
+              <w:t>attr</w:t>
+            </w:r>
+            <w:proofErr w:type="spellEnd"/>
           </w:p>
         </w:tc>
         <w:tc>
@@ -2472,12 +2715,21 @@
                 <w:rFonts w:ascii="Times New Roman" w:hAnsi="Times New Roman" w:cs="Times New Roman"/>
               </w:rPr>
             </w:pPr>
-            <w:r>
-              <w:rPr>
-                <w:rFonts w:ascii="Times New Roman" w:hAnsi="Times New Roman" w:cs="Times New Roman"/>
-                <w:sz w:val="18"/>
-              </w:rPr>
-              <w:t>.quarter div inside a tab</w:t>
+            <w:proofErr w:type="gramStart"/>
+            <w:r>
+              <w:rPr>
+                <w:rFonts w:ascii="Times New Roman" w:hAnsi="Times New Roman" w:cs="Times New Roman"/>
+                <w:sz w:val="18"/>
+              </w:rPr>
+              <w:t>.quarter</w:t>
+            </w:r>
+            <w:proofErr w:type="gramEnd"/>
+            <w:r>
+              <w:rPr>
+                <w:rFonts w:ascii="Times New Roman" w:hAnsi="Times New Roman" w:cs="Times New Roman"/>
+                <w:sz w:val="18"/>
+              </w:rPr>
+              <w:t xml:space="preserve"> div inside a tab</w:t>
             </w:r>
           </w:p>
         </w:tc>
@@ -2514,6 +2766,7 @@
                 <w:rFonts w:ascii="Times New Roman" w:hAnsi="Times New Roman" w:cs="Times New Roman"/>
               </w:rPr>
             </w:pPr>
+            <w:proofErr w:type="spellStart"/>
             <w:r>
               <w:rPr>
                 <w:rFonts w:ascii="Times New Roman" w:hAnsi="Times New Roman" w:cs="Times New Roman"/>
@@ -2521,6 +2774,7 @@
               </w:rPr>
               <w:t>CourseGroup</w:t>
             </w:r>
+            <w:proofErr w:type="spellEnd"/>
           </w:p>
         </w:tc>
         <w:tc>
@@ -2534,12 +2788,21 @@
                 <w:rFonts w:ascii="Times New Roman" w:hAnsi="Times New Roman" w:cs="Times New Roman"/>
               </w:rPr>
             </w:pPr>
-            <w:r>
-              <w:rPr>
-                <w:rFonts w:ascii="Times New Roman" w:hAnsi="Times New Roman" w:cs="Times New Roman"/>
-                <w:sz w:val="18"/>
-              </w:rPr>
-              <w:t>.course-group div</w:t>
+            <w:proofErr w:type="gramStart"/>
+            <w:r>
+              <w:rPr>
+                <w:rFonts w:ascii="Times New Roman" w:hAnsi="Times New Roman" w:cs="Times New Roman"/>
+                <w:sz w:val="18"/>
+              </w:rPr>
+              <w:t>.course</w:t>
+            </w:r>
+            <w:proofErr w:type="gramEnd"/>
+            <w:r>
+              <w:rPr>
+                <w:rFonts w:ascii="Times New Roman" w:hAnsi="Times New Roman" w:cs="Times New Roman"/>
+                <w:sz w:val="18"/>
+              </w:rPr>
+              <w:t>-group div</w:t>
             </w:r>
           </w:p>
         </w:tc>
@@ -2576,6 +2839,7 @@
                 <w:rFonts w:ascii="Times New Roman" w:hAnsi="Times New Roman" w:cs="Times New Roman"/>
               </w:rPr>
             </w:pPr>
+            <w:proofErr w:type="spellStart"/>
             <w:r>
               <w:rPr>
                 <w:rFonts w:ascii="Times New Roman" w:hAnsi="Times New Roman" w:cs="Times New Roman"/>
@@ -2583,6 +2847,7 @@
               </w:rPr>
               <w:t>CourseItem</w:t>
             </w:r>
+            <w:proofErr w:type="spellEnd"/>
           </w:p>
         </w:tc>
         <w:tc>
@@ -2596,12 +2861,21 @@
                 <w:rFonts w:ascii="Times New Roman" w:hAnsi="Times New Roman" w:cs="Times New Roman"/>
               </w:rPr>
             </w:pPr>
-            <w:r>
-              <w:rPr>
-                <w:rFonts w:ascii="Times New Roman" w:hAnsi="Times New Roman" w:cs="Times New Roman"/>
-                <w:sz w:val="18"/>
-              </w:rPr>
-              <w:t>li.accordion-item inside course group</w:t>
+            <w:proofErr w:type="spellStart"/>
+            <w:r>
+              <w:rPr>
+                <w:rFonts w:ascii="Times New Roman" w:hAnsi="Times New Roman" w:cs="Times New Roman"/>
+                <w:sz w:val="18"/>
+              </w:rPr>
+              <w:t>li.accordion</w:t>
+            </w:r>
+            <w:proofErr w:type="spellEnd"/>
+            <w:r>
+              <w:rPr>
+                <w:rFonts w:ascii="Times New Roman" w:hAnsi="Times New Roman" w:cs="Times New Roman"/>
+                <w:sz w:val="18"/>
+              </w:rPr>
+              <w:t>-item inside course group</w:t>
             </w:r>
           </w:p>
         </w:tc>
@@ -2720,12 +2994,21 @@
                 <w:rFonts w:ascii="Times New Roman" w:hAnsi="Times New Roman" w:cs="Times New Roman"/>
               </w:rPr>
             </w:pPr>
-            <w:r>
-              <w:rPr>
-                <w:rFonts w:ascii="Times New Roman" w:hAnsi="Times New Roman" w:cs="Times New Roman"/>
-                <w:sz w:val="18"/>
-              </w:rPr>
-              <w:t>.card--person inside people grid</w:t>
+            <w:proofErr w:type="gramStart"/>
+            <w:r>
+              <w:rPr>
+                <w:rFonts w:ascii="Times New Roman" w:hAnsi="Times New Roman" w:cs="Times New Roman"/>
+                <w:sz w:val="18"/>
+              </w:rPr>
+              <w:t>.card</w:t>
+            </w:r>
+            <w:proofErr w:type="gramEnd"/>
+            <w:r>
+              <w:rPr>
+                <w:rFonts w:ascii="Times New Roman" w:hAnsi="Times New Roman" w:cs="Times New Roman"/>
+                <w:sz w:val="18"/>
+              </w:rPr>
+              <w:t>--person inside people grid</w:t>
             </w:r>
           </w:p>
         </w:tc>
@@ -2762,6 +3045,7 @@
                 <w:rFonts w:ascii="Times New Roman" w:hAnsi="Times New Roman" w:cs="Times New Roman"/>
               </w:rPr>
             </w:pPr>
+            <w:proofErr w:type="spellStart"/>
             <w:r>
               <w:rPr>
                 <w:rFonts w:ascii="Times New Roman" w:hAnsi="Times New Roman" w:cs="Times New Roman"/>
@@ -2769,6 +3053,7 @@
               </w:rPr>
               <w:t>PeopleGroup</w:t>
             </w:r>
+            <w:proofErr w:type="spellEnd"/>
           </w:p>
         </w:tc>
         <w:tc>
@@ -2890,12 +3175,21 @@
           <w:color w:val="auto"/>
         </w:rPr>
       </w:pPr>
+      <w:proofErr w:type="gramStart"/>
       <w:r>
         <w:rPr>
           <w:rFonts w:ascii="Times New Roman" w:hAnsi="Times New Roman" w:cs="Times New Roman"/>
           <w:color w:val="auto"/>
         </w:rPr>
-        <w:t>3.2  CSS-Class Heuristics</w:t>
+        <w:t>3.2  CSS</w:t>
+      </w:r>
+      <w:proofErr w:type="gramEnd"/>
+      <w:r>
+        <w:rPr>
+          <w:rFonts w:ascii="Times New Roman" w:hAnsi="Times New Roman" w:cs="Times New Roman"/>
+          <w:color w:val="auto"/>
+        </w:rPr>
+        <w:t>-Class Heuristics</w:t>
       </w:r>
     </w:p>
     <w:p>
@@ -2980,6 +3274,7 @@
                 <w:rFonts w:ascii="Times New Roman" w:hAnsi="Times New Roman" w:cs="Times New Roman"/>
               </w:rPr>
             </w:pPr>
+            <w:proofErr w:type="spellStart"/>
             <w:r>
               <w:rPr>
                 <w:rFonts w:ascii="Times New Roman" w:hAnsi="Times New Roman" w:cs="Times New Roman"/>
@@ -2987,6 +3282,7 @@
               </w:rPr>
               <w:t>AccordionGroup</w:t>
             </w:r>
+            <w:proofErr w:type="spellEnd"/>
           </w:p>
         </w:tc>
         <w:tc>
@@ -3022,6 +3318,7 @@
                 <w:rFonts w:ascii="Times New Roman" w:hAnsi="Times New Roman" w:cs="Times New Roman"/>
               </w:rPr>
             </w:pPr>
+            <w:proofErr w:type="spellStart"/>
             <w:r>
               <w:rPr>
                 <w:rFonts w:ascii="Times New Roman" w:hAnsi="Times New Roman" w:cs="Times New Roman"/>
@@ -3029,6 +3326,7 @@
               </w:rPr>
               <w:t>AccordionItem</w:t>
             </w:r>
+            <w:proofErr w:type="spellEnd"/>
           </w:p>
         </w:tc>
         <w:tc>
@@ -3089,7 +3387,39 @@
                 <w:rFonts w:ascii="Times New Roman" w:hAnsi="Times New Roman" w:cs="Times New Roman"/>
                 <w:sz w:val="18"/>
               </w:rPr>
-              <w:t>role="tablist", role="tab", role="tabpanel" ARIA attributes</w:t>
+              <w:t>role="</w:t>
+            </w:r>
+            <w:proofErr w:type="spellStart"/>
+            <w:r>
+              <w:rPr>
+                <w:rFonts w:ascii="Times New Roman" w:hAnsi="Times New Roman" w:cs="Times New Roman"/>
+                <w:sz w:val="18"/>
+              </w:rPr>
+              <w:t>tablist</w:t>
+            </w:r>
+            <w:proofErr w:type="spellEnd"/>
+            <w:r>
+              <w:rPr>
+                <w:rFonts w:ascii="Times New Roman" w:hAnsi="Times New Roman" w:cs="Times New Roman"/>
+                <w:sz w:val="18"/>
+              </w:rPr>
+              <w:t>", role="tab", role="</w:t>
+            </w:r>
+            <w:proofErr w:type="spellStart"/>
+            <w:r>
+              <w:rPr>
+                <w:rFonts w:ascii="Times New Roman" w:hAnsi="Times New Roman" w:cs="Times New Roman"/>
+                <w:sz w:val="18"/>
+              </w:rPr>
+              <w:t>tabpanel</w:t>
+            </w:r>
+            <w:proofErr w:type="spellEnd"/>
+            <w:r>
+              <w:rPr>
+                <w:rFonts w:ascii="Times New Roman" w:hAnsi="Times New Roman" w:cs="Times New Roman"/>
+                <w:sz w:val="18"/>
+              </w:rPr>
+              <w:t>" ARIA attributes</w:t>
             </w:r>
           </w:p>
         </w:tc>
@@ -3131,7 +3461,23 @@
                 <w:rFonts w:ascii="Times New Roman" w:hAnsi="Times New Roman" w:cs="Times New Roman"/>
                 <w:sz w:val="18"/>
               </w:rPr>
-              <w:t>Class containing "people" with .card--person children</w:t>
+              <w:t xml:space="preserve">Class containing "people" </w:t>
+            </w:r>
+            <w:proofErr w:type="gramStart"/>
+            <w:r>
+              <w:rPr>
+                <w:rFonts w:ascii="Times New Roman" w:hAnsi="Times New Roman" w:cs="Times New Roman"/>
+                <w:sz w:val="18"/>
+              </w:rPr>
+              <w:t>with .card</w:t>
+            </w:r>
+            <w:proofErr w:type="gramEnd"/>
+            <w:r>
+              <w:rPr>
+                <w:rFonts w:ascii="Times New Roman" w:hAnsi="Times New Roman" w:cs="Times New Roman"/>
+                <w:sz w:val="18"/>
+              </w:rPr>
+              <w:t>--person children</w:t>
             </w:r>
           </w:p>
         </w:tc>
@@ -3215,7 +3561,32 @@
                 <w:rFonts w:ascii="Times New Roman" w:hAnsi="Times New Roman" w:cs="Times New Roman"/>
                 <w:sz w:val="18"/>
               </w:rPr>
-              <w:t>script, style, noscript, .sidebar, .widget, .breadcrumb, nav, footer</w:t>
+              <w:t xml:space="preserve">script, style, </w:t>
+            </w:r>
+            <w:proofErr w:type="spellStart"/>
+            <w:r>
+              <w:rPr>
+                <w:rFonts w:ascii="Times New Roman" w:hAnsi="Times New Roman" w:cs="Times New Roman"/>
+                <w:sz w:val="18"/>
+              </w:rPr>
+              <w:t>noscript</w:t>
+            </w:r>
+            <w:proofErr w:type="spellEnd"/>
+            <w:proofErr w:type="gramStart"/>
+            <w:r>
+              <w:rPr>
+                <w:rFonts w:ascii="Times New Roman" w:hAnsi="Times New Roman" w:cs="Times New Roman"/>
+                <w:sz w:val="18"/>
+              </w:rPr>
+              <w:t>, .sidebar, .widget, .breadcrumb</w:t>
+            </w:r>
+            <w:proofErr w:type="gramEnd"/>
+            <w:r>
+              <w:rPr>
+                <w:rFonts w:ascii="Times New Roman" w:hAnsi="Times New Roman" w:cs="Times New Roman"/>
+                <w:sz w:val="18"/>
+              </w:rPr>
+              <w:t>, nav, footer</w:t>
             </w:r>
           </w:p>
         </w:tc>
@@ -3236,12 +3607,21 @@
           <w:color w:val="auto"/>
         </w:rPr>
       </w:pPr>
+      <w:proofErr w:type="gramStart"/>
       <w:r>
         <w:rPr>
           <w:rFonts w:ascii="Times New Roman" w:hAnsi="Times New Roman" w:cs="Times New Roman"/>
           <w:color w:val="auto"/>
         </w:rPr>
-        <w:t>3.3  Special Parsers</w:t>
+        <w:t>3.3  Special</w:t>
+      </w:r>
+      <w:proofErr w:type="gramEnd"/>
+      <w:r>
+        <w:rPr>
+          <w:rFonts w:ascii="Times New Roman" w:hAnsi="Times New Roman" w:cs="Times New Roman"/>
+          <w:color w:val="auto"/>
+        </w:rPr>
+        <w:t xml:space="preserve"> Parsers</w:t>
       </w:r>
     </w:p>
     <w:p>
@@ -3266,11 +3646,33 @@
           <w:rFonts w:ascii="Times New Roman" w:hAnsi="Times New Roman" w:cs="Times New Roman"/>
         </w:rPr>
       </w:pPr>
-      <w:r>
-        <w:rPr>
-          <w:rFonts w:ascii="Times New Roman" w:hAnsi="Times New Roman" w:cs="Times New Roman"/>
-        </w:rPr>
-        <w:t>Dataviz extraction: Student location and career outcome visualizations are embedded as JavaScript variable assignments (var datavizData_N = {...}) in &lt;script&gt; tags. The parser extracts the chart labels and data values and converts them into structured text chunks.</w:t>
+      <w:proofErr w:type="spellStart"/>
+      <w:r>
+        <w:rPr>
+          <w:rFonts w:ascii="Times New Roman" w:hAnsi="Times New Roman" w:cs="Times New Roman"/>
+        </w:rPr>
+        <w:t>Dataviz</w:t>
+      </w:r>
+      <w:proofErr w:type="spellEnd"/>
+      <w:r>
+        <w:rPr>
+          <w:rFonts w:ascii="Times New Roman" w:hAnsi="Times New Roman" w:cs="Times New Roman"/>
+        </w:rPr>
+        <w:t xml:space="preserve"> extraction: Student location and career outcome visualizations are embedded as JavaScript variable assignments (var </w:t>
+      </w:r>
+      <w:proofErr w:type="spellStart"/>
+      <w:r>
+        <w:rPr>
+          <w:rFonts w:ascii="Times New Roman" w:hAnsi="Times New Roman" w:cs="Times New Roman"/>
+        </w:rPr>
+        <w:t>datavizData_N</w:t>
+      </w:r>
+      <w:proofErr w:type="spellEnd"/>
+      <w:r>
+        <w:rPr>
+          <w:rFonts w:ascii="Times New Roman" w:hAnsi="Times New Roman" w:cs="Times New Roman"/>
+        </w:rPr>
+        <w:t xml:space="preserve"> = {...}) in &lt;script&gt; tags. The parser extracts the chart labels and data values and converts them into structured text chunks.</w:t>
       </w:r>
     </w:p>
     <w:p>
@@ -3285,7 +3687,35 @@
         <w:rPr>
           <w:rFonts w:ascii="Times New Roman" w:hAnsi="Times New Roman" w:cs="Times New Roman"/>
         </w:rPr>
-        <w:t>Course progression tabs: The quarterly course schedule uses a nested DOM pattern (.quarter &gt; .course-group &gt; accordion). A dedicated traversal handles this three-level nesting to correctly associate course items with their quarter and group.</w:t>
+        <w:t xml:space="preserve">Course progression tabs: The quarterly course schedule uses a nested DOM pattern </w:t>
+      </w:r>
+      <w:proofErr w:type="gramStart"/>
+      <w:r>
+        <w:rPr>
+          <w:rFonts w:ascii="Times New Roman" w:hAnsi="Times New Roman" w:cs="Times New Roman"/>
+        </w:rPr>
+        <w:t>(.quarter</w:t>
+      </w:r>
+      <w:proofErr w:type="gramEnd"/>
+      <w:r>
+        <w:rPr>
+          <w:rFonts w:ascii="Times New Roman" w:hAnsi="Times New Roman" w:cs="Times New Roman"/>
+        </w:rPr>
+        <w:t xml:space="preserve"> </w:t>
+      </w:r>
+      <w:proofErr w:type="gramStart"/>
+      <w:r>
+        <w:rPr>
+          <w:rFonts w:ascii="Times New Roman" w:hAnsi="Times New Roman" w:cs="Times New Roman"/>
+        </w:rPr>
+        <w:t>&gt; .course</w:t>
+      </w:r>
+      <w:proofErr w:type="gramEnd"/>
+      <w:r>
+        <w:rPr>
+          <w:rFonts w:ascii="Times New Roman" w:hAnsi="Times New Roman" w:cs="Times New Roman"/>
+        </w:rPr>
+        <w:t>-group &gt; accordion). A dedicated traversal handles this three-level nesting to correctly associate course items with their quarter and group.</w:t>
       </w:r>
     </w:p>
     <w:p>
@@ -3300,7 +3730,21 @@
         <w:rPr>
           <w:rFonts w:ascii="Times New Roman" w:hAnsi="Times New Roman" w:cs="Times New Roman"/>
         </w:rPr>
-        <w:t>Faculty cards: Each .card--person element is parsed as a Person node, extracting name, title, department, and biography from the card's inner structure.</w:t>
+        <w:t xml:space="preserve">Faculty cards: </w:t>
+      </w:r>
+      <w:proofErr w:type="gramStart"/>
+      <w:r>
+        <w:rPr>
+          <w:rFonts w:ascii="Times New Roman" w:hAnsi="Times New Roman" w:cs="Times New Roman"/>
+        </w:rPr>
+        <w:t>Each .card</w:t>
+      </w:r>
+      <w:proofErr w:type="gramEnd"/>
+      <w:r>
+        <w:rPr>
+          <w:rFonts w:ascii="Times New Roman" w:hAnsi="Times New Roman" w:cs="Times New Roman"/>
+        </w:rPr>
+        <w:t>--person element is parsed as a Person node, extracting name, title, department, and biography from the card's inner structure.</w:t>
       </w:r>
     </w:p>
     <w:p>
@@ -3311,13 +3755,22 @@
           <w:color w:val="auto"/>
         </w:rPr>
       </w:pPr>
+      <w:proofErr w:type="gramStart"/>
       <w:r>
         <w:rPr>
           <w:rFonts w:ascii="Times New Roman" w:hAnsi="Times New Roman" w:cs="Times New Roman"/>
           <w:color w:val="auto"/>
         </w:rPr>
         <w:lastRenderedPageBreak/>
-        <w:t>3.4  Stable Content-Based Node IDs</w:t>
+        <w:t>3.4  Stable</w:t>
+      </w:r>
+      <w:proofErr w:type="gramEnd"/>
+      <w:r>
+        <w:rPr>
+          <w:rFonts w:ascii="Times New Roman" w:hAnsi="Times New Roman" w:cs="Times New Roman"/>
+          <w:color w:val="auto"/>
+        </w:rPr>
+        <w:t xml:space="preserve"> Content-Based Node IDs</w:t>
       </w:r>
     </w:p>
     <w:p>
@@ -3342,12 +3795,21 @@
           <w:color w:val="auto"/>
         </w:rPr>
       </w:pPr>
+      <w:proofErr w:type="gramStart"/>
       <w:r>
         <w:rPr>
           <w:rFonts w:ascii="Times New Roman" w:hAnsi="Times New Roman" w:cs="Times New Roman"/>
           <w:color w:val="auto"/>
         </w:rPr>
-        <w:t>3.5  Path / Breadcrumb Field</w:t>
+        <w:t>3.5  Path</w:t>
+      </w:r>
+      <w:proofErr w:type="gramEnd"/>
+      <w:r>
+        <w:rPr>
+          <w:rFonts w:ascii="Times New Roman" w:hAnsi="Times New Roman" w:cs="Times New Roman"/>
+          <w:color w:val="auto"/>
+        </w:rPr>
+        <w:t xml:space="preserve"> / Breadcrumb Field</w:t>
       </w:r>
     </w:p>
     <w:p>
@@ -3391,7 +3853,21 @@
         <w:rPr>
           <w:rFonts w:ascii="Times New Roman" w:hAnsi="Times New Roman" w:cs="Times New Roman"/>
         </w:rPr>
-        <w:t>This breadcrumb is stored alongside each chunk in index/chunks.json and is used by the retrieval engine to add a structural similarity bonus when a query's terms overlap with the path labels.</w:t>
+        <w:t>This breadcrumb is stored alongside each chunk in index/</w:t>
+      </w:r>
+      <w:proofErr w:type="spellStart"/>
+      <w:r>
+        <w:rPr>
+          <w:rFonts w:ascii="Times New Roman" w:hAnsi="Times New Roman" w:cs="Times New Roman"/>
+        </w:rPr>
+        <w:t>chunks.json</w:t>
+      </w:r>
+      <w:proofErr w:type="spellEnd"/>
+      <w:r>
+        <w:rPr>
+          <w:rFonts w:ascii="Times New Roman" w:hAnsi="Times New Roman" w:cs="Times New Roman"/>
+        </w:rPr>
+        <w:t xml:space="preserve"> and is used by the retrieval engine to add a structural similarity bonus when a query's terms overlap with the path labels.</w:t>
       </w:r>
     </w:p>
     <w:p>
@@ -3402,6 +3878,7 @@
           <w:color w:val="auto"/>
         </w:rPr>
       </w:pPr>
+      <w:proofErr w:type="gramStart"/>
       <w:r>
         <w:rPr>
           <w:rFonts w:ascii="Times New Roman" w:hAnsi="Times New Roman" w:cs="Times New Roman"/>
@@ -3409,6 +3886,7 @@
         </w:rPr>
         <w:t>3.6  Serialization</w:t>
       </w:r>
+      <w:proofErr w:type="gramEnd"/>
     </w:p>
     <w:p>
       <w:pPr>
@@ -3497,8 +3975,17 @@
                 <w:rFonts w:ascii="Times New Roman" w:hAnsi="Times New Roman" w:cs="Times New Roman"/>
                 <w:sz w:val="18"/>
               </w:rPr>
-              <w:t>index/knowledge_graph.json</w:t>
-            </w:r>
+              <w:t>index/</w:t>
+            </w:r>
+            <w:proofErr w:type="spellStart"/>
+            <w:r>
+              <w:rPr>
+                <w:rFonts w:ascii="Times New Roman" w:hAnsi="Times New Roman" w:cs="Times New Roman"/>
+                <w:sz w:val="18"/>
+              </w:rPr>
+              <w:t>knowledge_graph.json</w:t>
+            </w:r>
+            <w:proofErr w:type="spellEnd"/>
           </w:p>
         </w:tc>
         <w:tc>
@@ -3539,8 +4026,17 @@
                 <w:rFonts w:ascii="Times New Roman" w:hAnsi="Times New Roman" w:cs="Times New Roman"/>
                 <w:sz w:val="18"/>
               </w:rPr>
-              <w:t>index/chunks.json</w:t>
-            </w:r>
+              <w:t>index/</w:t>
+            </w:r>
+            <w:proofErr w:type="spellStart"/>
+            <w:r>
+              <w:rPr>
+                <w:rFonts w:ascii="Times New Roman" w:hAnsi="Times New Roman" w:cs="Times New Roman"/>
+                <w:sz w:val="18"/>
+              </w:rPr>
+              <w:t>chunks.json</w:t>
+            </w:r>
+            <w:proofErr w:type="spellEnd"/>
           </w:p>
         </w:tc>
         <w:tc>
@@ -3559,8 +4055,49 @@
                 <w:rFonts w:ascii="Times New Roman" w:hAnsi="Times New Roman" w:cs="Times New Roman"/>
                 <w:sz w:val="18"/>
               </w:rPr>
-              <w:t>Flat list of all Chunk nodes with id, text, url, page_id, page_title, path, source_type</w:t>
-            </w:r>
+              <w:t xml:space="preserve">Flat list of all Chunk nodes with id, text, </w:t>
+            </w:r>
+            <w:proofErr w:type="spellStart"/>
+            <w:r>
+              <w:rPr>
+                <w:rFonts w:ascii="Times New Roman" w:hAnsi="Times New Roman" w:cs="Times New Roman"/>
+                <w:sz w:val="18"/>
+              </w:rPr>
+              <w:t>url</w:t>
+            </w:r>
+            <w:proofErr w:type="spellEnd"/>
+            <w:r>
+              <w:rPr>
+                <w:rFonts w:ascii="Times New Roman" w:hAnsi="Times New Roman" w:cs="Times New Roman"/>
+                <w:sz w:val="18"/>
+              </w:rPr>
+              <w:t xml:space="preserve">, page_id, </w:t>
+            </w:r>
+            <w:proofErr w:type="spellStart"/>
+            <w:r>
+              <w:rPr>
+                <w:rFonts w:ascii="Times New Roman" w:hAnsi="Times New Roman" w:cs="Times New Roman"/>
+                <w:sz w:val="18"/>
+              </w:rPr>
+              <w:t>page_title</w:t>
+            </w:r>
+            <w:proofErr w:type="spellEnd"/>
+            <w:r>
+              <w:rPr>
+                <w:rFonts w:ascii="Times New Roman" w:hAnsi="Times New Roman" w:cs="Times New Roman"/>
+                <w:sz w:val="18"/>
+              </w:rPr>
+              <w:t xml:space="preserve">, path, </w:t>
+            </w:r>
+            <w:proofErr w:type="spellStart"/>
+            <w:r>
+              <w:rPr>
+                <w:rFonts w:ascii="Times New Roman" w:hAnsi="Times New Roman" w:cs="Times New Roman"/>
+                <w:sz w:val="18"/>
+              </w:rPr>
+              <w:t>source_type</w:t>
+            </w:r>
+            <w:proofErr w:type="spellEnd"/>
           </w:p>
         </w:tc>
       </w:tr>
@@ -3581,8 +4118,17 @@
                 <w:rFonts w:ascii="Times New Roman" w:hAnsi="Times New Roman" w:cs="Times New Roman"/>
                 <w:sz w:val="18"/>
               </w:rPr>
-              <w:t>index/index_meta.json</w:t>
-            </w:r>
+              <w:t>index/</w:t>
+            </w:r>
+            <w:proofErr w:type="spellStart"/>
+            <w:r>
+              <w:rPr>
+                <w:rFonts w:ascii="Times New Roman" w:hAnsi="Times New Roman" w:cs="Times New Roman"/>
+                <w:sz w:val="18"/>
+              </w:rPr>
+              <w:t>index_meta.json</w:t>
+            </w:r>
+            <w:proofErr w:type="spellEnd"/>
           </w:p>
         </w:tc>
         <w:tc>
@@ -3630,12 +4176,21 @@
           <w:color w:val="auto"/>
         </w:rPr>
       </w:pPr>
+      <w:proofErr w:type="gramStart"/>
       <w:r>
         <w:rPr>
           <w:rFonts w:ascii="Times New Roman" w:hAnsi="Times New Roman" w:cs="Times New Roman"/>
           <w:color w:val="auto"/>
         </w:rPr>
-        <w:t>4  Text Cleaning, Chunking, and Embedding</w:t>
+        <w:t>4  Text</w:t>
+      </w:r>
+      <w:proofErr w:type="gramEnd"/>
+      <w:r>
+        <w:rPr>
+          <w:rFonts w:ascii="Times New Roman" w:hAnsi="Times New Roman" w:cs="Times New Roman"/>
+          <w:color w:val="auto"/>
+        </w:rPr>
+        <w:t xml:space="preserve"> Cleaning, Chunking, and Embedding</w:t>
       </w:r>
     </w:p>
     <w:p>
@@ -3646,12 +4201,21 @@
           <w:color w:val="auto"/>
         </w:rPr>
       </w:pPr>
+      <w:proofErr w:type="gramStart"/>
       <w:r>
         <w:rPr>
           <w:rFonts w:ascii="Times New Roman" w:hAnsi="Times New Roman" w:cs="Times New Roman"/>
           <w:color w:val="auto"/>
         </w:rPr>
-        <w:t>4.1  Text Normalization</w:t>
+        <w:t>4.1  Text</w:t>
+      </w:r>
+      <w:proofErr w:type="gramEnd"/>
+      <w:r>
+        <w:rPr>
+          <w:rFonts w:ascii="Times New Roman" w:hAnsi="Times New Roman" w:cs="Times New Roman"/>
+          <w:color w:val="auto"/>
+        </w:rPr>
+        <w:t xml:space="preserve"> Normalization</w:t>
       </w:r>
     </w:p>
     <w:p>
@@ -3736,12 +4300,37 @@
                 <w:rFonts w:ascii="Times New Roman" w:hAnsi="Times New Roman" w:cs="Times New Roman"/>
               </w:rPr>
             </w:pPr>
-            <w:r>
-              <w:rPr>
-                <w:rFonts w:ascii="Times New Roman" w:hAnsi="Times New Roman" w:cs="Times New Roman"/>
-                <w:sz w:val="18"/>
-              </w:rPr>
-              <w:t>clean_text()</w:t>
+            <w:proofErr w:type="spellStart"/>
+            <w:r>
+              <w:rPr>
+                <w:rFonts w:ascii="Times New Roman" w:hAnsi="Times New Roman" w:cs="Times New Roman"/>
+                <w:sz w:val="18"/>
+              </w:rPr>
+              <w:t>clean_</w:t>
+            </w:r>
+            <w:proofErr w:type="gramStart"/>
+            <w:r>
+              <w:rPr>
+                <w:rFonts w:ascii="Times New Roman" w:hAnsi="Times New Roman" w:cs="Times New Roman"/>
+                <w:sz w:val="18"/>
+              </w:rPr>
+              <w:t>text</w:t>
+            </w:r>
+            <w:proofErr w:type="spellEnd"/>
+            <w:r>
+              <w:rPr>
+                <w:rFonts w:ascii="Times New Roman" w:hAnsi="Times New Roman" w:cs="Times New Roman"/>
+                <w:sz w:val="18"/>
+              </w:rPr>
+              <w:t>(</w:t>
+            </w:r>
+            <w:proofErr w:type="gramEnd"/>
+            <w:r>
+              <w:rPr>
+                <w:rFonts w:ascii="Times New Roman" w:hAnsi="Times New Roman" w:cs="Times New Roman"/>
+                <w:sz w:val="18"/>
+              </w:rPr>
+              <w:t>)</w:t>
             </w:r>
           </w:p>
         </w:tc>
@@ -3761,7 +4350,55 @@
                 <w:rFonts w:ascii="Times New Roman" w:hAnsi="Times New Roman" w:cs="Times New Roman"/>
                 <w:sz w:val="18"/>
               </w:rPr>
-              <w:t>HTML-unescape (&amp;nbsp; → space, &amp;lt; → &lt;, etc.); collapse all internal whitespace to a single space; strip leading/trailing whitespace</w:t>
+              <w:t>HTML-</w:t>
+            </w:r>
+            <w:proofErr w:type="spellStart"/>
+            <w:r>
+              <w:rPr>
+                <w:rFonts w:ascii="Times New Roman" w:hAnsi="Times New Roman" w:cs="Times New Roman"/>
+                <w:sz w:val="18"/>
+              </w:rPr>
+              <w:t>unescape</w:t>
+            </w:r>
+            <w:proofErr w:type="spellEnd"/>
+            <w:r>
+              <w:rPr>
+                <w:rFonts w:ascii="Times New Roman" w:hAnsi="Times New Roman" w:cs="Times New Roman"/>
+                <w:sz w:val="18"/>
+              </w:rPr>
+              <w:t xml:space="preserve"> (&amp;</w:t>
+            </w:r>
+            <w:proofErr w:type="spellStart"/>
+            <w:r>
+              <w:rPr>
+                <w:rFonts w:ascii="Times New Roman" w:hAnsi="Times New Roman" w:cs="Times New Roman"/>
+                <w:sz w:val="18"/>
+              </w:rPr>
+              <w:t>nbsp</w:t>
+            </w:r>
+            <w:proofErr w:type="spellEnd"/>
+            <w:r>
+              <w:rPr>
+                <w:rFonts w:ascii="Times New Roman" w:hAnsi="Times New Roman" w:cs="Times New Roman"/>
+                <w:sz w:val="18"/>
+              </w:rPr>
+              <w:t>; → space, &amp;</w:t>
+            </w:r>
+            <w:proofErr w:type="spellStart"/>
+            <w:r>
+              <w:rPr>
+                <w:rFonts w:ascii="Times New Roman" w:hAnsi="Times New Roman" w:cs="Times New Roman"/>
+                <w:sz w:val="18"/>
+              </w:rPr>
+              <w:t>lt</w:t>
+            </w:r>
+            <w:proofErr w:type="spellEnd"/>
+            <w:r>
+              <w:rPr>
+                <w:rFonts w:ascii="Times New Roman" w:hAnsi="Times New Roman" w:cs="Times New Roman"/>
+                <w:sz w:val="18"/>
+              </w:rPr>
+              <w:t>; → &lt;, etc.); collapse all internal whitespace to a single space; strip leading/trailing whitespace</w:t>
             </w:r>
           </w:p>
         </w:tc>
@@ -3778,12 +4415,37 @@
                 <w:rFonts w:ascii="Times New Roman" w:hAnsi="Times New Roman" w:cs="Times New Roman"/>
               </w:rPr>
             </w:pPr>
-            <w:r>
-              <w:rPr>
-                <w:rFonts w:ascii="Times New Roman" w:hAnsi="Times New Roman" w:cs="Times New Roman"/>
-                <w:sz w:val="18"/>
-              </w:rPr>
-              <w:t>clean_multiline_text()</w:t>
+            <w:proofErr w:type="spellStart"/>
+            <w:r>
+              <w:rPr>
+                <w:rFonts w:ascii="Times New Roman" w:hAnsi="Times New Roman" w:cs="Times New Roman"/>
+                <w:sz w:val="18"/>
+              </w:rPr>
+              <w:t>clean_multiline_</w:t>
+            </w:r>
+            <w:proofErr w:type="gramStart"/>
+            <w:r>
+              <w:rPr>
+                <w:rFonts w:ascii="Times New Roman" w:hAnsi="Times New Roman" w:cs="Times New Roman"/>
+                <w:sz w:val="18"/>
+              </w:rPr>
+              <w:t>text</w:t>
+            </w:r>
+            <w:proofErr w:type="spellEnd"/>
+            <w:r>
+              <w:rPr>
+                <w:rFonts w:ascii="Times New Roman" w:hAnsi="Times New Roman" w:cs="Times New Roman"/>
+                <w:sz w:val="18"/>
+              </w:rPr>
+              <w:t>(</w:t>
+            </w:r>
+            <w:proofErr w:type="gramEnd"/>
+            <w:r>
+              <w:rPr>
+                <w:rFonts w:ascii="Times New Roman" w:hAnsi="Times New Roman" w:cs="Times New Roman"/>
+                <w:sz w:val="18"/>
+              </w:rPr>
+              <w:t>)</w:t>
             </w:r>
           </w:p>
         </w:tc>
@@ -3803,7 +4465,23 @@
                 <w:rFonts w:ascii="Times New Roman" w:hAnsi="Times New Roman" w:cs="Times New Roman"/>
                 <w:sz w:val="18"/>
               </w:rPr>
-              <w:t>Same HTML-unescaping; collapses whitespace per line rather than globally; filters blank lines; rejoins with newlines — preserves list and paragraph structure</w:t>
+              <w:t>Same HTML-</w:t>
+            </w:r>
+            <w:proofErr w:type="spellStart"/>
+            <w:r>
+              <w:rPr>
+                <w:rFonts w:ascii="Times New Roman" w:hAnsi="Times New Roman" w:cs="Times New Roman"/>
+                <w:sz w:val="18"/>
+              </w:rPr>
+              <w:t>unescaping</w:t>
+            </w:r>
+            <w:proofErr w:type="spellEnd"/>
+            <w:r>
+              <w:rPr>
+                <w:rFonts w:ascii="Times New Roman" w:hAnsi="Times New Roman" w:cs="Times New Roman"/>
+                <w:sz w:val="18"/>
+              </w:rPr>
+              <w:t>; collapses whitespace per line rather than globally; filters blank lines; rejoins with newlines — preserves list and paragraph structure</w:t>
             </w:r>
           </w:p>
         </w:tc>
@@ -3824,6 +4502,7 @@
           <w:color w:val="auto"/>
         </w:rPr>
       </w:pPr>
+      <w:proofErr w:type="gramStart"/>
       <w:r>
         <w:rPr>
           <w:rFonts w:ascii="Times New Roman" w:hAnsi="Times New Roman" w:cs="Times New Roman"/>
@@ -3831,6 +4510,7 @@
         </w:rPr>
         <w:t>4.2  Tokenization</w:t>
       </w:r>
+      <w:proofErr w:type="gramEnd"/>
     </w:p>
     <w:p>
       <w:pPr>
@@ -3843,7 +4523,21 @@
         <w:rPr>
           <w:rFonts w:ascii="Times New Roman" w:hAnsi="Times New Roman" w:cs="Times New Roman"/>
         </w:rPr>
-        <w:t xml:space="preserve">A tokenize() function is used </w:t>
+        <w:t xml:space="preserve">A </w:t>
+      </w:r>
+      <w:proofErr w:type="gramStart"/>
+      <w:r>
+        <w:rPr>
+          <w:rFonts w:ascii="Times New Roman" w:hAnsi="Times New Roman" w:cs="Times New Roman"/>
+        </w:rPr>
+        <w:t>tokenize(</w:t>
+      </w:r>
+      <w:proofErr w:type="gramEnd"/>
+      <w:r>
+        <w:rPr>
+          <w:rFonts w:ascii="Times New Roman" w:hAnsi="Times New Roman" w:cs="Times New Roman"/>
+        </w:rPr>
+        <w:t xml:space="preserve">) function is used </w:t>
       </w:r>
       <w:r>
         <w:rPr>
@@ -3871,7 +4565,35 @@
         <w:rPr>
           <w:rFonts w:ascii="Times New Roman" w:hAnsi="Times New Roman" w:cs="Times New Roman"/>
         </w:rPr>
-        <w:t>Extract words matching the regex [A-Za-z0-9][A-Za-z0-9'/-]* (includes hyphenated terms and contractions).</w:t>
+        <w:t>Extract words matching the regex [A-Za-z0-</w:t>
+      </w:r>
+      <w:proofErr w:type="gramStart"/>
+      <w:r>
+        <w:rPr>
+          <w:rFonts w:ascii="Times New Roman" w:hAnsi="Times New Roman" w:cs="Times New Roman"/>
+        </w:rPr>
+        <w:t>9][</w:t>
+      </w:r>
+      <w:proofErr w:type="gramEnd"/>
+      <w:r>
+        <w:rPr>
+          <w:rFonts w:ascii="Times New Roman" w:hAnsi="Times New Roman" w:cs="Times New Roman"/>
+        </w:rPr>
+        <w:t>A-Za-z0-9'/</w:t>
+      </w:r>
+      <w:proofErr w:type="gramStart"/>
+      <w:r>
+        <w:rPr>
+          <w:rFonts w:ascii="Times New Roman" w:hAnsi="Times New Roman" w:cs="Times New Roman"/>
+        </w:rPr>
+        <w:t>-]*</w:t>
+      </w:r>
+      <w:proofErr w:type="gramEnd"/>
+      <w:r>
+        <w:rPr>
+          <w:rFonts w:ascii="Times New Roman" w:hAnsi="Times New Roman" w:cs="Times New Roman"/>
+        </w:rPr>
+        <w:t xml:space="preserve"> (includes hyphenated terms and contractions).</w:t>
       </w:r>
     </w:p>
     <w:p>
@@ -3901,7 +4623,21 @@
         <w:rPr>
           <w:rFonts w:ascii="Times New Roman" w:hAnsi="Times New Roman" w:cs="Times New Roman"/>
         </w:rPr>
-        <w:t>Remove 46 common English stopwords (a, the, is, in, of, …).</w:t>
+        <w:t xml:space="preserve">Remove 46 common English </w:t>
+      </w:r>
+      <w:proofErr w:type="spellStart"/>
+      <w:r>
+        <w:rPr>
+          <w:rFonts w:ascii="Times New Roman" w:hAnsi="Times New Roman" w:cs="Times New Roman"/>
+        </w:rPr>
+        <w:t>stopwords</w:t>
+      </w:r>
+      <w:proofErr w:type="spellEnd"/>
+      <w:r>
+        <w:rPr>
+          <w:rFonts w:ascii="Times New Roman" w:hAnsi="Times New Roman" w:cs="Times New Roman"/>
+        </w:rPr>
+        <w:t xml:space="preserve"> (a, the, is, in, of, …).</w:t>
       </w:r>
     </w:p>
     <w:p>
@@ -3942,12 +4678,21 @@
           <w:color w:val="auto"/>
         </w:rPr>
       </w:pPr>
+      <w:proofErr w:type="gramStart"/>
       <w:r>
         <w:rPr>
           <w:rFonts w:ascii="Times New Roman" w:hAnsi="Times New Roman" w:cs="Times New Roman"/>
           <w:color w:val="auto"/>
         </w:rPr>
-        <w:t>4.3  Token-Aware Chunking</w:t>
+        <w:t>4.3  Token</w:t>
+      </w:r>
+      <w:proofErr w:type="gramEnd"/>
+      <w:r>
+        <w:rPr>
+          <w:rFonts w:ascii="Times New Roman" w:hAnsi="Times New Roman" w:cs="Times New Roman"/>
+          <w:color w:val="auto"/>
+        </w:rPr>
+        <w:t>-Aware Chunking</w:t>
       </w:r>
     </w:p>
     <w:p>
@@ -4055,6 +4800,7 @@
                 <w:rFonts w:ascii="Times New Roman" w:hAnsi="Times New Roman" w:cs="Times New Roman"/>
               </w:rPr>
             </w:pPr>
+            <w:proofErr w:type="spellStart"/>
             <w:r>
               <w:rPr>
                 <w:rFonts w:ascii="Times New Roman" w:hAnsi="Times New Roman" w:cs="Times New Roman"/>
@@ -4062,6 +4808,7 @@
               </w:rPr>
               <w:t>max_words</w:t>
             </w:r>
+            <w:proofErr w:type="spellEnd"/>
           </w:p>
         </w:tc>
         <w:tc>
@@ -4219,12 +4966,21 @@
                 <w:rFonts w:ascii="Times New Roman" w:hAnsi="Times New Roman" w:cs="Times New Roman"/>
               </w:rPr>
             </w:pPr>
-            <w:r>
-              <w:rPr>
-                <w:rFonts w:ascii="Times New Roman" w:hAnsi="Times New Roman" w:cs="Times New Roman"/>
-                <w:sz w:val="18"/>
-              </w:rPr>
-              <w:t>max_words − overlap; slide distance per window</w:t>
+            <w:proofErr w:type="spellStart"/>
+            <w:r>
+              <w:rPr>
+                <w:rFonts w:ascii="Times New Roman" w:hAnsi="Times New Roman" w:cs="Times New Roman"/>
+                <w:sz w:val="18"/>
+              </w:rPr>
+              <w:t>max_words</w:t>
+            </w:r>
+            <w:proofErr w:type="spellEnd"/>
+            <w:r>
+              <w:rPr>
+                <w:rFonts w:ascii="Times New Roman" w:hAnsi="Times New Roman" w:cs="Times New Roman"/>
+                <w:sz w:val="18"/>
+              </w:rPr>
+              <w:t xml:space="preserve"> − overlap; slide distance per window</w:t>
             </w:r>
           </w:p>
         </w:tc>
@@ -4241,6 +4997,7 @@
                 <w:rFonts w:ascii="Times New Roman" w:hAnsi="Times New Roman" w:cs="Times New Roman"/>
               </w:rPr>
             </w:pPr>
+            <w:proofErr w:type="spellStart"/>
             <w:r>
               <w:rPr>
                 <w:rFonts w:ascii="Times New Roman" w:hAnsi="Times New Roman" w:cs="Times New Roman"/>
@@ -4248,6 +5005,7 @@
               </w:rPr>
               <w:t>min_words</w:t>
             </w:r>
+            <w:proofErr w:type="spellEnd"/>
           </w:p>
         </w:tc>
         <w:tc>
@@ -4310,7 +5068,35 @@
         <w:rPr>
           <w:rFonts w:ascii="Times New Roman" w:hAnsi="Times New Roman" w:cs="Times New Roman"/>
         </w:rPr>
-        <w:t>A 300-word text block produces approximately two chunks: words 0–179 and words 145–299, with a 35-word shared region. Each chunk inherits the path, url, page_id, and source_type of its parent KG node.</w:t>
+        <w:t xml:space="preserve">A 300-word text block produces approximately two chunks: words 0–179 and words 145–299, with a 35-word shared region. Each chunk inherits the path, </w:t>
+      </w:r>
+      <w:proofErr w:type="spellStart"/>
+      <w:r>
+        <w:rPr>
+          <w:rFonts w:ascii="Times New Roman" w:hAnsi="Times New Roman" w:cs="Times New Roman"/>
+        </w:rPr>
+        <w:t>url</w:t>
+      </w:r>
+      <w:proofErr w:type="spellEnd"/>
+      <w:r>
+        <w:rPr>
+          <w:rFonts w:ascii="Times New Roman" w:hAnsi="Times New Roman" w:cs="Times New Roman"/>
+        </w:rPr>
+        <w:t xml:space="preserve">, page_id, and </w:t>
+      </w:r>
+      <w:proofErr w:type="spellStart"/>
+      <w:r>
+        <w:rPr>
+          <w:rFonts w:ascii="Times New Roman" w:hAnsi="Times New Roman" w:cs="Times New Roman"/>
+        </w:rPr>
+        <w:t>source_type</w:t>
+      </w:r>
+      <w:proofErr w:type="spellEnd"/>
+      <w:r>
+        <w:rPr>
+          <w:rFonts w:ascii="Times New Roman" w:hAnsi="Times New Roman" w:cs="Times New Roman"/>
+        </w:rPr>
+        <w:t xml:space="preserve"> of its parent KG node.</w:t>
       </w:r>
     </w:p>
     <w:p>
@@ -4321,12 +5107,21 @@
           <w:color w:val="auto"/>
         </w:rPr>
       </w:pPr>
+      <w:proofErr w:type="gramStart"/>
       <w:r>
         <w:rPr>
           <w:rFonts w:ascii="Times New Roman" w:hAnsi="Times New Roman" w:cs="Times New Roman"/>
           <w:color w:val="auto"/>
         </w:rPr>
-        <w:t>4.4  Embedding Model</w:t>
+        <w:t>4.4  Embedding</w:t>
+      </w:r>
+      <w:proofErr w:type="gramEnd"/>
+      <w:r>
+        <w:rPr>
+          <w:rFonts w:ascii="Times New Roman" w:hAnsi="Times New Roman" w:cs="Times New Roman"/>
+          <w:color w:val="auto"/>
+        </w:rPr>
+        <w:t xml:space="preserve"> Model</w:t>
       </w:r>
     </w:p>
     <w:p>
@@ -4340,7 +5135,21 @@
         <w:rPr>
           <w:rFonts w:ascii="Times New Roman" w:hAnsi="Times New Roman" w:cs="Times New Roman"/>
         </w:rPr>
-        <w:t>Chunk texts are encoded into 384-dimensional dense vectors using BAAI/bge-small-en-v1.5, loaded locally via the SentenceTransformers library. The model runs entirely on CPU during index building. All output vectors are L2-normalized before storage so that inner-product and cosine similarity are equivalent.</w:t>
+        <w:t xml:space="preserve">Chunk texts are encoded into 384-dimensional dense vectors using BAAI/bge-small-en-v1.5, loaded locally via the </w:t>
+      </w:r>
+      <w:proofErr w:type="spellStart"/>
+      <w:r>
+        <w:rPr>
+          <w:rFonts w:ascii="Times New Roman" w:hAnsi="Times New Roman" w:cs="Times New Roman"/>
+        </w:rPr>
+        <w:t>SentenceTransformers</w:t>
+      </w:r>
+      <w:proofErr w:type="spellEnd"/>
+      <w:r>
+        <w:rPr>
+          <w:rFonts w:ascii="Times New Roman" w:hAnsi="Times New Roman" w:cs="Times New Roman"/>
+        </w:rPr>
+        <w:t xml:space="preserve"> library. The model runs entirely on CPU during index building. All output vectors are L2-normalized before storage so that inner-product and cosine similarity are equivalent.</w:t>
       </w:r>
     </w:p>
     <w:p>
@@ -4354,7 +5163,21 @@
         <w:rPr>
           <w:rFonts w:ascii="Times New Roman" w:hAnsi="Times New Roman" w:cs="Times New Roman"/>
         </w:rPr>
-        <w:t>The model was selected for its combination of strong retrieval performance on short English passages and a compact 384-dimension output that keeps the ChromaDB index small (≈ 6 MB for the full MSADS corpus).</w:t>
+        <w:t xml:space="preserve">The model was selected for its combination of strong retrieval performance on short English passages and a compact 384-dimension output that keeps the </w:t>
+      </w:r>
+      <w:proofErr w:type="spellStart"/>
+      <w:r>
+        <w:rPr>
+          <w:rFonts w:ascii="Times New Roman" w:hAnsi="Times New Roman" w:cs="Times New Roman"/>
+        </w:rPr>
+        <w:t>ChromaDB</w:t>
+      </w:r>
+      <w:proofErr w:type="spellEnd"/>
+      <w:r>
+        <w:rPr>
+          <w:rFonts w:ascii="Times New Roman" w:hAnsi="Times New Roman" w:cs="Times New Roman"/>
+        </w:rPr>
+        <w:t xml:space="preserve"> index small (≈ 6 MB for the full MSADS corpus).</w:t>
       </w:r>
     </w:p>
     <w:p>
@@ -4365,12 +5188,21 @@
           <w:color w:val="auto"/>
         </w:rPr>
       </w:pPr>
+      <w:proofErr w:type="gramStart"/>
       <w:r>
         <w:rPr>
           <w:rFonts w:ascii="Times New Roman" w:hAnsi="Times New Roman" w:cs="Times New Roman"/>
           <w:color w:val="auto"/>
         </w:rPr>
-        <w:t>4.5  BM25 Sparse Index</w:t>
+        <w:t>4.5  BM</w:t>
+      </w:r>
+      <w:proofErr w:type="gramEnd"/>
+      <w:r>
+        <w:rPr>
+          <w:rFonts w:ascii="Times New Roman" w:hAnsi="Times New Roman" w:cs="Times New Roman"/>
+          <w:color w:val="auto"/>
+        </w:rPr>
+        <w:t>25 Sparse Index</w:t>
       </w:r>
     </w:p>
     <w:p>
@@ -4421,7 +5253,49 @@
         <w:rPr>
           <w:rFonts w:ascii="Times New Roman" w:hAnsi="Times New Roman" w:cs="Times New Roman"/>
         </w:rPr>
-        <w:t>Parameters: k1 = 1.5 (term saturation), b = 0.75 (length normalization). IDF uses the smoothed formula log(1 + (N − df + 0.5) / (df + 0.5)). The index is serialized as a pickle file (index/bm25.pkl) for fast loading at query time.</w:t>
+        <w:t xml:space="preserve">Parameters: k1 = 1.5 (term saturation), b = 0.75 (length normalization). IDF uses the smoothed formula </w:t>
+      </w:r>
+      <w:proofErr w:type="gramStart"/>
+      <w:r>
+        <w:rPr>
+          <w:rFonts w:ascii="Times New Roman" w:hAnsi="Times New Roman" w:cs="Times New Roman"/>
+        </w:rPr>
+        <w:t>log(</w:t>
+      </w:r>
+      <w:proofErr w:type="gramEnd"/>
+      <w:r>
+        <w:rPr>
+          <w:rFonts w:ascii="Times New Roman" w:hAnsi="Times New Roman" w:cs="Times New Roman"/>
+        </w:rPr>
+        <w:t xml:space="preserve">1 + (N − </w:t>
+      </w:r>
+      <w:proofErr w:type="spellStart"/>
+      <w:r>
+        <w:rPr>
+          <w:rFonts w:ascii="Times New Roman" w:hAnsi="Times New Roman" w:cs="Times New Roman"/>
+        </w:rPr>
+        <w:t>df</w:t>
+      </w:r>
+      <w:proofErr w:type="spellEnd"/>
+      <w:r>
+        <w:rPr>
+          <w:rFonts w:ascii="Times New Roman" w:hAnsi="Times New Roman" w:cs="Times New Roman"/>
+        </w:rPr>
+        <w:t xml:space="preserve"> + 0.5) / (</w:t>
+      </w:r>
+      <w:proofErr w:type="spellStart"/>
+      <w:r>
+        <w:rPr>
+          <w:rFonts w:ascii="Times New Roman" w:hAnsi="Times New Roman" w:cs="Times New Roman"/>
+        </w:rPr>
+        <w:t>df</w:t>
+      </w:r>
+      <w:proofErr w:type="spellEnd"/>
+      <w:r>
+        <w:rPr>
+          <w:rFonts w:ascii="Times New Roman" w:hAnsi="Times New Roman" w:cs="Times New Roman"/>
+        </w:rPr>
+        <w:t xml:space="preserve"> + 0.5)). The index is serialized as a pickle file (index/bm25.pkl) for fast loading at query time.</w:t>
       </w:r>
     </w:p>
     <w:p>
@@ -4439,12 +5313,21 @@
           <w:color w:val="auto"/>
         </w:rPr>
       </w:pPr>
+      <w:proofErr w:type="gramStart"/>
       <w:r>
         <w:rPr>
           <w:rFonts w:ascii="Times New Roman" w:hAnsi="Times New Roman" w:cs="Times New Roman"/>
           <w:color w:val="auto"/>
         </w:rPr>
-        <w:t>5  Hybrid Retrieval Engine</w:t>
+        <w:t>5  Hybrid</w:t>
+      </w:r>
+      <w:proofErr w:type="gramEnd"/>
+      <w:r>
+        <w:rPr>
+          <w:rFonts w:ascii="Times New Roman" w:hAnsi="Times New Roman" w:cs="Times New Roman"/>
+          <w:color w:val="auto"/>
+        </w:rPr>
+        <w:t xml:space="preserve"> Retrieval Engine</w:t>
       </w:r>
     </w:p>
     <w:p>
@@ -4455,12 +5338,21 @@
           <w:color w:val="auto"/>
         </w:rPr>
       </w:pPr>
+      <w:proofErr w:type="gramStart"/>
       <w:r>
         <w:rPr>
           <w:rFonts w:ascii="Times New Roman" w:hAnsi="Times New Roman" w:cs="Times New Roman"/>
           <w:color w:val="auto"/>
         </w:rPr>
-        <w:t>5.1  Motivation for Hybrid Design</w:t>
+        <w:t>5.1  Motivation</w:t>
+      </w:r>
+      <w:proofErr w:type="gramEnd"/>
+      <w:r>
+        <w:rPr>
+          <w:rFonts w:ascii="Times New Roman" w:hAnsi="Times New Roman" w:cs="Times New Roman"/>
+          <w:color w:val="auto"/>
+        </w:rPr>
+        <w:t xml:space="preserve"> for Hybrid Design</w:t>
       </w:r>
     </w:p>
     <w:p>
@@ -4597,12 +5489,21 @@
           <w:color w:val="auto"/>
         </w:rPr>
       </w:pPr>
+      <w:proofErr w:type="gramStart"/>
       <w:r>
         <w:rPr>
           <w:rFonts w:ascii="Times New Roman" w:hAnsi="Times New Roman" w:cs="Times New Roman"/>
           <w:color w:val="auto"/>
         </w:rPr>
-        <w:t>5.2  Score Fusion Formula</w:t>
+        <w:t>5.2  Score</w:t>
+      </w:r>
+      <w:proofErr w:type="gramEnd"/>
+      <w:r>
+        <w:rPr>
+          <w:rFonts w:ascii="Times New Roman" w:hAnsi="Times New Roman" w:cs="Times New Roman"/>
+          <w:color w:val="auto"/>
+        </w:rPr>
+        <w:t xml:space="preserve"> Fusion Formula</w:t>
       </w:r>
     </w:p>
     <w:p>
@@ -4627,13 +5528,47 @@
           <w:rFonts w:ascii="Times New Roman" w:hAnsi="Times New Roman" w:cs="Times New Roman"/>
         </w:rPr>
       </w:pPr>
+      <w:proofErr w:type="spellStart"/>
       <w:r>
         <w:rPr>
           <w:rFonts w:ascii="Times New Roman" w:hAnsi="Times New Roman" w:cs="Times New Roman"/>
           <w:sz w:val="18"/>
         </w:rPr>
-        <w:t>final_score = 0.50 · norm(vector) + 0.30 · norm(BM25) + 0.20 · norm(graph) + intent_boost</w:t>
-      </w:r>
+        <w:t>final_score</w:t>
+      </w:r>
+      <w:proofErr w:type="spellEnd"/>
+      <w:r>
+        <w:rPr>
+          <w:rFonts w:ascii="Times New Roman" w:hAnsi="Times New Roman" w:cs="Times New Roman"/>
+          <w:sz w:val="18"/>
+        </w:rPr>
+        <w:t xml:space="preserve"> = 0.50 · norm(vector) + 0.30 · </w:t>
+      </w:r>
+      <w:proofErr w:type="gramStart"/>
+      <w:r>
+        <w:rPr>
+          <w:rFonts w:ascii="Times New Roman" w:hAnsi="Times New Roman" w:cs="Times New Roman"/>
+          <w:sz w:val="18"/>
+        </w:rPr>
+        <w:t>norm(</w:t>
+      </w:r>
+      <w:proofErr w:type="gramEnd"/>
+      <w:r>
+        <w:rPr>
+          <w:rFonts w:ascii="Times New Roman" w:hAnsi="Times New Roman" w:cs="Times New Roman"/>
+          <w:sz w:val="18"/>
+        </w:rPr>
+        <w:t xml:space="preserve">BM25) + 0.20 · norm(graph) + </w:t>
+      </w:r>
+      <w:proofErr w:type="spellStart"/>
+      <w:r>
+        <w:rPr>
+          <w:rFonts w:ascii="Times New Roman" w:hAnsi="Times New Roman" w:cs="Times New Roman"/>
+          <w:sz w:val="18"/>
+        </w:rPr>
+        <w:t>intent_boost</w:t>
+      </w:r>
+      <w:proofErr w:type="spellEnd"/>
     </w:p>
     <w:p>
       <w:pPr>
@@ -4657,12 +5592,37 @@
           <w:color w:val="auto"/>
         </w:rPr>
       </w:pPr>
+      <w:proofErr w:type="gramStart"/>
       <w:r>
         <w:rPr>
           <w:rFonts w:ascii="Times New Roman" w:hAnsi="Times New Roman" w:cs="Times New Roman"/>
           <w:color w:val="auto"/>
         </w:rPr>
-        <w:t>5.3  Vector Search (ChromaDB)</w:t>
+        <w:t>5.3  Vector</w:t>
+      </w:r>
+      <w:proofErr w:type="gramEnd"/>
+      <w:r>
+        <w:rPr>
+          <w:rFonts w:ascii="Times New Roman" w:hAnsi="Times New Roman" w:cs="Times New Roman"/>
+          <w:color w:val="auto"/>
+        </w:rPr>
+        <w:t xml:space="preserve"> Search (</w:t>
+      </w:r>
+      <w:proofErr w:type="spellStart"/>
+      <w:r>
+        <w:rPr>
+          <w:rFonts w:ascii="Times New Roman" w:hAnsi="Times New Roman" w:cs="Times New Roman"/>
+          <w:color w:val="auto"/>
+        </w:rPr>
+        <w:t>ChromaDB</w:t>
+      </w:r>
+      <w:proofErr w:type="spellEnd"/>
+      <w:r>
+        <w:rPr>
+          <w:rFonts w:ascii="Times New Roman" w:hAnsi="Times New Roman" w:cs="Times New Roman"/>
+          <w:color w:val="auto"/>
+        </w:rPr>
+        <w:t>)</w:t>
       </w:r>
     </w:p>
     <w:p>
@@ -4676,7 +5636,21 @@
         <w:rPr>
           <w:rFonts w:ascii="Times New Roman" w:hAnsi="Times New Roman" w:cs="Times New Roman"/>
         </w:rPr>
-        <w:t>Dense embeddings are stored in a ChromaDB collection configured with cosine distance (HNSW index). At query time, the query text is encoded with the same BGE model and the collection is queried for all chunk vectors. Cosine distances are converted to similarities via score = 1.0 − distance.</w:t>
+        <w:t xml:space="preserve">Dense embeddings are stored in a </w:t>
+      </w:r>
+      <w:proofErr w:type="spellStart"/>
+      <w:r>
+        <w:rPr>
+          <w:rFonts w:ascii="Times New Roman" w:hAnsi="Times New Roman" w:cs="Times New Roman"/>
+        </w:rPr>
+        <w:t>ChromaDB</w:t>
+      </w:r>
+      <w:proofErr w:type="spellEnd"/>
+      <w:r>
+        <w:rPr>
+          <w:rFonts w:ascii="Times New Roman" w:hAnsi="Times New Roman" w:cs="Times New Roman"/>
+        </w:rPr>
+        <w:t xml:space="preserve"> collection configured with cosine distance (HNSW index). At query time, the query text is encoded with the same BGE model and the collection is queried for all chunk vectors. Cosine distances are converted to similarities via score = 1.0 − distance.</w:t>
       </w:r>
     </w:p>
     <w:p>
@@ -4687,12 +5661,21 @@
           <w:color w:val="auto"/>
         </w:rPr>
       </w:pPr>
+      <w:proofErr w:type="gramStart"/>
       <w:r>
         <w:rPr>
           <w:rFonts w:ascii="Times New Roman" w:hAnsi="Times New Roman" w:cs="Times New Roman"/>
           <w:color w:val="auto"/>
         </w:rPr>
-        <w:t>5.4  BM25 Keyword Search</w:t>
+        <w:t>5.4  BM</w:t>
+      </w:r>
+      <w:proofErr w:type="gramEnd"/>
+      <w:r>
+        <w:rPr>
+          <w:rFonts w:ascii="Times New Roman" w:hAnsi="Times New Roman" w:cs="Times New Roman"/>
+          <w:color w:val="auto"/>
+        </w:rPr>
+        <w:t>25 Keyword Search</w:t>
       </w:r>
     </w:p>
     <w:p>
@@ -4706,7 +5689,21 @@
         <w:rPr>
           <w:rFonts w:ascii="Times New Roman" w:hAnsi="Times New Roman" w:cs="Times New Roman"/>
         </w:rPr>
-        <w:t>The pre-built BM25 index is loaded from disk and scored against the tokenized query. Because the same tokenize() function is used at both index-build time and query time, term matching is exact — no vocabulary mismatch between index and query.</w:t>
+        <w:t xml:space="preserve">The pre-built BM25 index is loaded from disk and scored against the tokenized query. Because the same </w:t>
+      </w:r>
+      <w:proofErr w:type="gramStart"/>
+      <w:r>
+        <w:rPr>
+          <w:rFonts w:ascii="Times New Roman" w:hAnsi="Times New Roman" w:cs="Times New Roman"/>
+        </w:rPr>
+        <w:t>tokenize(</w:t>
+      </w:r>
+      <w:proofErr w:type="gramEnd"/>
+      <w:r>
+        <w:rPr>
+          <w:rFonts w:ascii="Times New Roman" w:hAnsi="Times New Roman" w:cs="Times New Roman"/>
+        </w:rPr>
+        <w:t>) function is used at both index-build time and query time, term matching is exact — no vocabulary mismatch between index and query.</w:t>
       </w:r>
     </w:p>
     <w:p>
@@ -4717,12 +5714,21 @@
           <w:color w:val="auto"/>
         </w:rPr>
       </w:pPr>
+      <w:proofErr w:type="gramStart"/>
       <w:r>
         <w:rPr>
           <w:rFonts w:ascii="Times New Roman" w:hAnsi="Times New Roman" w:cs="Times New Roman"/>
           <w:color w:val="auto"/>
         </w:rPr>
-        <w:t>5.5  Knowledge Graph Scoring</w:t>
+        <w:t>5.5  Knowledge</w:t>
+      </w:r>
+      <w:proofErr w:type="gramEnd"/>
+      <w:r>
+        <w:rPr>
+          <w:rFonts w:ascii="Times New Roman" w:hAnsi="Times New Roman" w:cs="Times New Roman"/>
+          <w:color w:val="auto"/>
+        </w:rPr>
+        <w:t xml:space="preserve"> Graph Scoring</w:t>
       </w:r>
     </w:p>
     <w:p>
@@ -4793,12 +5799,21 @@
           <w:color w:val="auto"/>
         </w:rPr>
       </w:pPr>
+      <w:proofErr w:type="gramStart"/>
       <w:r>
         <w:rPr>
           <w:rFonts w:ascii="Times New Roman" w:hAnsi="Times New Roman" w:cs="Times New Roman"/>
           <w:color w:val="auto"/>
         </w:rPr>
-        <w:t>5.6  Intent Boosts</w:t>
+        <w:t>5.6  Intent</w:t>
+      </w:r>
+      <w:proofErr w:type="gramEnd"/>
+      <w:r>
+        <w:rPr>
+          <w:rFonts w:ascii="Times New Roman" w:hAnsi="Times New Roman" w:cs="Times New Roman"/>
+          <w:color w:val="auto"/>
+        </w:rPr>
+        <w:t xml:space="preserve"> Boosts</w:t>
       </w:r>
     </w:p>
     <w:p>
@@ -5112,12 +6127,37 @@
                 <w:rFonts w:ascii="Times New Roman" w:hAnsi="Times New Roman" w:cs="Times New Roman"/>
               </w:rPr>
             </w:pPr>
-            <w:r>
-              <w:rPr>
-                <w:rFonts w:ascii="Times New Roman" w:hAnsi="Times New Roman" w:cs="Times New Roman"/>
-                <w:sz w:val="18"/>
-              </w:rPr>
-              <w:t>source_type == "accordion_index"</w:t>
+            <w:proofErr w:type="spellStart"/>
+            <w:r>
+              <w:rPr>
+                <w:rFonts w:ascii="Times New Roman" w:hAnsi="Times New Roman" w:cs="Times New Roman"/>
+                <w:sz w:val="18"/>
+              </w:rPr>
+              <w:t>source_type</w:t>
+            </w:r>
+            <w:proofErr w:type="spellEnd"/>
+            <w:r>
+              <w:rPr>
+                <w:rFonts w:ascii="Times New Roman" w:hAnsi="Times New Roman" w:cs="Times New Roman"/>
+                <w:sz w:val="18"/>
+              </w:rPr>
+              <w:t xml:space="preserve"> == "</w:t>
+            </w:r>
+            <w:proofErr w:type="spellStart"/>
+            <w:r>
+              <w:rPr>
+                <w:rFonts w:ascii="Times New Roman" w:hAnsi="Times New Roman" w:cs="Times New Roman"/>
+                <w:sz w:val="18"/>
+              </w:rPr>
+              <w:t>accordion_index</w:t>
+            </w:r>
+            <w:proofErr w:type="spellEnd"/>
+            <w:r>
+              <w:rPr>
+                <w:rFonts w:ascii="Times New Roman" w:hAnsi="Times New Roman" w:cs="Times New Roman"/>
+                <w:sz w:val="18"/>
+              </w:rPr>
+              <w:t>"</w:t>
             </w:r>
           </w:p>
         </w:tc>
@@ -5241,12 +6281,21 @@
           <w:color w:val="auto"/>
         </w:rPr>
       </w:pPr>
+      <w:proofErr w:type="gramStart"/>
       <w:r>
         <w:rPr>
           <w:rFonts w:ascii="Times New Roman" w:hAnsi="Times New Roman" w:cs="Times New Roman"/>
           <w:color w:val="auto"/>
         </w:rPr>
-        <w:t>6  LLM Agent Architecture</w:t>
+        <w:t>6  LLM</w:t>
+      </w:r>
+      <w:proofErr w:type="gramEnd"/>
+      <w:r>
+        <w:rPr>
+          <w:rFonts w:ascii="Times New Roman" w:hAnsi="Times New Roman" w:cs="Times New Roman"/>
+          <w:color w:val="auto"/>
+        </w:rPr>
+        <w:t xml:space="preserve"> Agent Architecture</w:t>
       </w:r>
     </w:p>
     <w:p>
@@ -5257,12 +6306,21 @@
           <w:color w:val="auto"/>
         </w:rPr>
       </w:pPr>
+      <w:proofErr w:type="gramStart"/>
       <w:r>
         <w:rPr>
           <w:rFonts w:ascii="Times New Roman" w:hAnsi="Times New Roman" w:cs="Times New Roman"/>
           <w:color w:val="auto"/>
         </w:rPr>
-        <w:t>6.1  Motivation for a Multi-Step Agent Loop</w:t>
+        <w:t>6.1  Motivation</w:t>
+      </w:r>
+      <w:proofErr w:type="gramEnd"/>
+      <w:r>
+        <w:rPr>
+          <w:rFonts w:ascii="Times New Roman" w:hAnsi="Times New Roman" w:cs="Times New Roman"/>
+          <w:color w:val="auto"/>
+        </w:rPr>
+        <w:t xml:space="preserve"> for a Multi-Step Agent Loop</w:t>
       </w:r>
     </w:p>
     <w:p>
@@ -5359,12 +6417,21 @@
           <w:color w:val="auto"/>
         </w:rPr>
       </w:pPr>
+      <w:proofErr w:type="gramStart"/>
       <w:r>
         <w:rPr>
           <w:rFonts w:ascii="Times New Roman" w:hAnsi="Times New Roman" w:cs="Times New Roman"/>
           <w:color w:val="auto"/>
         </w:rPr>
-        <w:t>6.2  Model and Inference Configuration</w:t>
+        <w:t>6.2  Model</w:t>
+      </w:r>
+      <w:proofErr w:type="gramEnd"/>
+      <w:r>
+        <w:rPr>
+          <w:rFonts w:ascii="Times New Roman" w:hAnsi="Times New Roman" w:cs="Times New Roman"/>
+          <w:color w:val="auto"/>
+        </w:rPr>
+        <w:t xml:space="preserve"> and Inference Configuration</w:t>
       </w:r>
     </w:p>
     <w:p>
@@ -5378,7 +6445,21 @@
         <w:rPr>
           <w:rFonts w:ascii="Times New Roman" w:hAnsi="Times New Roman" w:cs="Times New Roman"/>
         </w:rPr>
-        <w:t>All LLM calls use qwen3:8b served locally via Ollama. Two inference modes are used:</w:t>
+        <w:t xml:space="preserve">All LLM calls use qwen3:8b served locally via </w:t>
+      </w:r>
+      <w:proofErr w:type="spellStart"/>
+      <w:r>
+        <w:rPr>
+          <w:rFonts w:ascii="Times New Roman" w:hAnsi="Times New Roman" w:cs="Times New Roman"/>
+        </w:rPr>
+        <w:t>Ollama</w:t>
+      </w:r>
+      <w:proofErr w:type="spellEnd"/>
+      <w:r>
+        <w:rPr>
+          <w:rFonts w:ascii="Times New Roman" w:hAnsi="Times New Roman" w:cs="Times New Roman"/>
+        </w:rPr>
+        <w:t>. Two inference modes are used:</w:t>
       </w:r>
     </w:p>
     <w:tbl>
@@ -5517,7 +6598,23 @@
                 <w:rFonts w:ascii="Times New Roman" w:hAnsi="Times New Roman" w:cs="Times New Roman"/>
                 <w:sz w:val="18"/>
               </w:rPr>
-              <w:t>Query rewriter, agent decision, evidence judge — all require parseable structured output</w:t>
+              <w:t xml:space="preserve">Query rewriter, agent decision, evidence judge — all require </w:t>
+            </w:r>
+            <w:proofErr w:type="spellStart"/>
+            <w:r>
+              <w:rPr>
+                <w:rFonts w:ascii="Times New Roman" w:hAnsi="Times New Roman" w:cs="Times New Roman"/>
+                <w:sz w:val="18"/>
+              </w:rPr>
+              <w:t>parseable</w:t>
+            </w:r>
+            <w:proofErr w:type="spellEnd"/>
+            <w:r>
+              <w:rPr>
+                <w:rFonts w:ascii="Times New Roman" w:hAnsi="Times New Roman" w:cs="Times New Roman"/>
+                <w:sz w:val="18"/>
+              </w:rPr>
+              <w:t xml:space="preserve"> structured output</w:t>
             </w:r>
           </w:p>
         </w:tc>
@@ -5604,7 +6701,21 @@
           <w:rFonts w:ascii="Times New Roman" w:hAnsi="Times New Roman" w:cs="Times New Roman"/>
         </w:rPr>
         <w:lastRenderedPageBreak/>
-        <w:t>All calls include the /no_think directive in the system prompt. This suppresses the model's internal chain-of-thought reasoning tokens, cutting per-call latency by 30–50 % depending on query complexity. The accuracy trade-off is minimal because the agent's decision space is highly constrained: the decision LLM chooses from a fixed list of five tools with structured JSON output, which does not require deep deliberative reasoning.</w:t>
+        <w:t>All calls include the /</w:t>
+      </w:r>
+      <w:proofErr w:type="spellStart"/>
+      <w:r>
+        <w:rPr>
+          <w:rFonts w:ascii="Times New Roman" w:hAnsi="Times New Roman" w:cs="Times New Roman"/>
+        </w:rPr>
+        <w:t>no_think</w:t>
+      </w:r>
+      <w:proofErr w:type="spellEnd"/>
+      <w:r>
+        <w:rPr>
+          <w:rFonts w:ascii="Times New Roman" w:hAnsi="Times New Roman" w:cs="Times New Roman"/>
+        </w:rPr>
+        <w:t xml:space="preserve"> directive in the system prompt. This suppresses the model's internal chain-of-thought reasoning tokens, cutting per-call latency by 30–50 % depending on query complexity. The accuracy trade-off is minimal because the agent's decision space is highly constrained: the decision LLM chooses from a fixed list of five tools with structured JSON output, which does not require deep deliberative reasoning.</w:t>
       </w:r>
     </w:p>
     <w:p>
@@ -5615,12 +6726,21 @@
           <w:color w:val="auto"/>
         </w:rPr>
       </w:pPr>
+      <w:proofErr w:type="gramStart"/>
       <w:r>
         <w:rPr>
           <w:rFonts w:ascii="Times New Roman" w:hAnsi="Times New Roman" w:cs="Times New Roman"/>
           <w:color w:val="auto"/>
         </w:rPr>
-        <w:t>6.3  Agent Loop Structure</w:t>
+        <w:t>6.3  Agent</w:t>
+      </w:r>
+      <w:proofErr w:type="gramEnd"/>
+      <w:r>
+        <w:rPr>
+          <w:rFonts w:ascii="Times New Roman" w:hAnsi="Times New Roman" w:cs="Times New Roman"/>
+          <w:color w:val="auto"/>
+        </w:rPr>
+        <w:t xml:space="preserve"> Loop Structure</w:t>
       </w:r>
     </w:p>
     <w:p>
@@ -6156,13 +7276,22 @@
           <w:color w:val="auto"/>
         </w:rPr>
       </w:pPr>
+      <w:proofErr w:type="gramStart"/>
       <w:r>
         <w:rPr>
           <w:rFonts w:ascii="Times New Roman" w:hAnsi="Times New Roman" w:cs="Times New Roman"/>
           <w:color w:val="auto"/>
         </w:rPr>
         <w:lastRenderedPageBreak/>
-        <w:t>6.4  The Five Agent Tools</w:t>
+        <w:t>6.4  The</w:t>
+      </w:r>
+      <w:proofErr w:type="gramEnd"/>
+      <w:r>
+        <w:rPr>
+          <w:rFonts w:ascii="Times New Roman" w:hAnsi="Times New Roman" w:cs="Times New Roman"/>
+          <w:color w:val="auto"/>
+        </w:rPr>
+        <w:t xml:space="preserve"> Five Agent Tools</w:t>
       </w:r>
     </w:p>
     <w:tbl>
@@ -6261,7 +7390,23 @@
                 <w:rFonts w:ascii="Times New Roman" w:hAnsi="Times New Roman" w:cs="Times New Roman"/>
                 <w:sz w:val="18"/>
               </w:rPr>
-              <w:t>hybrid_retrieve(query, top_k)</w:t>
+              <w:t>hybrid_</w:t>
+            </w:r>
+            <w:proofErr w:type="gramStart"/>
+            <w:r>
+              <w:rPr>
+                <w:rFonts w:ascii="Times New Roman" w:hAnsi="Times New Roman" w:cs="Times New Roman"/>
+                <w:sz w:val="18"/>
+              </w:rPr>
+              <w:t>retrieve(</w:t>
+            </w:r>
+            <w:proofErr w:type="gramEnd"/>
+            <w:r>
+              <w:rPr>
+                <w:rFonts w:ascii="Times New Roman" w:hAnsi="Times New Roman" w:cs="Times New Roman"/>
+                <w:sz w:val="18"/>
+              </w:rPr>
+              <w:t>query, top_k)</w:t>
             </w:r>
           </w:p>
         </w:tc>
@@ -6323,7 +7468,23 @@
                 <w:rFonts w:ascii="Times New Roman" w:hAnsi="Times New Roman" w:cs="Times New Roman"/>
                 <w:sz w:val="18"/>
               </w:rPr>
-              <w:t>list_page_summaries(query, limit)</w:t>
+              <w:t>list_page_</w:t>
+            </w:r>
+            <w:proofErr w:type="gramStart"/>
+            <w:r>
+              <w:rPr>
+                <w:rFonts w:ascii="Times New Roman" w:hAnsi="Times New Roman" w:cs="Times New Roman"/>
+                <w:sz w:val="18"/>
+              </w:rPr>
+              <w:t>summaries(</w:t>
+            </w:r>
+            <w:proofErr w:type="gramEnd"/>
+            <w:r>
+              <w:rPr>
+                <w:rFonts w:ascii="Times New Roman" w:hAnsi="Times New Roman" w:cs="Times New Roman"/>
+                <w:sz w:val="18"/>
+              </w:rPr>
+              <w:t>query, limit)</w:t>
             </w:r>
           </w:p>
         </w:tc>
@@ -6447,7 +7608,23 @@
                 <w:rFonts w:ascii="Times New Roman" w:hAnsi="Times New Roman" w:cs="Times New Roman"/>
                 <w:sz w:val="18"/>
               </w:rPr>
-              <w:t>fetch_node_chunks(node_id, fetch_depth)</w:t>
+              <w:t>fetch_node_</w:t>
+            </w:r>
+            <w:proofErr w:type="gramStart"/>
+            <w:r>
+              <w:rPr>
+                <w:rFonts w:ascii="Times New Roman" w:hAnsi="Times New Roman" w:cs="Times New Roman"/>
+                <w:sz w:val="18"/>
+              </w:rPr>
+              <w:t>chunks(</w:t>
+            </w:r>
+            <w:proofErr w:type="gramEnd"/>
+            <w:r>
+              <w:rPr>
+                <w:rFonts w:ascii="Times New Roman" w:hAnsi="Times New Roman" w:cs="Times New Roman"/>
+                <w:sz w:val="18"/>
+              </w:rPr>
+              <w:t>node_id, fetch_depth)</w:t>
             </w:r>
           </w:p>
         </w:tc>
@@ -6567,46 +7744,39 @@
       <w:pPr>
         <w:spacing w:after="120" w:line="260" w:lineRule="exact"/>
         <w:rPr>
+          <w:rFonts w:ascii="Times New Roman" w:eastAsia="宋体" w:hAnsi="Times New Roman" w:cs="Times New Roman"/>
+          <w:lang w:eastAsia="zh-CN"/>
+        </w:rPr>
+      </w:pPr>
+      <w:r>
+        <w:rPr>
           <w:rFonts w:ascii="Times New Roman" w:eastAsia="宋体" w:hAnsi="Times New Roman" w:cs="Times New Roman" w:hint="eastAsia"/>
           <w:lang w:eastAsia="zh-CN"/>
         </w:rPr>
-      </w:pPr>
+        <w:t>For `</w:t>
+      </w:r>
+      <w:r>
+        <w:t xml:space="preserve"> </w:t>
+      </w:r>
+      <w:r>
+        <w:rPr>
+          <w:rFonts w:ascii="Times New Roman" w:eastAsia="宋体" w:hAnsi="Times New Roman" w:cs="Times New Roman"/>
+          <w:lang w:eastAsia="zh-CN"/>
+        </w:rPr>
+        <w:t xml:space="preserve">list_page_summaries </w:t>
+      </w:r>
       <w:r>
         <w:rPr>
           <w:rFonts w:ascii="Times New Roman" w:eastAsia="宋体" w:hAnsi="Times New Roman" w:cs="Times New Roman" w:hint="eastAsia"/>
           <w:lang w:eastAsia="zh-CN"/>
         </w:rPr>
-        <w:t>For `</w:t>
-      </w:r>
-      <w:r>
-        <w:t xml:space="preserve"> </w:t>
+        <w:t>`, a</w:t>
       </w:r>
       <w:r>
         <w:rPr>
           <w:rFonts w:ascii="Times New Roman" w:eastAsia="宋体" w:hAnsi="Times New Roman" w:cs="Times New Roman"/>
           <w:lang w:eastAsia="zh-CN"/>
         </w:rPr>
-        <w:t>list_page_summaries</w:t>
-      </w:r>
-      <w:r>
-        <w:rPr>
-          <w:rFonts w:ascii="Times New Roman" w:eastAsia="宋体" w:hAnsi="Times New Roman" w:cs="Times New Roman"/>
-          <w:lang w:eastAsia="zh-CN"/>
-        </w:rPr>
-        <w:t xml:space="preserve"> </w:t>
-      </w:r>
-      <w:r>
-        <w:rPr>
-          <w:rFonts w:ascii="Times New Roman" w:eastAsia="宋体" w:hAnsi="Times New Roman" w:cs="Times New Roman" w:hint="eastAsia"/>
-          <w:lang w:eastAsia="zh-CN"/>
-        </w:rPr>
-        <w:t>`, a</w:t>
-      </w:r>
-      <w:r>
-        <w:rPr>
-          <w:rFonts w:ascii="Times New Roman" w:eastAsia="宋体" w:hAnsi="Times New Roman" w:cs="Times New Roman"/>
-          <w:lang w:eastAsia="zh-CN"/>
-        </w:rPr>
         <w:t xml:space="preserve"> json file is manually maintained with a list of page labels and plain-English descriptions for all scraped pages.</w:t>
       </w:r>
     </w:p>
@@ -6632,12 +7802,21 @@
           <w:color w:val="auto"/>
         </w:rPr>
       </w:pPr>
+      <w:proofErr w:type="gramStart"/>
       <w:r>
         <w:rPr>
           <w:rFonts w:ascii="Times New Roman" w:hAnsi="Times New Roman" w:cs="Times New Roman"/>
           <w:color w:val="auto"/>
         </w:rPr>
-        <w:t>6.5  Evidence Judge Design</w:t>
+        <w:t>6.5  Evidence</w:t>
+      </w:r>
+      <w:proofErr w:type="gramEnd"/>
+      <w:r>
+        <w:rPr>
+          <w:rFonts w:ascii="Times New Roman" w:hAnsi="Times New Roman" w:cs="Times New Roman"/>
+          <w:color w:val="auto"/>
+        </w:rPr>
+        <w:t xml:space="preserve"> Judge Design</w:t>
       </w:r>
     </w:p>
     <w:p>
@@ -7135,12 +8314,21 @@
           <w:color w:val="auto"/>
         </w:rPr>
       </w:pPr>
+      <w:proofErr w:type="gramStart"/>
       <w:r>
         <w:rPr>
           <w:rFonts w:ascii="Times New Roman" w:hAnsi="Times New Roman" w:cs="Times New Roman"/>
           <w:color w:val="auto"/>
         </w:rPr>
-        <w:t>6.6  Answer Generation and Citations</w:t>
+        <w:t>6.6  Answer</w:t>
+      </w:r>
+      <w:proofErr w:type="gramEnd"/>
+      <w:r>
+        <w:rPr>
+          <w:rFonts w:ascii="Times New Roman" w:hAnsi="Times New Roman" w:cs="Times New Roman"/>
+          <w:color w:val="auto"/>
+        </w:rPr>
+        <w:t xml:space="preserve"> Generation and Citations</w:t>
       </w:r>
     </w:p>
     <w:p>
@@ -7214,7 +8402,21 @@
         <w:rPr>
           <w:rFonts w:ascii="Times New Roman" w:hAnsi="Times New Roman" w:cs="Times New Roman"/>
         </w:rPr>
-        <w:t>The answer is streamed token-by-token to the API layer via Ollama's NDJSON streaming interface.</w:t>
+        <w:t xml:space="preserve">The answer is streamed token-by-token to the API layer via </w:t>
+      </w:r>
+      <w:proofErr w:type="spellStart"/>
+      <w:r>
+        <w:rPr>
+          <w:rFonts w:ascii="Times New Roman" w:hAnsi="Times New Roman" w:cs="Times New Roman"/>
+        </w:rPr>
+        <w:t>Ollama's</w:t>
+      </w:r>
+      <w:proofErr w:type="spellEnd"/>
+      <w:r>
+        <w:rPr>
+          <w:rFonts w:ascii="Times New Roman" w:hAnsi="Times New Roman" w:cs="Times New Roman"/>
+        </w:rPr>
+        <w:t xml:space="preserve"> NDJSON streaming interface.</w:t>
       </w:r>
     </w:p>
     <w:p>
@@ -7225,13 +8427,22 @@
           <w:color w:val="auto"/>
         </w:rPr>
       </w:pPr>
+      <w:proofErr w:type="gramStart"/>
       <w:r>
         <w:rPr>
           <w:rFonts w:ascii="Times New Roman" w:hAnsi="Times New Roman" w:cs="Times New Roman"/>
           <w:color w:val="auto"/>
         </w:rPr>
         <w:lastRenderedPageBreak/>
-        <w:t>6.7  Per-Request Tracing</w:t>
+        <w:t>6.7  Per</w:t>
+      </w:r>
+      <w:proofErr w:type="gramEnd"/>
+      <w:r>
+        <w:rPr>
+          <w:rFonts w:ascii="Times New Roman" w:hAnsi="Times New Roman" w:cs="Times New Roman"/>
+          <w:color w:val="auto"/>
+        </w:rPr>
+        <w:t>-Request Tracing</w:t>
       </w:r>
     </w:p>
     <w:p>
@@ -7246,7 +8457,35 @@
         <w:rPr>
           <w:rFonts w:ascii="Times New Roman" w:hAnsi="Times New Roman" w:cs="Times New Roman"/>
         </w:rPr>
-        <w:t>Every request produces a full execution trace stored in an AgentMemory dataclass and serialized to a timestamped JSON log file in log/. The trace includes: original and rewritten queries, all tool call records (step, tool name, arguments, returned IDs), judge decisions for each step, the full evidence container, stop reason, raw answer text, and parsed citation markers. This enables post-hoc debugging and evaluation without re-running the agent.</w:t>
+        <w:t xml:space="preserve">Every request produces a full execution trace stored in an </w:t>
+      </w:r>
+      <w:proofErr w:type="spellStart"/>
+      <w:r>
+        <w:rPr>
+          <w:rFonts w:ascii="Times New Roman" w:hAnsi="Times New Roman" w:cs="Times New Roman"/>
+        </w:rPr>
+        <w:t>AgentMemory</w:t>
+      </w:r>
+      <w:proofErr w:type="spellEnd"/>
+      <w:r>
+        <w:rPr>
+          <w:rFonts w:ascii="Times New Roman" w:hAnsi="Times New Roman" w:cs="Times New Roman"/>
+        </w:rPr>
+        <w:t xml:space="preserve"> </w:t>
+      </w:r>
+      <w:proofErr w:type="spellStart"/>
+      <w:r>
+        <w:rPr>
+          <w:rFonts w:ascii="Times New Roman" w:hAnsi="Times New Roman" w:cs="Times New Roman"/>
+        </w:rPr>
+        <w:t>dataclass</w:t>
+      </w:r>
+      <w:proofErr w:type="spellEnd"/>
+      <w:r>
+        <w:rPr>
+          <w:rFonts w:ascii="Times New Roman" w:hAnsi="Times New Roman" w:cs="Times New Roman"/>
+        </w:rPr>
+        <w:t xml:space="preserve"> and serialized to a timestamped JSON log file in log/. The trace includes: original and rewritten queries, all tool call records (step, tool name, arguments, returned IDs), judge decisions for each step, the full evidence container, stop reason, raw answer text, and parsed citation markers. This enables post-hoc debugging and evaluation without re-running the agent.</w:t>
       </w:r>
     </w:p>
     <w:p>
@@ -7258,6 +8497,7 @@
           <w:lang w:eastAsia="zh-CN"/>
         </w:rPr>
       </w:pPr>
+      <w:proofErr w:type="gramStart"/>
       <w:r>
         <w:rPr>
           <w:rFonts w:ascii="Times New Roman" w:hAnsi="Times New Roman" w:cs="Times New Roman"/>
@@ -7286,8 +8526,27 @@
           <w:color w:val="auto"/>
           <w:lang w:eastAsia="zh-CN"/>
         </w:rPr>
-        <w:t>Why a Custom Agent Loop Instead of LangGraph</w:t>
-      </w:r>
+        <w:t>Why</w:t>
+      </w:r>
+      <w:proofErr w:type="gramEnd"/>
+      <w:r>
+        <w:rPr>
+          <w:rFonts w:ascii="Times New Roman" w:eastAsia="宋体" w:hAnsi="Times New Roman" w:cs="Times New Roman"/>
+          <w:color w:val="auto"/>
+          <w:lang w:eastAsia="zh-CN"/>
+        </w:rPr>
+        <w:t xml:space="preserve"> a Custom Agent Loop Instead of </w:t>
+      </w:r>
+      <w:proofErr w:type="spellStart"/>
+      <w:r>
+        <w:rPr>
+          <w:rFonts w:ascii="Times New Roman" w:eastAsia="宋体" w:hAnsi="Times New Roman" w:cs="Times New Roman"/>
+          <w:color w:val="auto"/>
+          <w:lang w:eastAsia="zh-CN"/>
+        </w:rPr>
+        <w:t>LangGraph</w:t>
+      </w:r>
+      <w:proofErr w:type="spellEnd"/>
     </w:p>
     <w:p>
       <w:pPr>
@@ -7300,7 +8559,21 @@
         <w:rPr>
           <w:rFonts w:ascii="Times New Roman" w:hAnsi="Times New Roman" w:cs="Times New Roman"/>
         </w:rPr>
-        <w:t xml:space="preserve">The agent loop is implemented from scratch rather than using a framework such as LangGraph for </w:t>
+        <w:t xml:space="preserve">The agent loop is implemented from scratch rather than using a framework such as </w:t>
+      </w:r>
+      <w:proofErr w:type="spellStart"/>
+      <w:r>
+        <w:rPr>
+          <w:rFonts w:ascii="Times New Roman" w:hAnsi="Times New Roman" w:cs="Times New Roman"/>
+        </w:rPr>
+        <w:t>LangGraph</w:t>
+      </w:r>
+      <w:proofErr w:type="spellEnd"/>
+      <w:r>
+        <w:rPr>
+          <w:rFonts w:ascii="Times New Roman" w:hAnsi="Times New Roman" w:cs="Times New Roman"/>
+        </w:rPr>
+        <w:t xml:space="preserve"> for </w:t>
       </w:r>
       <w:r>
         <w:rPr>
@@ -7354,11 +8627,77 @@
         </w:rPr>
         <w:t xml:space="preserve"> </w:t>
       </w:r>
-      <w:r>
-        <w:rPr>
-          <w:rFonts w:ascii="Times New Roman" w:hAnsi="Times New Roman" w:cs="Times New Roman"/>
-        </w:rPr>
-        <w:t>Ollama client is written purely with urllib.request and carries no LangChain dependency; integrating LangGraph would require wrapping it in a ChatOllama layer.</w:t>
+      <w:proofErr w:type="spellStart"/>
+      <w:r>
+        <w:rPr>
+          <w:rFonts w:ascii="Times New Roman" w:hAnsi="Times New Roman" w:cs="Times New Roman"/>
+        </w:rPr>
+        <w:t>Ollama</w:t>
+      </w:r>
+      <w:proofErr w:type="spellEnd"/>
+      <w:r>
+        <w:rPr>
+          <w:rFonts w:ascii="Times New Roman" w:hAnsi="Times New Roman" w:cs="Times New Roman"/>
+        </w:rPr>
+        <w:t xml:space="preserve"> client is written purely with </w:t>
+      </w:r>
+      <w:proofErr w:type="spellStart"/>
+      <w:proofErr w:type="gramStart"/>
+      <w:r>
+        <w:rPr>
+          <w:rFonts w:ascii="Times New Roman" w:hAnsi="Times New Roman" w:cs="Times New Roman"/>
+        </w:rPr>
+        <w:t>urllib.request</w:t>
+      </w:r>
+      <w:proofErr w:type="spellEnd"/>
+      <w:proofErr w:type="gramEnd"/>
+      <w:r>
+        <w:rPr>
+          <w:rFonts w:ascii="Times New Roman" w:hAnsi="Times New Roman" w:cs="Times New Roman"/>
+        </w:rPr>
+        <w:t xml:space="preserve"> and carries no </w:t>
+      </w:r>
+      <w:proofErr w:type="spellStart"/>
+      <w:r>
+        <w:rPr>
+          <w:rFonts w:ascii="Times New Roman" w:hAnsi="Times New Roman" w:cs="Times New Roman"/>
+        </w:rPr>
+        <w:t>LangChain</w:t>
+      </w:r>
+      <w:proofErr w:type="spellEnd"/>
+      <w:r>
+        <w:rPr>
+          <w:rFonts w:ascii="Times New Roman" w:hAnsi="Times New Roman" w:cs="Times New Roman"/>
+        </w:rPr>
+        <w:t xml:space="preserve"> dependency; integrating </w:t>
+      </w:r>
+      <w:proofErr w:type="spellStart"/>
+      <w:r>
+        <w:rPr>
+          <w:rFonts w:ascii="Times New Roman" w:hAnsi="Times New Roman" w:cs="Times New Roman"/>
+        </w:rPr>
+        <w:t>LangGraph</w:t>
+      </w:r>
+      <w:proofErr w:type="spellEnd"/>
+      <w:r>
+        <w:rPr>
+          <w:rFonts w:ascii="Times New Roman" w:hAnsi="Times New Roman" w:cs="Times New Roman"/>
+        </w:rPr>
+        <w:t xml:space="preserve"> would require wrapping it in a </w:t>
+      </w:r>
+      <w:proofErr w:type="spellStart"/>
+      <w:r>
+        <w:rPr>
+          <w:rFonts w:ascii="Times New Roman" w:hAnsi="Times New Roman" w:cs="Times New Roman"/>
+        </w:rPr>
+        <w:t>ChatOllama</w:t>
+      </w:r>
+      <w:proofErr w:type="spellEnd"/>
+      <w:r>
+        <w:rPr>
+          <w:rFonts w:ascii="Times New Roman" w:hAnsi="Times New Roman" w:cs="Times New Roman"/>
+        </w:rPr>
+        <w:t> layer.</w:t>
       </w:r>
     </w:p>
     <w:p>
@@ -7377,7 +8716,21 @@
         <w:rPr>
           <w:rFonts w:ascii="Times New Roman" w:hAnsi="Times New Roman" w:cs="Times New Roman"/>
         </w:rPr>
-        <w:t>The Evidence Judge — a dedicated LLM call made after every tool invocation — is a non-standard pattern that does not map onto any built-in LangGraph node type and would need the same custom logic regardless.</w:t>
+        <w:t xml:space="preserve">The Evidence Judge — a dedicated LLM call made after every tool invocation — is a non-standard pattern that does not map onto any built-in </w:t>
+      </w:r>
+      <w:proofErr w:type="spellStart"/>
+      <w:r>
+        <w:rPr>
+          <w:rFonts w:ascii="Times New Roman" w:hAnsi="Times New Roman" w:cs="Times New Roman"/>
+        </w:rPr>
+        <w:t>LangGraph</w:t>
+      </w:r>
+      <w:proofErr w:type="spellEnd"/>
+      <w:r>
+        <w:rPr>
+          <w:rFonts w:ascii="Times New Roman" w:hAnsi="Times New Roman" w:cs="Times New Roman"/>
+        </w:rPr>
+        <w:t xml:space="preserve"> node type and would need the same custom logic regardless.</w:t>
       </w:r>
     </w:p>
     <w:p>
@@ -7396,7 +8749,21 @@
         <w:rPr>
           <w:rFonts w:ascii="Times New Roman" w:hAnsi="Times New Roman" w:cs="Times New Roman"/>
         </w:rPr>
-        <w:t>Business rules such as forcing hybrid_retrieve as the first action are handled with a single if statement in the current loop; LangGraph would require explicit conditional edges to express the same behavior.</w:t>
+        <w:t xml:space="preserve">Business rules such as forcing hybrid_retrieve as the first action are handled with a single if statement in the current loop; </w:t>
+      </w:r>
+      <w:proofErr w:type="spellStart"/>
+      <w:r>
+        <w:rPr>
+          <w:rFonts w:ascii="Times New Roman" w:hAnsi="Times New Roman" w:cs="Times New Roman"/>
+        </w:rPr>
+        <w:t>LangGraph</w:t>
+      </w:r>
+      <w:proofErr w:type="spellEnd"/>
+      <w:r>
+        <w:rPr>
+          <w:rFonts w:ascii="Times New Roman" w:hAnsi="Times New Roman" w:cs="Times New Roman"/>
+        </w:rPr>
+        <w:t xml:space="preserve"> would require explicit conditional edges to express the same behavior.</w:t>
       </w:r>
     </w:p>
     <w:p>
@@ -7430,7 +8797,23 @@
           <w:rFonts w:ascii="Times New Roman" w:eastAsia="宋体" w:hAnsi="Times New Roman" w:cs="Times New Roman"/>
           <w:lang w:eastAsia="zh-CN"/>
         </w:rPr>
-        <w:t>In summary, the custom loop is the right fit for this project's scope — the logic is fully self-contained and the dependency footprint is minimal. LangGraph would offer meaningful benefits only if the system needed to scale to multiple concurrent users, persist conversation state across requests, or support human-in-the-loop review steps.</w:t>
+        <w:t xml:space="preserve">In summary, the custom loop is the right fit for this project's scope — the logic is fully self-contained and the dependency footprint is minimal. </w:t>
+      </w:r>
+      <w:proofErr w:type="spellStart"/>
+      <w:r>
+        <w:rPr>
+          <w:rFonts w:ascii="Times New Roman" w:eastAsia="宋体" w:hAnsi="Times New Roman" w:cs="Times New Roman"/>
+          <w:lang w:eastAsia="zh-CN"/>
+        </w:rPr>
+        <w:t>LangGraph</w:t>
+      </w:r>
+      <w:proofErr w:type="spellEnd"/>
+      <w:r>
+        <w:rPr>
+          <w:rFonts w:ascii="Times New Roman" w:eastAsia="宋体" w:hAnsi="Times New Roman" w:cs="Times New Roman"/>
+          <w:lang w:eastAsia="zh-CN"/>
+        </w:rPr>
+        <w:t xml:space="preserve"> would offer meaningful benefits only if the system needed to scale to multiple concurrent users, persist conversation state across requests, or support human-in-the-loop review steps.</w:t>
       </w:r>
     </w:p>
     <w:p>
@@ -7449,12 +8832,21 @@
           <w:color w:val="auto"/>
         </w:rPr>
       </w:pPr>
+      <w:proofErr w:type="gramStart"/>
       <w:r>
         <w:rPr>
           <w:rFonts w:ascii="Times New Roman" w:hAnsi="Times New Roman" w:cs="Times New Roman"/>
           <w:color w:val="auto"/>
         </w:rPr>
-        <w:t>7  API Server and Frontend</w:t>
+        <w:t>7  API</w:t>
+      </w:r>
+      <w:proofErr w:type="gramEnd"/>
+      <w:r>
+        <w:rPr>
+          <w:rFonts w:ascii="Times New Roman" w:hAnsi="Times New Roman" w:cs="Times New Roman"/>
+          <w:color w:val="auto"/>
+        </w:rPr>
+        <w:t xml:space="preserve"> Server and Frontend</w:t>
       </w:r>
     </w:p>
     <w:p>
@@ -7465,12 +8857,30 @@
           <w:color w:val="auto"/>
         </w:rPr>
       </w:pPr>
+      <w:proofErr w:type="gramStart"/>
       <w:r>
         <w:rPr>
           <w:rFonts w:ascii="Times New Roman" w:hAnsi="Times New Roman" w:cs="Times New Roman"/>
           <w:color w:val="auto"/>
         </w:rPr>
-        <w:t>7.1  FastAPI Backend</w:t>
+        <w:t xml:space="preserve">7.1  </w:t>
+      </w:r>
+      <w:proofErr w:type="spellStart"/>
+      <w:r>
+        <w:rPr>
+          <w:rFonts w:ascii="Times New Roman" w:hAnsi="Times New Roman" w:cs="Times New Roman"/>
+          <w:color w:val="auto"/>
+        </w:rPr>
+        <w:t>FastAPI</w:t>
+      </w:r>
+      <w:proofErr w:type="spellEnd"/>
+      <w:proofErr w:type="gramEnd"/>
+      <w:r>
+        <w:rPr>
+          <w:rFonts w:ascii="Times New Roman" w:hAnsi="Times New Roman" w:cs="Times New Roman"/>
+          <w:color w:val="auto"/>
+        </w:rPr>
+        <w:t xml:space="preserve"> Backend</w:t>
       </w:r>
     </w:p>
     <w:p>
@@ -7484,7 +8894,77 @@
         <w:rPr>
           <w:rFonts w:ascii="Times New Roman" w:hAnsi="Times New Roman" w:cs="Times New Roman"/>
         </w:rPr>
-        <w:t>The backend is a FastAPI application served by uvicorn. AgentTools (wrapping the retrieval index and KG navigator) and OllamaClient are instantiated once at startup via FastAPI's lifespan mechanism — avoiding re-loading the 6 MB index on every request.</w:t>
+        <w:t xml:space="preserve">The backend is a </w:t>
+      </w:r>
+      <w:proofErr w:type="spellStart"/>
+      <w:r>
+        <w:rPr>
+          <w:rFonts w:ascii="Times New Roman" w:hAnsi="Times New Roman" w:cs="Times New Roman"/>
+        </w:rPr>
+        <w:t>FastAPI</w:t>
+      </w:r>
+      <w:proofErr w:type="spellEnd"/>
+      <w:r>
+        <w:rPr>
+          <w:rFonts w:ascii="Times New Roman" w:hAnsi="Times New Roman" w:cs="Times New Roman"/>
+        </w:rPr>
+        <w:t xml:space="preserve"> application served by </w:t>
+      </w:r>
+      <w:proofErr w:type="spellStart"/>
+      <w:r>
+        <w:rPr>
+          <w:rFonts w:ascii="Times New Roman" w:hAnsi="Times New Roman" w:cs="Times New Roman"/>
+        </w:rPr>
+        <w:t>uvicorn</w:t>
+      </w:r>
+      <w:proofErr w:type="spellEnd"/>
+      <w:r>
+        <w:rPr>
+          <w:rFonts w:ascii="Times New Roman" w:hAnsi="Times New Roman" w:cs="Times New Roman"/>
+        </w:rPr>
+        <w:t xml:space="preserve">. </w:t>
+      </w:r>
+      <w:proofErr w:type="spellStart"/>
+      <w:r>
+        <w:rPr>
+          <w:rFonts w:ascii="Times New Roman" w:hAnsi="Times New Roman" w:cs="Times New Roman"/>
+        </w:rPr>
+        <w:t>AgentTools</w:t>
+      </w:r>
+      <w:proofErr w:type="spellEnd"/>
+      <w:r>
+        <w:rPr>
+          <w:rFonts w:ascii="Times New Roman" w:hAnsi="Times New Roman" w:cs="Times New Roman"/>
+        </w:rPr>
+        <w:t xml:space="preserve"> (wrapping the retrieval index and KG navigator) and </w:t>
+      </w:r>
+      <w:proofErr w:type="spellStart"/>
+      <w:r>
+        <w:rPr>
+          <w:rFonts w:ascii="Times New Roman" w:hAnsi="Times New Roman" w:cs="Times New Roman"/>
+        </w:rPr>
+        <w:t>OllamaClient</w:t>
+      </w:r>
+      <w:proofErr w:type="spellEnd"/>
+      <w:r>
+        <w:rPr>
+          <w:rFonts w:ascii="Times New Roman" w:hAnsi="Times New Roman" w:cs="Times New Roman"/>
+        </w:rPr>
+        <w:t xml:space="preserve"> are instantiated once at startup via </w:t>
+      </w:r>
+      <w:proofErr w:type="spellStart"/>
+      <w:r>
+        <w:rPr>
+          <w:rFonts w:ascii="Times New Roman" w:hAnsi="Times New Roman" w:cs="Times New Roman"/>
+        </w:rPr>
+        <w:t>FastAPI's</w:t>
+      </w:r>
+      <w:proofErr w:type="spellEnd"/>
+      <w:r>
+        <w:rPr>
+          <w:rFonts w:ascii="Times New Roman" w:hAnsi="Times New Roman" w:cs="Times New Roman"/>
+        </w:rPr>
+        <w:t xml:space="preserve"> lifespan mechanism — avoiding re-loading the 6 MB index on every request.</w:t>
       </w:r>
     </w:p>
     <w:tbl>
@@ -7583,8 +9063,17 @@
                 <w:rFonts w:ascii="Times New Roman" w:hAnsi="Times New Roman" w:cs="Times New Roman"/>
                 <w:sz w:val="18"/>
               </w:rPr>
-              <w:t>/health</w:t>
-            </w:r>
+              <w:t>/</w:t>
+            </w:r>
+            <w:proofErr w:type="gramStart"/>
+            <w:r>
+              <w:rPr>
+                <w:rFonts w:ascii="Times New Roman" w:hAnsi="Times New Roman" w:cs="Times New Roman"/>
+                <w:sz w:val="18"/>
+              </w:rPr>
+              <w:t>health</w:t>
+            </w:r>
+            <w:proofErr w:type="gramEnd"/>
           </w:p>
         </w:tc>
         <w:tc>
@@ -7623,7 +9112,23 @@
                 <w:rFonts w:ascii="Times New Roman" w:hAnsi="Times New Roman" w:cs="Times New Roman"/>
                 <w:sz w:val="18"/>
               </w:rPr>
-              <w:t>Reports Ollama availability and loaded model name</w:t>
+              <w:t xml:space="preserve">Reports </w:t>
+            </w:r>
+            <w:proofErr w:type="spellStart"/>
+            <w:r>
+              <w:rPr>
+                <w:rFonts w:ascii="Times New Roman" w:hAnsi="Times New Roman" w:cs="Times New Roman"/>
+                <w:sz w:val="18"/>
+              </w:rPr>
+              <w:t>Ollama</w:t>
+            </w:r>
+            <w:proofErr w:type="spellEnd"/>
+            <w:r>
+              <w:rPr>
+                <w:rFonts w:ascii="Times New Roman" w:hAnsi="Times New Roman" w:cs="Times New Roman"/>
+                <w:sz w:val="18"/>
+              </w:rPr>
+              <w:t xml:space="preserve"> availability and loaded model name</w:t>
             </w:r>
           </w:p>
         </w:tc>
@@ -7645,8 +9150,17 @@
                 <w:rFonts w:ascii="Times New Roman" w:hAnsi="Times New Roman" w:cs="Times New Roman"/>
                 <w:sz w:val="18"/>
               </w:rPr>
-              <w:t>/chat</w:t>
-            </w:r>
+              <w:t>/</w:t>
+            </w:r>
+            <w:proofErr w:type="gramStart"/>
+            <w:r>
+              <w:rPr>
+                <w:rFonts w:ascii="Times New Roman" w:hAnsi="Times New Roman" w:cs="Times New Roman"/>
+                <w:sz w:val="18"/>
+              </w:rPr>
+              <w:t>chat</w:t>
+            </w:r>
+            <w:proofErr w:type="gramEnd"/>
           </w:p>
         </w:tc>
         <w:tc>
@@ -7771,7 +9285,91 @@
         <w:rPr>
           <w:rFonts w:ascii="Times New Roman" w:hAnsi="Times New Roman" w:cs="Times New Roman"/>
         </w:rPr>
-        <w:t>Request schema: {query: string, history: [{role: "user"|"assistant", content: string}]}. Response schema: {answer: string, citations: [{index, title, source_url, text}], debug: {run_id, rewritten_queries, tool_call_count, stop_reason}}.</w:t>
+        <w:t>Request schema: {query: string, history: [{role: "</w:t>
+      </w:r>
+      <w:proofErr w:type="spellStart"/>
+      <w:r>
+        <w:rPr>
+          <w:rFonts w:ascii="Times New Roman" w:hAnsi="Times New Roman" w:cs="Times New Roman"/>
+        </w:rPr>
+        <w:t>user"|"assistant</w:t>
+      </w:r>
+      <w:proofErr w:type="spellEnd"/>
+      <w:r>
+        <w:rPr>
+          <w:rFonts w:ascii="Times New Roman" w:hAnsi="Times New Roman" w:cs="Times New Roman"/>
+        </w:rPr>
+        <w:t xml:space="preserve">", content: string}]}. Response schema: {answer: string, citations: [{index, title, </w:t>
+      </w:r>
+      <w:proofErr w:type="spellStart"/>
+      <w:r>
+        <w:rPr>
+          <w:rFonts w:ascii="Times New Roman" w:hAnsi="Times New Roman" w:cs="Times New Roman"/>
+        </w:rPr>
+        <w:t>source_url</w:t>
+      </w:r>
+      <w:proofErr w:type="spellEnd"/>
+      <w:r>
+        <w:rPr>
+          <w:rFonts w:ascii="Times New Roman" w:hAnsi="Times New Roman" w:cs="Times New Roman"/>
+        </w:rPr>
+        <w:t>, text}], debug: {</w:t>
+      </w:r>
+      <w:proofErr w:type="spellStart"/>
+      <w:r>
+        <w:rPr>
+          <w:rFonts w:ascii="Times New Roman" w:hAnsi="Times New Roman" w:cs="Times New Roman"/>
+        </w:rPr>
+        <w:t>run_id</w:t>
+      </w:r>
+      <w:proofErr w:type="spellEnd"/>
+      <w:r>
+        <w:rPr>
+          <w:rFonts w:ascii="Times New Roman" w:hAnsi="Times New Roman" w:cs="Times New Roman"/>
+        </w:rPr>
+        <w:t xml:space="preserve">, </w:t>
+      </w:r>
+      <w:proofErr w:type="spellStart"/>
+      <w:r>
+        <w:rPr>
+          <w:rFonts w:ascii="Times New Roman" w:hAnsi="Times New Roman" w:cs="Times New Roman"/>
+        </w:rPr>
+        <w:t>rewritten_queries</w:t>
+      </w:r>
+      <w:proofErr w:type="spellEnd"/>
+      <w:r>
+        <w:rPr>
+          <w:rFonts w:ascii="Times New Roman" w:hAnsi="Times New Roman" w:cs="Times New Roman"/>
+        </w:rPr>
+        <w:t xml:space="preserve">, </w:t>
+      </w:r>
+      <w:proofErr w:type="spellStart"/>
+      <w:r>
+        <w:rPr>
+          <w:rFonts w:ascii="Times New Roman" w:hAnsi="Times New Roman" w:cs="Times New Roman"/>
+        </w:rPr>
+        <w:t>tool_call_count</w:t>
+      </w:r>
+      <w:proofErr w:type="spellEnd"/>
+      <w:r>
+        <w:rPr>
+          <w:rFonts w:ascii="Times New Roman" w:hAnsi="Times New Roman" w:cs="Times New Roman"/>
+        </w:rPr>
+        <w:t xml:space="preserve">, </w:t>
+      </w:r>
+      <w:proofErr w:type="spellStart"/>
+      <w:r>
+        <w:rPr>
+          <w:rFonts w:ascii="Times New Roman" w:hAnsi="Times New Roman" w:cs="Times New Roman"/>
+        </w:rPr>
+        <w:t>stop_reason</w:t>
+      </w:r>
+      <w:proofErr w:type="spellEnd"/>
+      <w:r>
+        <w:rPr>
+          <w:rFonts w:ascii="Times New Roman" w:hAnsi="Times New Roman" w:cs="Times New Roman"/>
+        </w:rPr>
+        <w:t>}}.</w:t>
       </w:r>
     </w:p>
     <w:p>
@@ -7782,13 +9380,22 @@
           <w:color w:val="auto"/>
         </w:rPr>
       </w:pPr>
+      <w:proofErr w:type="gramStart"/>
       <w:r>
         <w:rPr>
           <w:rFonts w:ascii="Times New Roman" w:hAnsi="Times New Roman" w:cs="Times New Roman"/>
           <w:color w:val="auto"/>
         </w:rPr>
         <w:lastRenderedPageBreak/>
-        <w:t>7.2  Server-Sent Events (SSE) Streaming</w:t>
+        <w:t>7.2  Server</w:t>
+      </w:r>
+      <w:proofErr w:type="gramEnd"/>
+      <w:r>
+        <w:rPr>
+          <w:rFonts w:ascii="Times New Roman" w:hAnsi="Times New Roman" w:cs="Times New Roman"/>
+          <w:color w:val="auto"/>
+        </w:rPr>
+        <w:t>-Sent Events (SSE) Streaming</w:t>
       </w:r>
     </w:p>
     <w:p>
@@ -8086,12 +9693,21 @@
           <w:color w:val="auto"/>
         </w:rPr>
       </w:pPr>
+      <w:proofErr w:type="gramStart"/>
       <w:r>
         <w:rPr>
           <w:rFonts w:ascii="Times New Roman" w:hAnsi="Times New Roman" w:cs="Times New Roman"/>
           <w:color w:val="auto"/>
         </w:rPr>
-        <w:t>7.3  React Frontend</w:t>
+        <w:t>7.3  React</w:t>
+      </w:r>
+      <w:proofErr w:type="gramEnd"/>
+      <w:r>
+        <w:rPr>
+          <w:rFonts w:ascii="Times New Roman" w:hAnsi="Times New Roman" w:cs="Times New Roman"/>
+          <w:color w:val="auto"/>
+        </w:rPr>
+        <w:t xml:space="preserve"> Frontend</w:t>
       </w:r>
     </w:p>
     <w:p>
@@ -8244,7 +9860,23 @@
                 <w:rFonts w:ascii="Times New Roman" w:hAnsi="Times New Roman" w:cs="Times New Roman"/>
                 <w:sz w:val="18"/>
               </w:rPr>
-              <w:t>Hidden below 768 px; each session stores its own messages and sources independently</w:t>
+              <w:t xml:space="preserve">Hidden below 768 </w:t>
+            </w:r>
+            <w:proofErr w:type="spellStart"/>
+            <w:r>
+              <w:rPr>
+                <w:rFonts w:ascii="Times New Roman" w:hAnsi="Times New Roman" w:cs="Times New Roman"/>
+                <w:sz w:val="18"/>
+              </w:rPr>
+              <w:t>px</w:t>
+            </w:r>
+            <w:proofErr w:type="spellEnd"/>
+            <w:r>
+              <w:rPr>
+                <w:rFonts w:ascii="Times New Roman" w:hAnsi="Times New Roman" w:cs="Times New Roman"/>
+                <w:sz w:val="18"/>
+              </w:rPr>
+              <w:t>; each session stores its own messages and sources independently</w:t>
             </w:r>
           </w:p>
         </w:tc>
@@ -8393,7 +10025,21 @@
         <w:rPr>
           <w:rFonts w:ascii="Times New Roman" w:hAnsi="Times New Roman" w:cs="Times New Roman"/>
         </w:rPr>
-        <w:t>Citation rendering: a custom remark plugin transforms [1], [2] markers in markdown output into clickable superscript elements that trigger highlighting in the Sources panel. The Vite dev server proxies /api/* to the backend URL (configurable via VITE_BACKEND_URL), hiding CORS and tunnel URL complexity from the browser.</w:t>
+        <w:t>Citation rendering: a custom remark plugin transforms [1], [2] markers in markdown output into clickable superscript elements that trigger highlighting in the Sources panel. The Vite dev server proxies /</w:t>
+      </w:r>
+      <w:proofErr w:type="spellStart"/>
+      <w:r>
+        <w:rPr>
+          <w:rFonts w:ascii="Times New Roman" w:hAnsi="Times New Roman" w:cs="Times New Roman"/>
+        </w:rPr>
+        <w:t>api</w:t>
+      </w:r>
+      <w:proofErr w:type="spellEnd"/>
+      <w:r>
+        <w:rPr>
+          <w:rFonts w:ascii="Times New Roman" w:hAnsi="Times New Roman" w:cs="Times New Roman"/>
+        </w:rPr>
+        <w:t>/* to the backend URL (configurable via VITE_BACKEND_URL), hiding CORS and tunnel URL complexity from the browser.</w:t>
       </w:r>
     </w:p>
     <w:p>
@@ -8414,6 +10060,7 @@
           <w:lang w:eastAsia="zh-CN"/>
         </w:rPr>
       </w:pPr>
+      <w:proofErr w:type="gramStart"/>
       <w:r>
         <w:rPr>
           <w:rFonts w:ascii="Times New Roman" w:hAnsi="Times New Roman" w:cs="Times New Roman"/>
@@ -8436,6 +10083,7 @@
         </w:rPr>
         <w:t xml:space="preserve">  Frontend</w:t>
       </w:r>
+      <w:proofErr w:type="gramEnd"/>
       <w:r>
         <w:rPr>
           <w:rFonts w:ascii="Times New Roman" w:eastAsia="宋体" w:hAnsi="Times New Roman" w:cs="Times New Roman" w:hint="eastAsia"/>
@@ -8535,12 +10183,21 @@
           <w:color w:val="auto"/>
         </w:rPr>
       </w:pPr>
+      <w:proofErr w:type="gramStart"/>
       <w:r>
         <w:rPr>
           <w:rFonts w:ascii="Times New Roman" w:hAnsi="Times New Roman" w:cs="Times New Roman"/>
           <w:color w:val="auto"/>
         </w:rPr>
-        <w:t>8  Evaluation: RAGAS Metrics and Results</w:t>
+        <w:t>8  Evaluation</w:t>
+      </w:r>
+      <w:proofErr w:type="gramEnd"/>
+      <w:r>
+        <w:rPr>
+          <w:rFonts w:ascii="Times New Roman" w:hAnsi="Times New Roman" w:cs="Times New Roman"/>
+          <w:color w:val="auto"/>
+        </w:rPr>
+        <w:t>: RAGAS Metrics and Results</w:t>
       </w:r>
     </w:p>
     <w:p>
@@ -8551,12 +10208,21 @@
           <w:color w:val="auto"/>
         </w:rPr>
       </w:pPr>
+      <w:proofErr w:type="gramStart"/>
       <w:r>
         <w:rPr>
           <w:rFonts w:ascii="Times New Roman" w:hAnsi="Times New Roman" w:cs="Times New Roman"/>
           <w:color w:val="auto"/>
         </w:rPr>
-        <w:t>8.1  Evaluation Dataset</w:t>
+        <w:t>8.1  Evaluation</w:t>
+      </w:r>
+      <w:proofErr w:type="gramEnd"/>
+      <w:r>
+        <w:rPr>
+          <w:rFonts w:ascii="Times New Roman" w:hAnsi="Times New Roman" w:cs="Times New Roman"/>
+          <w:color w:val="auto"/>
+        </w:rPr>
+        <w:t xml:space="preserve"> Dataset</w:t>
       </w:r>
     </w:p>
     <w:p>
@@ -8827,12 +10493,21 @@
           <w:color w:val="auto"/>
         </w:rPr>
       </w:pPr>
+      <w:proofErr w:type="gramStart"/>
       <w:r>
         <w:rPr>
           <w:rFonts w:ascii="Times New Roman" w:hAnsi="Times New Roman" w:cs="Times New Roman"/>
           <w:color w:val="auto"/>
         </w:rPr>
-        <w:t>8.2  RAGAS Metrics</w:t>
+        <w:t>8.2  RAGAS</w:t>
+      </w:r>
+      <w:proofErr w:type="gramEnd"/>
+      <w:r>
+        <w:rPr>
+          <w:rFonts w:ascii="Times New Roman" w:hAnsi="Times New Roman" w:cs="Times New Roman"/>
+          <w:color w:val="auto"/>
+        </w:rPr>
+        <w:t xml:space="preserve"> Metrics</w:t>
       </w:r>
     </w:p>
     <w:p>
@@ -9002,6 +10677,7 @@
                 <w:rFonts w:ascii="Times New Roman" w:hAnsi="Times New Roman" w:cs="Times New Roman"/>
               </w:rPr>
             </w:pPr>
+            <w:proofErr w:type="spellStart"/>
             <w:r>
               <w:rPr>
                 <w:rFonts w:ascii="Times New Roman" w:hAnsi="Times New Roman" w:cs="Times New Roman"/>
@@ -9009,6 +10685,7 @@
               </w:rPr>
               <w:t>AnswerRelevancy</w:t>
             </w:r>
+            <w:proofErr w:type="spellEnd"/>
           </w:p>
         </w:tc>
         <w:tc>
@@ -9064,6 +10741,7 @@
                 <w:rFonts w:ascii="Times New Roman" w:hAnsi="Times New Roman" w:cs="Times New Roman"/>
               </w:rPr>
             </w:pPr>
+            <w:proofErr w:type="spellStart"/>
             <w:r>
               <w:rPr>
                 <w:rFonts w:ascii="Times New Roman" w:hAnsi="Times New Roman" w:cs="Times New Roman"/>
@@ -9071,6 +10749,7 @@
               </w:rPr>
               <w:t>ContextPrecision</w:t>
             </w:r>
+            <w:proofErr w:type="spellEnd"/>
           </w:p>
         </w:tc>
         <w:tc>
@@ -9126,6 +10805,7 @@
                 <w:rFonts w:ascii="Times New Roman" w:hAnsi="Times New Roman" w:cs="Times New Roman"/>
               </w:rPr>
             </w:pPr>
+            <w:proofErr w:type="spellStart"/>
             <w:r>
               <w:rPr>
                 <w:rFonts w:ascii="Times New Roman" w:hAnsi="Times New Roman" w:cs="Times New Roman"/>
@@ -9133,6 +10813,7 @@
               </w:rPr>
               <w:t>ContextRecall</w:t>
             </w:r>
+            <w:proofErr w:type="spellEnd"/>
           </w:p>
         </w:tc>
         <w:tc>
@@ -9195,7 +10876,63 @@
         <w:rPr>
           <w:rFonts w:ascii="Times New Roman" w:hAnsi="Times New Roman" w:cs="Times New Roman"/>
         </w:rPr>
-        <w:t>The evaluator LLM is also qwen3:8b, wrapped through LangChain's ChatOllama interface with thinking mode disabled (stop=["&lt;/think&gt;"]). Evaluation runs with max_workers=1 (serial execution) to avoid overwhelming a single local Ollama server with concurrent inference requests.</w:t>
+        <w:t xml:space="preserve">The evaluator LLM is also qwen3:8b, wrapped through </w:t>
+      </w:r>
+      <w:proofErr w:type="spellStart"/>
+      <w:r>
+        <w:rPr>
+          <w:rFonts w:ascii="Times New Roman" w:hAnsi="Times New Roman" w:cs="Times New Roman"/>
+        </w:rPr>
+        <w:t>LangChain's</w:t>
+      </w:r>
+      <w:proofErr w:type="spellEnd"/>
+      <w:r>
+        <w:rPr>
+          <w:rFonts w:ascii="Times New Roman" w:hAnsi="Times New Roman" w:cs="Times New Roman"/>
+        </w:rPr>
+        <w:t xml:space="preserve"> </w:t>
+      </w:r>
+      <w:proofErr w:type="spellStart"/>
+      <w:r>
+        <w:rPr>
+          <w:rFonts w:ascii="Times New Roman" w:hAnsi="Times New Roman" w:cs="Times New Roman"/>
+        </w:rPr>
+        <w:t>ChatOllama</w:t>
+      </w:r>
+      <w:proofErr w:type="spellEnd"/>
+      <w:r>
+        <w:rPr>
+          <w:rFonts w:ascii="Times New Roman" w:hAnsi="Times New Roman" w:cs="Times New Roman"/>
+        </w:rPr>
+        <w:t xml:space="preserve"> interface with thinking mode disabled (stop=["&lt;/think&gt;"]). Evaluation runs with </w:t>
+      </w:r>
+      <w:proofErr w:type="spellStart"/>
+      <w:r>
+        <w:rPr>
+          <w:rFonts w:ascii="Times New Roman" w:hAnsi="Times New Roman" w:cs="Times New Roman"/>
+        </w:rPr>
+        <w:t>max_workers</w:t>
+      </w:r>
+      <w:proofErr w:type="spellEnd"/>
+      <w:r>
+        <w:rPr>
+          <w:rFonts w:ascii="Times New Roman" w:hAnsi="Times New Roman" w:cs="Times New Roman"/>
+        </w:rPr>
+        <w:t xml:space="preserve">=1 (serial execution) to avoid overwhelming a single local </w:t>
+      </w:r>
+      <w:proofErr w:type="spellStart"/>
+      <w:r>
+        <w:rPr>
+          <w:rFonts w:ascii="Times New Roman" w:hAnsi="Times New Roman" w:cs="Times New Roman"/>
+        </w:rPr>
+        <w:t>Ollama</w:t>
+      </w:r>
+      <w:proofErr w:type="spellEnd"/>
+      <w:r>
+        <w:rPr>
+          <w:rFonts w:ascii="Times New Roman" w:hAnsi="Times New Roman" w:cs="Times New Roman"/>
+        </w:rPr>
+        <w:t xml:space="preserve"> server with concurrent inference requests.</w:t>
       </w:r>
     </w:p>
     <w:p>
@@ -9209,7 +10946,21 @@
         <w:rPr>
           <w:rFonts w:ascii="Times New Roman" w:hAnsi="Times New Roman" w:cs="Times New Roman"/>
         </w:rPr>
-        <w:t>Agent runs are cached to docs/agent_run_cache.json before metric computation. This means the expensive agent inference step only runs once per question; the RAGAS scorer can be re-run with different configurations without re-invoking the agent.</w:t>
+        <w:t>Agent runs are cached to docs/</w:t>
+      </w:r>
+      <w:proofErr w:type="spellStart"/>
+      <w:r>
+        <w:rPr>
+          <w:rFonts w:ascii="Times New Roman" w:hAnsi="Times New Roman" w:cs="Times New Roman"/>
+        </w:rPr>
+        <w:t>agent_run_cache.json</w:t>
+      </w:r>
+      <w:proofErr w:type="spellEnd"/>
+      <w:r>
+        <w:rPr>
+          <w:rFonts w:ascii="Times New Roman" w:hAnsi="Times New Roman" w:cs="Times New Roman"/>
+        </w:rPr>
+        <w:t xml:space="preserve"> before metric computation. This means the expensive agent inference step only runs once per question; the RAGAS scorer can be re-run with different configurations without re-invoking the agent.</w:t>
       </w:r>
     </w:p>
     <w:p>
@@ -9220,6 +10971,7 @@
           <w:color w:val="auto"/>
         </w:rPr>
       </w:pPr>
+      <w:proofErr w:type="gramStart"/>
       <w:r>
         <w:rPr>
           <w:rFonts w:ascii="Times New Roman" w:hAnsi="Times New Roman" w:cs="Times New Roman"/>
@@ -9227,6 +10979,7 @@
         </w:rPr>
         <w:t>8.3  Results</w:t>
       </w:r>
+      <w:proofErr w:type="gramEnd"/>
     </w:p>
     <w:tbl>
       <w:tblPr>
@@ -9338,6 +11091,7 @@
                 <w:rFonts w:ascii="Times New Roman" w:hAnsi="Times New Roman" w:cs="Times New Roman"/>
               </w:rPr>
             </w:pPr>
+            <w:proofErr w:type="spellStart"/>
             <w:r>
               <w:rPr>
                 <w:rFonts w:ascii="Times New Roman" w:hAnsi="Times New Roman" w:cs="Times New Roman"/>
@@ -9345,6 +11099,7 @@
               </w:rPr>
               <w:t>AnswerRelevancy</w:t>
             </w:r>
+            <w:proofErr w:type="spellEnd"/>
           </w:p>
         </w:tc>
         <w:tc>
@@ -9380,6 +11135,7 @@
                 <w:rFonts w:ascii="Times New Roman" w:hAnsi="Times New Roman" w:cs="Times New Roman"/>
               </w:rPr>
             </w:pPr>
+            <w:proofErr w:type="spellStart"/>
             <w:r>
               <w:rPr>
                 <w:rFonts w:ascii="Times New Roman" w:hAnsi="Times New Roman" w:cs="Times New Roman"/>
@@ -9387,6 +11143,7 @@
               </w:rPr>
               <w:t>ContextPrecision</w:t>
             </w:r>
+            <w:proofErr w:type="spellEnd"/>
           </w:p>
         </w:tc>
         <w:tc>
@@ -9422,6 +11179,7 @@
                 <w:rFonts w:ascii="Times New Roman" w:hAnsi="Times New Roman" w:cs="Times New Roman"/>
               </w:rPr>
             </w:pPr>
+            <w:proofErr w:type="spellStart"/>
             <w:r>
               <w:rPr>
                 <w:rFonts w:ascii="Times New Roman" w:hAnsi="Times New Roman" w:cs="Times New Roman"/>
@@ -9429,6 +11187,7 @@
               </w:rPr>
               <w:t>ContextRecall</w:t>
             </w:r>
+            <w:proofErr w:type="spellEnd"/>
           </w:p>
         </w:tc>
         <w:tc>
@@ -9468,12 +11227,21 @@
           <w:color w:val="auto"/>
         </w:rPr>
       </w:pPr>
+      <w:proofErr w:type="gramStart"/>
       <w:r>
         <w:rPr>
           <w:rFonts w:ascii="Times New Roman" w:hAnsi="Times New Roman" w:cs="Times New Roman"/>
           <w:color w:val="auto"/>
         </w:rPr>
-        <w:t>8.4  Score Interpretation</w:t>
+        <w:t>8.4  Score</w:t>
+      </w:r>
+      <w:proofErr w:type="gramEnd"/>
+      <w:r>
+        <w:rPr>
+          <w:rFonts w:ascii="Times New Roman" w:hAnsi="Times New Roman" w:cs="Times New Roman"/>
+          <w:color w:val="auto"/>
+        </w:rPr>
+        <w:t xml:space="preserve"> Interpretation</w:t>
       </w:r>
     </w:p>
     <w:p>
@@ -9497,12 +11265,48 @@
           <w:rFonts w:ascii="Times New Roman" w:hAnsi="Times New Roman" w:cs="Times New Roman"/>
         </w:rPr>
       </w:pPr>
+      <w:proofErr w:type="spellStart"/>
       <w:r>
         <w:rPr>
           <w:rFonts w:ascii="Times New Roman" w:hAnsi="Times New Roman" w:cs="Times New Roman"/>
         </w:rPr>
         <w:lastRenderedPageBreak/>
-        <w:t>ContextPrecision (0.652) and ContextRecall (0.525) appear lower than the answer quality metrics. A key contributing factor is the design of the reference answers: the hand-written ground truths are deliberately comprehensive, covering multiple aspects of each question. RAGAS's ContextRecall metric penalizes any retrieved context that does not match the full breadth of the reference, even if the agent's actual answer is accurate and useful. In human evaluation, the system's answers were consistently rated as helpful and factually correct for the specific sub-questions that users realistically ask.</w:t>
+        <w:t>ContextPrecision</w:t>
+      </w:r>
+      <w:proofErr w:type="spellEnd"/>
+      <w:r>
+        <w:rPr>
+          <w:rFonts w:ascii="Times New Roman" w:hAnsi="Times New Roman" w:cs="Times New Roman"/>
+        </w:rPr>
+        <w:t xml:space="preserve"> (0.652) and </w:t>
+      </w:r>
+      <w:proofErr w:type="spellStart"/>
+      <w:r>
+        <w:rPr>
+          <w:rFonts w:ascii="Times New Roman" w:hAnsi="Times New Roman" w:cs="Times New Roman"/>
+        </w:rPr>
+        <w:t>ContextRecall</w:t>
+      </w:r>
+      <w:proofErr w:type="spellEnd"/>
+      <w:r>
+        <w:rPr>
+          <w:rFonts w:ascii="Times New Roman" w:hAnsi="Times New Roman" w:cs="Times New Roman"/>
+        </w:rPr>
+        <w:t xml:space="preserve"> (0.525) appear lower than the answer quality metrics. A key contributing factor is the design of the reference answers: the hand-written ground truths are deliberately comprehensive, covering multiple aspects of each question. RAGAS's </w:t>
+      </w:r>
+      <w:proofErr w:type="spellStart"/>
+      <w:r>
+        <w:rPr>
+          <w:rFonts w:ascii="Times New Roman" w:hAnsi="Times New Roman" w:cs="Times New Roman"/>
+        </w:rPr>
+        <w:t>ContextRecall</w:t>
+      </w:r>
+      <w:proofErr w:type="spellEnd"/>
+      <w:r>
+        <w:rPr>
+          <w:rFonts w:ascii="Times New Roman" w:hAnsi="Times New Roman" w:cs="Times New Roman"/>
+        </w:rPr>
+        <w:t xml:space="preserve"> metric penalizes any retrieved context that does not match the full breadth of the reference, even if the agent's actual answer is accurate and useful. In human evaluation, the system's answers were consistently rated as helpful and factually correct for the specific sub-questions that users realistically ask.</w:t>
       </w:r>
     </w:p>
     <w:p>
@@ -9516,7 +11320,21 @@
         <w:rPr>
           <w:rFonts w:ascii="Times New Roman" w:hAnsi="Times New Roman" w:cs="Times New Roman"/>
         </w:rPr>
-        <w:t>Failure mode analysis on the lowest-scoring samples reveals two recurring patterns: (1) questions requiring integration of information from three or more separate pages sometimes exhaust the 9-step agent budget before accumulating complete evidence; (2) highly specific numerical queries (e.g., exact per-credit-hour tuition for a specific enrollment scenario) sometimes retrieve the correct page but a neighbouring accordion item rather than the precise cell.</w:t>
+        <w:t xml:space="preserve">Failure mode analysis on the lowest-scoring samples reveals two recurring patterns: (1) questions requiring integration of information from three or more separate pages sometimes exhaust the 9-step agent budget before accumulating complete evidence; (2) highly specific numerical queries (e.g., exact per-credit-hour tuition for a specific enrollment scenario) sometimes retrieve the correct page but a </w:t>
+      </w:r>
+      <w:proofErr w:type="spellStart"/>
+      <w:r>
+        <w:rPr>
+          <w:rFonts w:ascii="Times New Roman" w:hAnsi="Times New Roman" w:cs="Times New Roman"/>
+        </w:rPr>
+        <w:t>neighbouring</w:t>
+      </w:r>
+      <w:proofErr w:type="spellEnd"/>
+      <w:r>
+        <w:rPr>
+          <w:rFonts w:ascii="Times New Roman" w:hAnsi="Times New Roman" w:cs="Times New Roman"/>
+        </w:rPr>
+        <w:t xml:space="preserve"> accordion item rather than the precise cell.</w:t>
       </w:r>
     </w:p>
     <w:p>
@@ -9527,12 +11345,21 @@
           <w:color w:val="auto"/>
         </w:rPr>
       </w:pPr>
+      <w:proofErr w:type="gramStart"/>
       <w:r>
         <w:rPr>
           <w:rFonts w:ascii="Times New Roman" w:hAnsi="Times New Roman" w:cs="Times New Roman"/>
           <w:color w:val="auto"/>
         </w:rPr>
-        <w:t>8.5  Qualitative Assessment</w:t>
+        <w:t>8.5  Qualitative</w:t>
+      </w:r>
+      <w:proofErr w:type="gramEnd"/>
+      <w:r>
+        <w:rPr>
+          <w:rFonts w:ascii="Times New Roman" w:hAnsi="Times New Roman" w:cs="Times New Roman"/>
+          <w:color w:val="auto"/>
+        </w:rPr>
+        <w:t xml:space="preserve"> Assessment</w:t>
       </w:r>
     </w:p>
     <w:p>
@@ -9546,7 +11373,21 @@
         <w:rPr>
           <w:rFonts w:ascii="Times New Roman" w:hAnsi="Times New Roman" w:cs="Times New Roman"/>
         </w:rPr>
-        <w:t>Beyond automated metrics, the development team conducted qualitative review of agent answers across the 30 evaluation questions. The system consistently produced well-structured, cited responses that direct users to the correct source URLs. The multi-step agent loop — particularly the list→inspect→fetch navigation pattern — was effective at recovering from initial retrieval failures, successfully finding evidence in accordion-embedded content that would have been missed by one-shot RAG.</w:t>
+        <w:t xml:space="preserve">Beyond automated metrics, the development team conducted qualitative review of agent answers across the 30 evaluation questions. The system consistently produced well-structured, cited responses that direct users to the correct source URLs. The multi-step agent loop — particularly the </w:t>
+      </w:r>
+      <w:proofErr w:type="spellStart"/>
+      <w:r>
+        <w:rPr>
+          <w:rFonts w:ascii="Times New Roman" w:hAnsi="Times New Roman" w:cs="Times New Roman"/>
+        </w:rPr>
+        <w:t>list→inspect→fetch</w:t>
+      </w:r>
+      <w:proofErr w:type="spellEnd"/>
+      <w:r>
+        <w:rPr>
+          <w:rFonts w:ascii="Times New Roman" w:hAnsi="Times New Roman" w:cs="Times New Roman"/>
+        </w:rPr>
+        <w:t xml:space="preserve"> navigation pattern — was effective at recovering from initial retrieval failures, successfully finding evidence in accordion-embedded content that would have been missed by one-shot RAG.</w:t>
       </w:r>
     </w:p>
     <w:p>
@@ -10693,6 +12534,7 @@
   <w:style w:type="character" w:default="1" w:styleId="a2">
     <w:name w:val="Default Paragraph Font"/>
     <w:uiPriority w:val="1"/>
+    <w:semiHidden/>
     <w:unhideWhenUsed/>
   </w:style>
   <w:style w:type="table" w:default="1" w:styleId="a3">
